--- a/report.docx
+++ b/report.docx
@@ -1,6 +1,6 @@
 
 <file path=word/document.xml><?xml version="1.0" encoding="utf-8"?>
-<w:document xmlns:o="urn:schemas-microsoft-com:office:office" xmlns:r="http://schemas.openxmlformats.org/officeDocument/2006/relationships" xmlns:v="urn:schemas-microsoft-com:vml" xmlns:w="http://schemas.openxmlformats.org/wordprocessingml/2006/main" xmlns:w10="urn:schemas-microsoft-com:office:word" xmlns:wp="http://schemas.openxmlformats.org/drawingml/2006/wordprocessingDrawing" xmlns:pic="http://schemas.openxmlformats.org/drawingml/2006/picture" xmlns:wps="http://schemas.microsoft.com/office/word/2010/wordprocessingShape" xmlns:wpg="http://schemas.microsoft.com/office/word/2010/wordprocessingGroup" xmlns:mc="http://schemas.openxmlformats.org/markup-compatibility/2006" xmlns:wp14="http://schemas.microsoft.com/office/word/2010/wordprocessingDrawing" xmlns:w14="http://schemas.microsoft.com/office/word/2010/wordml" xmlns:w15="http://schemas.microsoft.com/office/word/2012/wordml" mc:Ignorable="w14 wp14 w15">
+<w:document xmlns:o="urn:schemas-microsoft-com:office:office" xmlns:r="http://schemas.openxmlformats.org/officeDocument/2006/relationships" xmlns:v="urn:schemas-microsoft-com:vml" xmlns:w="http://schemas.openxmlformats.org/wordprocessingml/2006/main" xmlns:w10="urn:schemas-microsoft-com:office:word" xmlns:wp="http://schemas.openxmlformats.org/drawingml/2006/wordprocessingDrawing" xmlns:wps="http://schemas.microsoft.com/office/word/2010/wordprocessingShape" xmlns:wpg="http://schemas.microsoft.com/office/word/2010/wordprocessingGroup" xmlns:mc="http://schemas.openxmlformats.org/markup-compatibility/2006" xmlns:wp14="http://schemas.microsoft.com/office/word/2010/wordprocessingDrawing" xmlns:w14="http://schemas.microsoft.com/office/word/2010/wordml" xmlns:w15="http://schemas.microsoft.com/office/word/2012/wordml" mc:Ignorable="w14 wp14 w15">
   <w:body>
     <w:p>
       <w:pPr>
@@ -126,7 +126,7 @@
         <w:pStyle w:val="Normal"/>
         <w:numPr>
           <w:ilvl w:val="0"/>
-          <w:numId w:val="6"/>
+          <w:numId w:val="5"/>
         </w:numPr>
         <w:bidi w:val="0"/>
         <w:jc w:val="center"/>
@@ -150,7 +150,7 @@
         <w:pStyle w:val="Normal"/>
         <w:numPr>
           <w:ilvl w:val="0"/>
-          <w:numId w:val="6"/>
+          <w:numId w:val="5"/>
         </w:numPr>
         <w:bidi w:val="0"/>
         <w:jc w:val="center"/>
@@ -212,25 +212,7 @@
           <w:sz w:val="28"/>
           <w:szCs w:val="28"/>
         </w:rPr>
-        <w:t xml:space="preserve">Group </w:t>
-      </w:r>
-      <w:r>
-        <w:rPr>
-          <w:b/>
-          <w:bCs/>
-          <w:sz w:val="28"/>
-          <w:szCs w:val="28"/>
-        </w:rPr>
-        <w:t>Number</w:t>
-      </w:r>
-      <w:r>
-        <w:rPr>
-          <w:b/>
-          <w:bCs/>
-          <w:sz w:val="28"/>
-          <w:szCs w:val="28"/>
-        </w:rPr>
-        <w:t>: 29</w:t>
+        <w:t>Group Number: 29</w:t>
       </w:r>
     </w:p>
     <w:p>
@@ -406,7 +388,6 @@
                     <a:prstGeom prst="rect">
                       <a:avLst/>
                     </a:prstGeom>
-                    <a:noFill/>
                   </pic:spPr>
                 </pic:pic>
               </a:graphicData>
@@ -1162,6 +1143,7 @@
       <w:pPr>
         <w:pStyle w:val="Heading3"/>
         <w:spacing w:lineRule="auto" w:line="276" w:before="0" w:after="140"/>
+        <w:ind w:hanging="0" w:start="0"/>
         <w:jc w:val="center"/>
         <w:rPr>
           <w:rFonts w:ascii="Arial" w:hAnsi="Arial"/>
@@ -1210,6 +1192,173 @@
         <w:t xml:space="preserve"> ανά ηλικιακή ομάδα, χρησιμοποιώντας ολόκληρο το crime dataset του Los Angeles (2010–2019 και 2020–2025).</w:t>
         <w:br/>
         <w:t>Οι ηλικίες ομαδοποιούνται σε τέσσερις κατηγορίες:</w:t>
+      </w:r>
+    </w:p>
+    <w:p>
+      <w:pPr>
+        <w:pStyle w:val="BodyText"/>
+        <w:numPr>
+          <w:ilvl w:val="0"/>
+          <w:numId w:val="6"/>
+        </w:numPr>
+        <w:tabs>
+          <w:tab w:val="clear" w:pos="709"/>
+          <w:tab w:val="left" w:pos="0" w:leader="none"/>
+        </w:tabs>
+        <w:ind w:hanging="283" w:start="709"/>
+        <w:jc w:val="both"/>
+        <w:rPr>
+          <w:rFonts w:ascii="Arial" w:hAnsi="Arial"/>
+          <w:sz w:val="24"/>
+          <w:szCs w:val="24"/>
+        </w:rPr>
+      </w:pPr>
+      <w:r>
+        <w:rPr>
+          <w:rFonts w:ascii="Arial" w:hAnsi="Arial"/>
+          <w:sz w:val="24"/>
+          <w:szCs w:val="24"/>
+        </w:rPr>
+        <w:t>Children (&lt;18)</w:t>
+      </w:r>
+    </w:p>
+    <w:p>
+      <w:pPr>
+        <w:pStyle w:val="BodyText"/>
+        <w:numPr>
+          <w:ilvl w:val="0"/>
+          <w:numId w:val="6"/>
+        </w:numPr>
+        <w:tabs>
+          <w:tab w:val="clear" w:pos="709"/>
+          <w:tab w:val="left" w:pos="0" w:leader="none"/>
+        </w:tabs>
+        <w:ind w:hanging="283" w:start="709"/>
+        <w:jc w:val="both"/>
+        <w:rPr>
+          <w:rFonts w:ascii="Arial" w:hAnsi="Arial"/>
+          <w:sz w:val="24"/>
+          <w:szCs w:val="24"/>
+        </w:rPr>
+      </w:pPr>
+      <w:r>
+        <w:rPr>
+          <w:rFonts w:ascii="Arial" w:hAnsi="Arial"/>
+          <w:sz w:val="24"/>
+          <w:szCs w:val="24"/>
+        </w:rPr>
+        <w:t>Young adults (18–24)</w:t>
+      </w:r>
+    </w:p>
+    <w:p>
+      <w:pPr>
+        <w:pStyle w:val="BodyText"/>
+        <w:numPr>
+          <w:ilvl w:val="0"/>
+          <w:numId w:val="6"/>
+        </w:numPr>
+        <w:tabs>
+          <w:tab w:val="clear" w:pos="709"/>
+          <w:tab w:val="left" w:pos="0" w:leader="none"/>
+        </w:tabs>
+        <w:ind w:hanging="283" w:start="709"/>
+        <w:jc w:val="both"/>
+        <w:rPr>
+          <w:rFonts w:ascii="Arial" w:hAnsi="Arial"/>
+          <w:sz w:val="24"/>
+          <w:szCs w:val="24"/>
+        </w:rPr>
+      </w:pPr>
+      <w:r>
+        <w:rPr>
+          <w:rFonts w:ascii="Arial" w:hAnsi="Arial"/>
+          <w:sz w:val="24"/>
+          <w:szCs w:val="24"/>
+        </w:rPr>
+        <w:t>Adults (25–64)</w:t>
+      </w:r>
+    </w:p>
+    <w:p>
+      <w:pPr>
+        <w:pStyle w:val="BodyText"/>
+        <w:numPr>
+          <w:ilvl w:val="0"/>
+          <w:numId w:val="6"/>
+        </w:numPr>
+        <w:tabs>
+          <w:tab w:val="clear" w:pos="709"/>
+          <w:tab w:val="left" w:pos="0" w:leader="none"/>
+        </w:tabs>
+        <w:ind w:hanging="283" w:start="709"/>
+        <w:jc w:val="both"/>
+        <w:rPr>
+          <w:rFonts w:ascii="Arial" w:hAnsi="Arial"/>
+          <w:sz w:val="24"/>
+          <w:szCs w:val="24"/>
+        </w:rPr>
+      </w:pPr>
+      <w:r>
+        <w:rPr>
+          <w:rFonts w:ascii="Arial" w:hAnsi="Arial"/>
+          <w:sz w:val="24"/>
+          <w:szCs w:val="24"/>
+        </w:rPr>
+        <w:t>Seniors (&gt;64)</w:t>
+      </w:r>
+    </w:p>
+    <w:p>
+      <w:pPr>
+        <w:pStyle w:val="BodyText"/>
+        <w:jc w:val="both"/>
+        <w:rPr>
+          <w:rFonts w:ascii="Arial" w:hAnsi="Arial"/>
+          <w:sz w:val="24"/>
+          <w:szCs w:val="24"/>
+        </w:rPr>
+      </w:pPr>
+      <w:r>
+        <w:rPr>
+          <w:rFonts w:ascii="Arial" w:hAnsi="Arial"/>
+          <w:sz w:val="24"/>
+          <w:szCs w:val="24"/>
+        </w:rPr>
+        <w:t>και καταγράφεται πόσα περιστατικά aggravated assault αντιστοιχούν σε κάθε ομάδα.</w:t>
+      </w:r>
+    </w:p>
+    <w:p>
+      <w:pPr>
+        <w:pStyle w:val="Heading3"/>
+        <w:spacing w:lineRule="auto" w:line="276" w:before="0" w:after="140"/>
+        <w:ind w:hanging="0" w:start="0"/>
+        <w:jc w:val="center"/>
+        <w:rPr>
+          <w:rFonts w:ascii="Arial" w:hAnsi="Arial"/>
+        </w:rPr>
+      </w:pPr>
+      <w:r>
+        <w:rPr>
+          <w:rFonts w:ascii="Arial" w:hAnsi="Arial"/>
+        </w:rPr>
+        <w:t>2. Υλοποιήσεις που συγκρίθηκαν</w:t>
+      </w:r>
+    </w:p>
+    <w:p>
+      <w:pPr>
+        <w:pStyle w:val="BodyText"/>
+        <w:jc w:val="both"/>
+        <w:rPr>
+          <w:rFonts w:ascii="Arial" w:hAnsi="Arial"/>
+          <w:sz w:val="24"/>
+          <w:szCs w:val="24"/>
+        </w:rPr>
+      </w:pPr>
+      <w:r>
+        <w:rPr>
+          <w:rFonts w:ascii="Arial" w:hAnsi="Arial"/>
+          <w:sz w:val="24"/>
+          <w:szCs w:val="24"/>
+        </w:rPr>
+        <w:t>Το ίδιο λογικό ερώτημα υλοποιήθηκε με τρεις διαφορετικούς τρόπους, πάντα με 4 executors (1 core, 2 GB):</w:t>
       </w:r>
     </w:p>
     <w:p>
@@ -1224,20 +1373,235 @@
           <w:tab w:val="left" w:pos="0" w:leader="none"/>
         </w:tabs>
         <w:ind w:hanging="283" w:start="709"/>
-        <w:jc w:val="both"/>
-        <w:rPr>
-          <w:rFonts w:ascii="Arial" w:hAnsi="Arial"/>
-          <w:sz w:val="24"/>
-          <w:szCs w:val="24"/>
-        </w:rPr>
-      </w:pPr>
-      <w:r>
-        <w:rPr>
-          <w:rFonts w:ascii="Arial" w:hAnsi="Arial"/>
-          <w:sz w:val="24"/>
-          <w:szCs w:val="24"/>
-        </w:rPr>
-        <w:t>Children (&lt;18)</w:t>
+        <w:jc w:val="start"/>
+        <w:rPr>
+          <w:rFonts w:ascii="Arial" w:hAnsi="Arial"/>
+          <w:sz w:val="28"/>
+          <w:szCs w:val="28"/>
+        </w:rPr>
+      </w:pPr>
+      <w:r>
+        <w:rPr>
+          <w:rStyle w:val="Strong"/>
+          <w:rFonts w:ascii="Arial" w:hAnsi="Arial"/>
+          <w:sz w:val="28"/>
+          <w:szCs w:val="28"/>
+        </w:rPr>
+        <w:t>DataFrame API – χωρίς UDF</w:t>
+      </w:r>
+    </w:p>
+    <w:p>
+      <w:pPr>
+        <w:pStyle w:val="BodyText"/>
+        <w:numPr>
+          <w:ilvl w:val="1"/>
+          <w:numId w:val="7"/>
+        </w:numPr>
+        <w:tabs>
+          <w:tab w:val="clear" w:pos="709"/>
+          <w:tab w:val="left" w:pos="0" w:leader="none"/>
+        </w:tabs>
+        <w:ind w:hanging="283" w:start="1418"/>
+        <w:jc w:val="start"/>
+        <w:rPr>
+          <w:rFonts w:ascii="Arial" w:hAnsi="Arial"/>
+          <w:sz w:val="28"/>
+          <w:szCs w:val="28"/>
+        </w:rPr>
+      </w:pPr>
+      <w:r>
+        <w:rPr>
+          <w:rFonts w:ascii="Arial" w:hAnsi="Arial"/>
+          <w:sz w:val="24"/>
+          <w:szCs w:val="24"/>
+        </w:rPr>
+        <w:t>Φιλτράρονται οι εγγραφές όπου η περιγραφή του εγκλήματος (</w:t>
+      </w:r>
+      <w:r>
+        <w:rPr>
+          <w:rStyle w:val="SourceText"/>
+          <w:rFonts w:ascii="Arial" w:hAnsi="Arial"/>
+          <w:sz w:val="24"/>
+          <w:szCs w:val="24"/>
+        </w:rPr>
+        <w:t>Crm Cd Desc</w:t>
+      </w:r>
+      <w:r>
+        <w:rPr>
+          <w:rFonts w:ascii="Arial" w:hAnsi="Arial"/>
+          <w:sz w:val="24"/>
+          <w:szCs w:val="24"/>
+        </w:rPr>
+        <w:t>) περιέχει «aggravated assault» (case-insensitive).</w:t>
+      </w:r>
+    </w:p>
+    <w:p>
+      <w:pPr>
+        <w:pStyle w:val="BodyText"/>
+        <w:numPr>
+          <w:ilvl w:val="1"/>
+          <w:numId w:val="7"/>
+        </w:numPr>
+        <w:tabs>
+          <w:tab w:val="clear" w:pos="709"/>
+          <w:tab w:val="left" w:pos="0" w:leader="none"/>
+        </w:tabs>
+        <w:ind w:hanging="283" w:start="1418"/>
+        <w:jc w:val="start"/>
+        <w:rPr>
+          <w:rFonts w:ascii="Arial" w:hAnsi="Arial"/>
+          <w:sz w:val="28"/>
+          <w:szCs w:val="28"/>
+        </w:rPr>
+      </w:pPr>
+      <w:r>
+        <w:rPr>
+          <w:rFonts w:ascii="Arial" w:hAnsi="Arial"/>
+          <w:sz w:val="24"/>
+          <w:szCs w:val="24"/>
+        </w:rPr>
+        <w:t>Φιλτράρονται επίσης τα θύματα με έγκυρη ηλικία (</w:t>
+      </w:r>
+      <w:r>
+        <w:rPr>
+          <w:rStyle w:val="SourceText"/>
+          <w:rFonts w:ascii="Arial" w:hAnsi="Arial"/>
+          <w:sz w:val="24"/>
+          <w:szCs w:val="24"/>
+        </w:rPr>
+        <w:t>Vict Age &gt; 0</w:t>
+      </w:r>
+      <w:r>
+        <w:rPr>
+          <w:rFonts w:ascii="Arial" w:hAnsi="Arial"/>
+          <w:sz w:val="24"/>
+          <w:szCs w:val="24"/>
+        </w:rPr>
+        <w:t>).</w:t>
+      </w:r>
+    </w:p>
+    <w:p>
+      <w:pPr>
+        <w:pStyle w:val="BodyText"/>
+        <w:numPr>
+          <w:ilvl w:val="1"/>
+          <w:numId w:val="7"/>
+        </w:numPr>
+        <w:tabs>
+          <w:tab w:val="clear" w:pos="709"/>
+          <w:tab w:val="left" w:pos="0" w:leader="none"/>
+        </w:tabs>
+        <w:ind w:hanging="283" w:start="1418"/>
+        <w:jc w:val="start"/>
+        <w:rPr>
+          <w:rFonts w:ascii="Arial" w:hAnsi="Arial"/>
+          <w:sz w:val="28"/>
+          <w:szCs w:val="28"/>
+        </w:rPr>
+      </w:pPr>
+      <w:r>
+        <w:rPr>
+          <w:rFonts w:ascii="Arial" w:hAnsi="Arial"/>
+          <w:sz w:val="24"/>
+          <w:szCs w:val="24"/>
+        </w:rPr>
+        <w:t>Η ηλικιακή ομάδα υπολογίζεται αποκλειστικά με built-in expressions του Spark (</w:t>
+      </w:r>
+      <w:r>
+        <w:rPr>
+          <w:rStyle w:val="SourceText"/>
+          <w:rFonts w:ascii="Arial" w:hAnsi="Arial"/>
+          <w:sz w:val="24"/>
+          <w:szCs w:val="24"/>
+        </w:rPr>
+        <w:t>when</w:t>
+      </w:r>
+      <w:r>
+        <w:rPr>
+          <w:rFonts w:ascii="Arial" w:hAnsi="Arial"/>
+          <w:sz w:val="24"/>
+          <w:szCs w:val="24"/>
+        </w:rPr>
+        <w:t xml:space="preserve"> / </w:t>
+      </w:r>
+      <w:r>
+        <w:rPr>
+          <w:rStyle w:val="SourceText"/>
+          <w:rFonts w:ascii="Arial" w:hAnsi="Arial"/>
+          <w:sz w:val="24"/>
+          <w:szCs w:val="24"/>
+        </w:rPr>
+        <w:t>otherwise</w:t>
+      </w:r>
+      <w:r>
+        <w:rPr>
+          <w:rFonts w:ascii="Arial" w:hAnsi="Arial"/>
+          <w:sz w:val="24"/>
+          <w:szCs w:val="24"/>
+        </w:rPr>
+        <w:t>).</w:t>
+      </w:r>
+    </w:p>
+    <w:p>
+      <w:pPr>
+        <w:pStyle w:val="BodyText"/>
+        <w:numPr>
+          <w:ilvl w:val="1"/>
+          <w:numId w:val="7"/>
+        </w:numPr>
+        <w:tabs>
+          <w:tab w:val="clear" w:pos="709"/>
+          <w:tab w:val="left" w:pos="0" w:leader="none"/>
+        </w:tabs>
+        <w:ind w:hanging="283" w:start="1418"/>
+        <w:jc w:val="start"/>
+        <w:rPr>
+          <w:rFonts w:ascii="Arial" w:hAnsi="Arial"/>
+          <w:sz w:val="28"/>
+          <w:szCs w:val="28"/>
+        </w:rPr>
+      </w:pPr>
+      <w:r>
+        <w:rPr>
+          <w:rFonts w:ascii="Arial" w:hAnsi="Arial"/>
+          <w:sz w:val="24"/>
+          <w:szCs w:val="24"/>
+        </w:rPr>
+        <w:t xml:space="preserve">Γίνεται </w:t>
+      </w:r>
+      <w:r>
+        <w:rPr>
+          <w:rStyle w:val="SourceText"/>
+          <w:rFonts w:ascii="Arial" w:hAnsi="Arial"/>
+          <w:sz w:val="24"/>
+          <w:szCs w:val="24"/>
+        </w:rPr>
+        <w:t>groupBy("age_group")</w:t>
+      </w:r>
+      <w:r>
+        <w:rPr>
+          <w:rFonts w:ascii="Arial" w:hAnsi="Arial"/>
+          <w:sz w:val="24"/>
+          <w:szCs w:val="24"/>
+        </w:rPr>
+        <w:t xml:space="preserve"> και </w:t>
+      </w:r>
+      <w:r>
+        <w:rPr>
+          <w:rStyle w:val="SourceText"/>
+          <w:rFonts w:ascii="Arial" w:hAnsi="Arial"/>
+          <w:sz w:val="24"/>
+          <w:szCs w:val="24"/>
+        </w:rPr>
+        <w:t>count()</w:t>
+      </w:r>
+      <w:r>
+        <w:rPr>
+          <w:rFonts w:ascii="Arial" w:hAnsi="Arial"/>
+          <w:sz w:val="24"/>
+          <w:szCs w:val="24"/>
+        </w:rPr>
+        <w:t>, και τελικά ταξινόμηση κατά φθίνουσα σειρά πλήθους.</w:t>
       </w:r>
     </w:p>
     <w:p>
@@ -1252,20 +1616,190 @@
           <w:tab w:val="left" w:pos="0" w:leader="none"/>
         </w:tabs>
         <w:ind w:hanging="283" w:start="709"/>
-        <w:jc w:val="both"/>
-        <w:rPr>
-          <w:rFonts w:ascii="Arial" w:hAnsi="Arial"/>
-          <w:sz w:val="24"/>
-          <w:szCs w:val="24"/>
-        </w:rPr>
-      </w:pPr>
-      <w:r>
-        <w:rPr>
-          <w:rFonts w:ascii="Arial" w:hAnsi="Arial"/>
-          <w:sz w:val="24"/>
-          <w:szCs w:val="24"/>
-        </w:rPr>
-        <w:t>Young adults (18–24)</w:t>
+        <w:jc w:val="start"/>
+        <w:rPr>
+          <w:rFonts w:ascii="Arial" w:hAnsi="Arial"/>
+          <w:sz w:val="28"/>
+          <w:szCs w:val="28"/>
+        </w:rPr>
+      </w:pPr>
+      <w:r>
+        <w:rPr>
+          <w:rStyle w:val="Strong"/>
+          <w:rFonts w:ascii="Arial" w:hAnsi="Arial"/>
+          <w:sz w:val="28"/>
+          <w:szCs w:val="28"/>
+        </w:rPr>
+        <w:t>DataFrame API – με UDF</w:t>
+      </w:r>
+    </w:p>
+    <w:p>
+      <w:pPr>
+        <w:pStyle w:val="BodyText"/>
+        <w:numPr>
+          <w:ilvl w:val="1"/>
+          <w:numId w:val="7"/>
+        </w:numPr>
+        <w:tabs>
+          <w:tab w:val="clear" w:pos="709"/>
+          <w:tab w:val="left" w:pos="0" w:leader="none"/>
+        </w:tabs>
+        <w:ind w:hanging="283" w:start="1418"/>
+        <w:jc w:val="start"/>
+        <w:rPr>
+          <w:rFonts w:ascii="Arial" w:hAnsi="Arial"/>
+          <w:sz w:val="24"/>
+          <w:szCs w:val="24"/>
+        </w:rPr>
+      </w:pPr>
+      <w:r>
+        <w:rPr>
+          <w:rFonts w:ascii="Arial" w:hAnsi="Arial"/>
+          <w:sz w:val="24"/>
+          <w:szCs w:val="24"/>
+        </w:rPr>
+        <w:t>Το φιλτράρισμα για aggravated assault γίνεται όπως πριν.</w:t>
+      </w:r>
+    </w:p>
+    <w:p>
+      <w:pPr>
+        <w:pStyle w:val="BodyText"/>
+        <w:numPr>
+          <w:ilvl w:val="1"/>
+          <w:numId w:val="7"/>
+        </w:numPr>
+        <w:tabs>
+          <w:tab w:val="clear" w:pos="709"/>
+          <w:tab w:val="left" w:pos="0" w:leader="none"/>
+        </w:tabs>
+        <w:ind w:hanging="283" w:start="1418"/>
+        <w:jc w:val="start"/>
+        <w:rPr>
+          <w:rFonts w:ascii="Arial" w:hAnsi="Arial"/>
+          <w:sz w:val="28"/>
+          <w:szCs w:val="28"/>
+        </w:rPr>
+      </w:pPr>
+      <w:r>
+        <w:rPr>
+          <w:rFonts w:ascii="Arial" w:hAnsi="Arial"/>
+          <w:sz w:val="24"/>
+          <w:szCs w:val="24"/>
+        </w:rPr>
+        <w:t xml:space="preserve">Η κατηγοριοποίηση της ηλικίας γίνεται μέσω Python UDF </w:t>
+      </w:r>
+      <w:r>
+        <w:rPr>
+          <w:rStyle w:val="SourceText"/>
+          <w:rFonts w:ascii="Arial" w:hAnsi="Arial"/>
+          <w:sz w:val="24"/>
+          <w:szCs w:val="24"/>
+        </w:rPr>
+        <w:t>categorize_victim_age(age)</w:t>
+      </w:r>
+      <w:r>
+        <w:rPr>
+          <w:rFonts w:ascii="Arial" w:hAnsi="Arial"/>
+          <w:sz w:val="24"/>
+          <w:szCs w:val="24"/>
+        </w:rPr>
+        <w:t xml:space="preserve"> που επιστρέφει την αντίστοιχη ηλικιακή ομάδα ή </w:t>
+      </w:r>
+      <w:r>
+        <w:rPr>
+          <w:rStyle w:val="SourceText"/>
+          <w:rFonts w:ascii="Arial" w:hAnsi="Arial"/>
+          <w:sz w:val="24"/>
+          <w:szCs w:val="24"/>
+        </w:rPr>
+        <w:t>None</w:t>
+      </w:r>
+      <w:r>
+        <w:rPr>
+          <w:rFonts w:ascii="Arial" w:hAnsi="Arial"/>
+          <w:sz w:val="24"/>
+          <w:szCs w:val="24"/>
+        </w:rPr>
+        <w:t xml:space="preserve"> για μη έγκυρες τιμές.</w:t>
+      </w:r>
+    </w:p>
+    <w:p>
+      <w:pPr>
+        <w:pStyle w:val="BodyText"/>
+        <w:numPr>
+          <w:ilvl w:val="1"/>
+          <w:numId w:val="7"/>
+        </w:numPr>
+        <w:tabs>
+          <w:tab w:val="clear" w:pos="709"/>
+          <w:tab w:val="left" w:pos="0" w:leader="none"/>
+        </w:tabs>
+        <w:ind w:hanging="283" w:start="1418"/>
+        <w:jc w:val="start"/>
+        <w:rPr>
+          <w:rFonts w:ascii="Arial" w:hAnsi="Arial"/>
+          <w:sz w:val="28"/>
+          <w:szCs w:val="28"/>
+        </w:rPr>
+      </w:pPr>
+      <w:r>
+        <w:rPr>
+          <w:rFonts w:ascii="Arial" w:hAnsi="Arial"/>
+          <w:sz w:val="24"/>
+          <w:szCs w:val="24"/>
+        </w:rPr>
+        <w:t xml:space="preserve">Οι τιμές με </w:t>
+      </w:r>
+      <w:r>
+        <w:rPr>
+          <w:rStyle w:val="SourceText"/>
+          <w:rFonts w:ascii="Arial" w:hAnsi="Arial"/>
+          <w:sz w:val="24"/>
+          <w:szCs w:val="24"/>
+        </w:rPr>
+        <w:t>age_group IS NULL</w:t>
+      </w:r>
+      <w:r>
+        <w:rPr>
+          <w:rFonts w:ascii="Arial" w:hAnsi="Arial"/>
+          <w:sz w:val="24"/>
+          <w:szCs w:val="24"/>
+        </w:rPr>
+        <w:t xml:space="preserve"> απορρίπτονται, και στη συνέχεια γίνεται </w:t>
+      </w:r>
+      <w:r>
+        <w:rPr>
+          <w:rStyle w:val="SourceText"/>
+          <w:rFonts w:ascii="Arial" w:hAnsi="Arial"/>
+          <w:sz w:val="24"/>
+          <w:szCs w:val="24"/>
+        </w:rPr>
+        <w:t>groupBy("age_group")</w:t>
+      </w:r>
+      <w:r>
+        <w:rPr>
+          <w:rFonts w:ascii="Arial" w:hAnsi="Arial"/>
+          <w:sz w:val="24"/>
+          <w:szCs w:val="24"/>
+        </w:rPr>
+        <w:t xml:space="preserve"> και </w:t>
+      </w:r>
+      <w:r>
+        <w:rPr>
+          <w:rStyle w:val="SourceText"/>
+          <w:rFonts w:ascii="Arial" w:hAnsi="Arial"/>
+          <w:sz w:val="24"/>
+          <w:szCs w:val="24"/>
+        </w:rPr>
+        <w:t>count()</w:t>
+      </w:r>
+      <w:r>
+        <w:rPr>
+          <w:rFonts w:ascii="Arial" w:hAnsi="Arial"/>
+          <w:sz w:val="24"/>
+          <w:szCs w:val="24"/>
+        </w:rPr>
+        <w:t>.</w:t>
       </w:r>
     </w:p>
     <w:p>
@@ -1280,102 +1814,335 @@
           <w:tab w:val="left" w:pos="0" w:leader="none"/>
         </w:tabs>
         <w:ind w:hanging="283" w:start="709"/>
-        <w:jc w:val="both"/>
-        <w:rPr>
-          <w:rFonts w:ascii="Arial" w:hAnsi="Arial"/>
-          <w:sz w:val="24"/>
-          <w:szCs w:val="24"/>
-        </w:rPr>
-      </w:pPr>
-      <w:r>
-        <w:rPr>
-          <w:rFonts w:ascii="Arial" w:hAnsi="Arial"/>
-          <w:sz w:val="24"/>
-          <w:szCs w:val="24"/>
-        </w:rPr>
-        <w:t>Adults (25–64)</w:t>
+        <w:jc w:val="start"/>
+        <w:rPr>
+          <w:rFonts w:ascii="Arial" w:hAnsi="Arial"/>
+          <w:sz w:val="28"/>
+          <w:szCs w:val="28"/>
+        </w:rPr>
+      </w:pPr>
+      <w:r>
+        <w:rPr>
+          <w:rStyle w:val="Strong"/>
+          <w:rFonts w:ascii="Arial" w:hAnsi="Arial"/>
+          <w:sz w:val="28"/>
+          <w:szCs w:val="28"/>
+        </w:rPr>
+        <w:t>RDD API</w:t>
       </w:r>
     </w:p>
     <w:p>
       <w:pPr>
         <w:pStyle w:val="BodyText"/>
         <w:numPr>
-          <w:ilvl w:val="0"/>
+          <w:ilvl w:val="1"/>
           <w:numId w:val="7"/>
         </w:numPr>
         <w:tabs>
           <w:tab w:val="clear" w:pos="709"/>
           <w:tab w:val="left" w:pos="0" w:leader="none"/>
         </w:tabs>
-        <w:ind w:hanging="283" w:start="709"/>
-        <w:jc w:val="both"/>
-        <w:rPr>
-          <w:rFonts w:ascii="Arial" w:hAnsi="Arial"/>
-          <w:sz w:val="24"/>
-          <w:szCs w:val="24"/>
-        </w:rPr>
-      </w:pPr>
-      <w:r>
-        <w:rPr>
-          <w:rFonts w:ascii="Arial" w:hAnsi="Arial"/>
-          <w:sz w:val="24"/>
-          <w:szCs w:val="24"/>
-        </w:rPr>
-        <w:t>Seniors (&gt;64)</w:t>
-      </w:r>
-    </w:p>
-    <w:p>
-      <w:pPr>
-        <w:pStyle w:val="BodyText"/>
-        <w:jc w:val="both"/>
-        <w:rPr>
-          <w:rFonts w:ascii="Arial" w:hAnsi="Arial"/>
-          <w:sz w:val="24"/>
-          <w:szCs w:val="24"/>
-        </w:rPr>
-      </w:pPr>
-      <w:r>
-        <w:rPr>
-          <w:rFonts w:ascii="Arial" w:hAnsi="Arial"/>
-          <w:sz w:val="24"/>
-          <w:szCs w:val="24"/>
-        </w:rPr>
-        <w:t>και καταγράφεται πόσα περιστατικά aggravated assault αντιστοιχούν σε κάθε ομάδα.</w:t>
-      </w:r>
-    </w:p>
-    <w:p>
-      <w:pPr>
-        <w:pStyle w:val="Heading3"/>
-        <w:spacing w:lineRule="auto" w:line="276" w:before="0" w:after="140"/>
-        <w:jc w:val="center"/>
-        <w:rPr>
-          <w:rFonts w:ascii="Arial" w:hAnsi="Arial"/>
-        </w:rPr>
-      </w:pPr>
-      <w:r>
-        <w:rPr>
-          <w:rFonts w:ascii="Arial" w:hAnsi="Arial"/>
-        </w:rPr>
-        <w:t>2. Υλοποιήσεις που συγκρίθηκαν</w:t>
-      </w:r>
-    </w:p>
-    <w:p>
-      <w:pPr>
-        <w:pStyle w:val="BodyText"/>
-        <w:jc w:val="both"/>
-        <w:rPr>
-          <w:rFonts w:ascii="Arial" w:hAnsi="Arial"/>
-          <w:sz w:val="24"/>
-          <w:szCs w:val="24"/>
-        </w:rPr>
-      </w:pPr>
-      <w:r>
-        <w:rPr>
-          <w:rFonts w:ascii="Arial" w:hAnsi="Arial"/>
-          <w:sz w:val="24"/>
-          <w:szCs w:val="24"/>
-        </w:rPr>
-        <w:t>Το ίδιο λογικό ερώτημα υλοποιήθηκε με τρεις διαφορετικούς τρόπους, πάντα με 4 executors (1 core, 2 GB):</w:t>
+        <w:ind w:hanging="283" w:start="1418"/>
+        <w:jc w:val="start"/>
+        <w:rPr>
+          <w:rFonts w:ascii="Arial" w:hAnsi="Arial"/>
+          <w:sz w:val="28"/>
+          <w:szCs w:val="28"/>
+        </w:rPr>
+      </w:pPr>
+      <w:r>
+        <w:rPr>
+          <w:rFonts w:ascii="Arial" w:hAnsi="Arial"/>
+          <w:sz w:val="24"/>
+          <w:szCs w:val="24"/>
+        </w:rPr>
+        <w:t xml:space="preserve">Τα δύο CSV διαβάζονται ως raw text, αφαιρείται το header, και κάθε γραμμή γίνεται parse με </w:t>
+      </w:r>
+      <w:r>
+        <w:rPr>
+          <w:rStyle w:val="SourceText"/>
+          <w:rFonts w:ascii="Arial" w:hAnsi="Arial"/>
+          <w:sz w:val="24"/>
+          <w:szCs w:val="24"/>
+        </w:rPr>
+        <w:t>csv.reader</w:t>
+      </w:r>
+      <w:r>
+        <w:rPr>
+          <w:rFonts w:ascii="Arial" w:hAnsi="Arial"/>
+          <w:sz w:val="24"/>
+          <w:szCs w:val="24"/>
+        </w:rPr>
+        <w:t>.</w:t>
+      </w:r>
+    </w:p>
+    <w:p>
+      <w:pPr>
+        <w:pStyle w:val="BodyText"/>
+        <w:numPr>
+          <w:ilvl w:val="1"/>
+          <w:numId w:val="7"/>
+        </w:numPr>
+        <w:tabs>
+          <w:tab w:val="clear" w:pos="709"/>
+          <w:tab w:val="left" w:pos="0" w:leader="none"/>
+        </w:tabs>
+        <w:ind w:hanging="283" w:start="1418"/>
+        <w:jc w:val="start"/>
+        <w:rPr>
+          <w:rFonts w:ascii="Arial" w:hAnsi="Arial"/>
+          <w:sz w:val="28"/>
+          <w:szCs w:val="28"/>
+        </w:rPr>
+      </w:pPr>
+      <w:r>
+        <w:rPr>
+          <w:rFonts w:ascii="Arial" w:hAnsi="Arial"/>
+          <w:sz w:val="24"/>
+          <w:szCs w:val="24"/>
+        </w:rPr>
+        <w:t xml:space="preserve">Εντοπίζονται τα indexes των πεδίων </w:t>
+      </w:r>
+      <w:r>
+        <w:rPr>
+          <w:rStyle w:val="SourceText"/>
+          <w:rFonts w:ascii="Arial" w:hAnsi="Arial"/>
+          <w:sz w:val="24"/>
+          <w:szCs w:val="24"/>
+        </w:rPr>
+        <w:t>Crm Cd Desc</w:t>
+      </w:r>
+      <w:r>
+        <w:rPr>
+          <w:rFonts w:ascii="Arial" w:hAnsi="Arial"/>
+          <w:sz w:val="24"/>
+          <w:szCs w:val="24"/>
+        </w:rPr>
+        <w:t xml:space="preserve"> και </w:t>
+      </w:r>
+      <w:r>
+        <w:rPr>
+          <w:rStyle w:val="SourceText"/>
+          <w:rFonts w:ascii="Arial" w:hAnsi="Arial"/>
+          <w:sz w:val="24"/>
+          <w:szCs w:val="24"/>
+        </w:rPr>
+        <w:t>Vict Age</w:t>
+      </w:r>
+      <w:r>
+        <w:rPr>
+          <w:rFonts w:ascii="Arial" w:hAnsi="Arial"/>
+          <w:sz w:val="24"/>
+          <w:szCs w:val="24"/>
+        </w:rPr>
+        <w:t>.</w:t>
+      </w:r>
+    </w:p>
+    <w:p>
+      <w:pPr>
+        <w:pStyle w:val="BodyText"/>
+        <w:numPr>
+          <w:ilvl w:val="1"/>
+          <w:numId w:val="7"/>
+        </w:numPr>
+        <w:tabs>
+          <w:tab w:val="clear" w:pos="709"/>
+          <w:tab w:val="left" w:pos="0" w:leader="none"/>
+        </w:tabs>
+        <w:ind w:hanging="283" w:start="1418"/>
+        <w:jc w:val="start"/>
+        <w:rPr>
+          <w:rFonts w:ascii="Arial" w:hAnsi="Arial"/>
+          <w:sz w:val="28"/>
+          <w:szCs w:val="28"/>
+        </w:rPr>
+      </w:pPr>
+      <w:r>
+        <w:rPr>
+          <w:rFonts w:ascii="Arial" w:hAnsi="Arial"/>
+          <w:sz w:val="24"/>
+          <w:szCs w:val="24"/>
+        </w:rPr>
+        <w:t xml:space="preserve">Με </w:t>
+      </w:r>
+      <w:r>
+        <w:rPr>
+          <w:rStyle w:val="SourceText"/>
+          <w:rFonts w:ascii="Arial" w:hAnsi="Arial"/>
+          <w:sz w:val="24"/>
+          <w:szCs w:val="24"/>
+        </w:rPr>
+        <w:t>filter</w:t>
+      </w:r>
+      <w:r>
+        <w:rPr>
+          <w:rFonts w:ascii="Arial" w:hAnsi="Arial"/>
+          <w:sz w:val="24"/>
+          <w:szCs w:val="24"/>
+        </w:rPr>
+        <w:t xml:space="preserve"> κρατούνται μόνο οι γραμμές όπου η περιγραφή περιέχει “AGGRAVATED ASSAULT”.</w:t>
+      </w:r>
+    </w:p>
+    <w:p>
+      <w:pPr>
+        <w:pStyle w:val="BodyText"/>
+        <w:numPr>
+          <w:ilvl w:val="1"/>
+          <w:numId w:val="7"/>
+        </w:numPr>
+        <w:tabs>
+          <w:tab w:val="clear" w:pos="709"/>
+          <w:tab w:val="left" w:pos="0" w:leader="none"/>
+        </w:tabs>
+        <w:ind w:hanging="283" w:start="1418"/>
+        <w:jc w:val="start"/>
+        <w:rPr>
+          <w:rFonts w:ascii="Arial" w:hAnsi="Arial"/>
+          <w:sz w:val="24"/>
+          <w:szCs w:val="24"/>
+        </w:rPr>
+      </w:pPr>
+      <w:r>
+        <w:rPr>
+          <w:rFonts w:ascii="Arial" w:hAnsi="Arial"/>
+          <w:sz w:val="24"/>
+          <w:szCs w:val="24"/>
+        </w:rPr>
+        <w:t>Με map υπολογίζεται η ηλικιακή ομάδα σαν string.</w:t>
+      </w:r>
+    </w:p>
+    <w:p>
+      <w:pPr>
+        <w:pStyle w:val="BodyText"/>
+        <w:numPr>
+          <w:ilvl w:val="1"/>
+          <w:numId w:val="7"/>
+        </w:numPr>
+        <w:tabs>
+          <w:tab w:val="clear" w:pos="709"/>
+          <w:tab w:val="left" w:pos="0" w:leader="none"/>
+        </w:tabs>
+        <w:ind w:hanging="283" w:start="1418"/>
+        <w:jc w:val="start"/>
+        <w:rPr>
+          <w:rFonts w:ascii="Arial" w:hAnsi="Arial"/>
+          <w:sz w:val="28"/>
+          <w:szCs w:val="28"/>
+        </w:rPr>
+      </w:pPr>
+      <w:r>
+        <w:rPr>
+          <w:rFonts w:ascii="Arial" w:hAnsi="Arial"/>
+          <w:sz w:val="24"/>
+          <w:szCs w:val="24"/>
+        </w:rPr>
+        <w:t xml:space="preserve">Απορρίπτονται τα </w:t>
+      </w:r>
+      <w:r>
+        <w:rPr>
+          <w:rStyle w:val="SourceText"/>
+          <w:rFonts w:ascii="Arial" w:hAnsi="Arial"/>
+          <w:sz w:val="24"/>
+          <w:szCs w:val="24"/>
+        </w:rPr>
+        <w:t>None</w:t>
+      </w:r>
+      <w:r>
+        <w:rPr>
+          <w:rFonts w:ascii="Arial" w:hAnsi="Arial"/>
+          <w:sz w:val="24"/>
+          <w:szCs w:val="24"/>
+        </w:rPr>
+        <w:t xml:space="preserve"> και εφαρμόζεται κλασικό </w:t>
+      </w:r>
+      <w:r>
+        <w:rPr>
+          <w:rStyle w:val="SourceText"/>
+          <w:rFonts w:ascii="Arial" w:hAnsi="Arial"/>
+          <w:sz w:val="24"/>
+          <w:szCs w:val="24"/>
+        </w:rPr>
+        <w:t>WordCount</w:t>
+      </w:r>
+      <w:r>
+        <w:rPr>
+          <w:rFonts w:ascii="Arial" w:hAnsi="Arial"/>
+          <w:sz w:val="24"/>
+          <w:szCs w:val="24"/>
+        </w:rPr>
+        <w:t xml:space="preserve"> pattern: </w:t>
+      </w:r>
+      <w:r>
+        <w:rPr>
+          <w:rStyle w:val="SourceText"/>
+          <w:rFonts w:ascii="Arial" w:hAnsi="Arial"/>
+          <w:sz w:val="24"/>
+          <w:szCs w:val="24"/>
+        </w:rPr>
+        <w:t>(age_group, 1) -&gt; reduceByKey</w:t>
+      </w:r>
+      <w:r>
+        <w:rPr>
+          <w:rFonts w:ascii="Arial" w:hAnsi="Arial"/>
+          <w:sz w:val="24"/>
+          <w:szCs w:val="24"/>
+        </w:rPr>
+        <w:t>.</w:t>
+      </w:r>
+    </w:p>
+    <w:p>
+      <w:pPr>
+        <w:pStyle w:val="BodyText"/>
+        <w:numPr>
+          <w:ilvl w:val="1"/>
+          <w:numId w:val="7"/>
+        </w:numPr>
+        <w:tabs>
+          <w:tab w:val="clear" w:pos="709"/>
+          <w:tab w:val="left" w:pos="0" w:leader="none"/>
+        </w:tabs>
+        <w:ind w:hanging="283" w:start="1418"/>
+        <w:jc w:val="start"/>
+        <w:rPr>
+          <w:rFonts w:ascii="Arial" w:hAnsi="Arial"/>
+          <w:sz w:val="28"/>
+          <w:szCs w:val="28"/>
+        </w:rPr>
+      </w:pPr>
+      <w:r>
+        <w:rPr>
+          <w:rFonts w:ascii="Arial" w:hAnsi="Arial"/>
+          <w:sz w:val="28"/>
+          <w:szCs w:val="28"/>
+        </w:rPr>
+        <w:t>Τ</w:t>
+      </w:r>
+      <w:r>
+        <w:rPr>
+          <w:rFonts w:ascii="Arial" w:hAnsi="Arial"/>
+          <w:sz w:val="24"/>
+          <w:szCs w:val="24"/>
+        </w:rPr>
+        <w:t>έλος, ταξινόμηση κατά φθίνουσα τιμή.</w:t>
+      </w:r>
+    </w:p>
+    <w:p>
+      <w:pPr>
+        <w:pStyle w:val="BodyText"/>
+        <w:jc w:val="start"/>
+        <w:rPr>
+          <w:rFonts w:ascii="Arial" w:hAnsi="Arial"/>
+          <w:sz w:val="24"/>
+          <w:szCs w:val="24"/>
+        </w:rPr>
+      </w:pPr>
+      <w:r>
+        <w:rPr>
+          <w:rFonts w:ascii="Arial" w:hAnsi="Arial"/>
+          <w:sz w:val="24"/>
+          <w:szCs w:val="24"/>
+        </w:rPr>
+        <w:t>Και στις τρεις υλοποιήσεις, το τελικό αποτέλεσμα (οι μετρήσεις ανά ηλικιακή ομάδα) είναι :</w:t>
       </w:r>
     </w:p>
     <w:p>
@@ -1390,7 +2157,7 @@
           <w:tab w:val="left" w:pos="0" w:leader="none"/>
         </w:tabs>
         <w:ind w:hanging="283" w:start="709"/>
-        <w:jc w:val="start"/>
+        <w:jc w:val="center"/>
         <w:rPr>
           <w:rFonts w:ascii="Arial" w:hAnsi="Arial"/>
           <w:sz w:val="28"/>
@@ -1401,224 +2168,18 @@
         <w:rPr>
           <w:rStyle w:val="Strong"/>
           <w:rFonts w:ascii="Arial" w:hAnsi="Arial"/>
-          <w:sz w:val="28"/>
-          <w:szCs w:val="28"/>
-        </w:rPr>
-        <w:t>DataFrame API – χωρίς UDF</w:t>
-      </w:r>
-    </w:p>
-    <w:p>
-      <w:pPr>
-        <w:pStyle w:val="BodyText"/>
-        <w:numPr>
-          <w:ilvl w:val="1"/>
-          <w:numId w:val="8"/>
-        </w:numPr>
-        <w:tabs>
-          <w:tab w:val="clear" w:pos="709"/>
-          <w:tab w:val="left" w:pos="0" w:leader="none"/>
-        </w:tabs>
-        <w:ind w:hanging="283" w:start="1418"/>
-        <w:jc w:val="start"/>
-        <w:rPr>
-          <w:rFonts w:ascii="Arial" w:hAnsi="Arial"/>
-          <w:sz w:val="28"/>
-          <w:szCs w:val="28"/>
-        </w:rPr>
-      </w:pPr>
-      <w:r>
-        <w:rPr>
-          <w:rFonts w:ascii="Arial" w:hAnsi="Arial"/>
-          <w:sz w:val="24"/>
-          <w:szCs w:val="24"/>
-        </w:rPr>
-        <w:t>Φιλτράρονται οι εγγραφές όπου η περιγραφή του εγκλήματος (</w:t>
-      </w:r>
-      <w:r>
-        <w:rPr>
-          <w:rStyle w:val="SourceText"/>
-          <w:rFonts w:ascii="Arial" w:hAnsi="Arial"/>
-          <w:sz w:val="24"/>
-          <w:szCs w:val="24"/>
-        </w:rPr>
-        <w:t>Crm Cd Desc</w:t>
-      </w:r>
-      <w:r>
-        <w:rPr>
-          <w:rFonts w:ascii="Arial" w:hAnsi="Arial"/>
-          <w:sz w:val="24"/>
-          <w:szCs w:val="24"/>
-        </w:rPr>
-        <w:t>) περιέχει «aggravated assault» (case-insensitive).</w:t>
-      </w:r>
-    </w:p>
-    <w:p>
-      <w:pPr>
-        <w:pStyle w:val="BodyText"/>
-        <w:numPr>
-          <w:ilvl w:val="1"/>
-          <w:numId w:val="8"/>
-        </w:numPr>
-        <w:tabs>
-          <w:tab w:val="clear" w:pos="709"/>
-          <w:tab w:val="left" w:pos="0" w:leader="none"/>
-        </w:tabs>
-        <w:ind w:hanging="283" w:start="1418"/>
-        <w:jc w:val="start"/>
-        <w:rPr>
-          <w:rFonts w:ascii="Arial" w:hAnsi="Arial"/>
-          <w:sz w:val="28"/>
-          <w:szCs w:val="28"/>
-        </w:rPr>
-      </w:pPr>
-      <w:r>
-        <w:rPr>
-          <w:rFonts w:ascii="Arial" w:hAnsi="Arial"/>
-          <w:sz w:val="24"/>
-          <w:szCs w:val="24"/>
-        </w:rPr>
-        <w:t>Φιλτράρονται επίσης τα θύματα με έγκυρη ηλικία (</w:t>
-      </w:r>
-      <w:r>
-        <w:rPr>
-          <w:rStyle w:val="SourceText"/>
-          <w:rFonts w:ascii="Arial" w:hAnsi="Arial"/>
-          <w:sz w:val="24"/>
-          <w:szCs w:val="24"/>
-        </w:rPr>
-        <w:t>Vict Age &gt; 0</w:t>
-      </w:r>
-      <w:r>
-        <w:rPr>
-          <w:rFonts w:ascii="Arial" w:hAnsi="Arial"/>
-          <w:sz w:val="24"/>
-          <w:szCs w:val="24"/>
-        </w:rPr>
-        <w:t>).</w:t>
-      </w:r>
-    </w:p>
-    <w:p>
-      <w:pPr>
-        <w:pStyle w:val="BodyText"/>
-        <w:numPr>
-          <w:ilvl w:val="1"/>
-          <w:numId w:val="8"/>
-        </w:numPr>
-        <w:tabs>
-          <w:tab w:val="clear" w:pos="709"/>
-          <w:tab w:val="left" w:pos="0" w:leader="none"/>
-        </w:tabs>
-        <w:ind w:hanging="283" w:start="1418"/>
-        <w:jc w:val="start"/>
-        <w:rPr>
-          <w:rFonts w:ascii="Arial" w:hAnsi="Arial"/>
-          <w:sz w:val="28"/>
-          <w:szCs w:val="28"/>
-        </w:rPr>
-      </w:pPr>
-      <w:r>
-        <w:rPr>
-          <w:rFonts w:ascii="Arial" w:hAnsi="Arial"/>
-          <w:sz w:val="24"/>
-          <w:szCs w:val="24"/>
-        </w:rPr>
-        <w:t>Η ηλικιακή ομάδα υπολογίζεται αποκλειστικά με built-in expressions του Spark (</w:t>
-      </w:r>
-      <w:r>
-        <w:rPr>
-          <w:rStyle w:val="SourceText"/>
-          <w:rFonts w:ascii="Arial" w:hAnsi="Arial"/>
-          <w:sz w:val="24"/>
-          <w:szCs w:val="24"/>
-        </w:rPr>
-        <w:t>when</w:t>
-      </w:r>
-      <w:r>
-        <w:rPr>
-          <w:rFonts w:ascii="Arial" w:hAnsi="Arial"/>
-          <w:sz w:val="24"/>
-          <w:szCs w:val="24"/>
-        </w:rPr>
-        <w:t xml:space="preserve"> / </w:t>
-      </w:r>
-      <w:r>
-        <w:rPr>
-          <w:rStyle w:val="SourceText"/>
-          <w:rFonts w:ascii="Arial" w:hAnsi="Arial"/>
-          <w:sz w:val="24"/>
-          <w:szCs w:val="24"/>
-        </w:rPr>
-        <w:t>otherwise</w:t>
-      </w:r>
-      <w:r>
-        <w:rPr>
-          <w:rFonts w:ascii="Arial" w:hAnsi="Arial"/>
-          <w:sz w:val="24"/>
-          <w:szCs w:val="24"/>
-        </w:rPr>
-        <w:t>).</w:t>
-      </w:r>
-    </w:p>
-    <w:p>
-      <w:pPr>
-        <w:pStyle w:val="BodyText"/>
-        <w:numPr>
-          <w:ilvl w:val="1"/>
-          <w:numId w:val="8"/>
-        </w:numPr>
-        <w:tabs>
-          <w:tab w:val="clear" w:pos="709"/>
-          <w:tab w:val="left" w:pos="0" w:leader="none"/>
-        </w:tabs>
-        <w:ind w:hanging="283" w:start="1418"/>
-        <w:jc w:val="start"/>
-        <w:rPr>
-          <w:rFonts w:ascii="Arial" w:hAnsi="Arial"/>
-          <w:sz w:val="28"/>
-          <w:szCs w:val="28"/>
-        </w:rPr>
-      </w:pPr>
-      <w:r>
-        <w:rPr>
-          <w:rFonts w:ascii="Arial" w:hAnsi="Arial"/>
-          <w:sz w:val="24"/>
-          <w:szCs w:val="24"/>
-        </w:rPr>
-        <w:t xml:space="preserve">Γίνεται </w:t>
-      </w:r>
-      <w:r>
-        <w:rPr>
-          <w:rStyle w:val="SourceText"/>
-          <w:rFonts w:ascii="Arial" w:hAnsi="Arial"/>
-          <w:sz w:val="24"/>
-          <w:szCs w:val="24"/>
-        </w:rPr>
-        <w:t>groupBy("age_group")</w:t>
-      </w:r>
-      <w:r>
-        <w:rPr>
-          <w:rFonts w:ascii="Arial" w:hAnsi="Arial"/>
-          <w:sz w:val="24"/>
-          <w:szCs w:val="24"/>
-        </w:rPr>
-        <w:t xml:space="preserve"> και </w:t>
-      </w:r>
-      <w:r>
-        <w:rPr>
-          <w:rStyle w:val="SourceText"/>
-          <w:rFonts w:ascii="Arial" w:hAnsi="Arial"/>
-          <w:sz w:val="24"/>
-          <w:szCs w:val="24"/>
-        </w:rPr>
-        <w:t>count()</w:t>
-      </w:r>
-      <w:r>
-        <w:rPr>
-          <w:rFonts w:ascii="Arial" w:hAnsi="Arial"/>
-          <w:sz w:val="24"/>
-          <w:szCs w:val="24"/>
-        </w:rPr>
-        <w:t>, και τελικά ταξινόμηση κατά φθίνουσα σειρά πλήθους.</w:t>
+          <w:sz w:val="24"/>
+          <w:szCs w:val="24"/>
+        </w:rPr>
+        <w:t>Adults (25–64)</w:t>
+      </w:r>
+      <w:r>
+        <w:rPr>
+          <w:rFonts w:ascii="Arial" w:hAnsi="Arial"/>
+          <w:sz w:val="24"/>
+          <w:szCs w:val="24"/>
+        </w:rPr>
+        <w:t>: 121 660 περιστατικά</w:t>
       </w:r>
     </w:p>
     <w:p>
@@ -1633,7 +2194,7 @@
           <w:tab w:val="left" w:pos="0" w:leader="none"/>
         </w:tabs>
         <w:ind w:hanging="283" w:start="709"/>
-        <w:jc w:val="start"/>
+        <w:jc w:val="center"/>
         <w:rPr>
           <w:rFonts w:ascii="Arial" w:hAnsi="Arial"/>
           <w:sz w:val="28"/>
@@ -1644,179 +2205,18 @@
         <w:rPr>
           <w:rStyle w:val="Strong"/>
           <w:rFonts w:ascii="Arial" w:hAnsi="Arial"/>
-          <w:sz w:val="28"/>
-          <w:szCs w:val="28"/>
-        </w:rPr>
-        <w:t>DataFrame API – με UDF</w:t>
-      </w:r>
-    </w:p>
-    <w:p>
-      <w:pPr>
-        <w:pStyle w:val="BodyText"/>
-        <w:numPr>
-          <w:ilvl w:val="1"/>
-          <w:numId w:val="8"/>
-        </w:numPr>
-        <w:tabs>
-          <w:tab w:val="clear" w:pos="709"/>
-          <w:tab w:val="left" w:pos="0" w:leader="none"/>
-        </w:tabs>
-        <w:ind w:hanging="283" w:start="1418"/>
-        <w:jc w:val="start"/>
-        <w:rPr>
-          <w:rFonts w:ascii="Arial" w:hAnsi="Arial"/>
-          <w:sz w:val="24"/>
-          <w:szCs w:val="24"/>
-        </w:rPr>
-      </w:pPr>
-      <w:r>
-        <w:rPr>
-          <w:rFonts w:ascii="Arial" w:hAnsi="Arial"/>
-          <w:sz w:val="24"/>
-          <w:szCs w:val="24"/>
-        </w:rPr>
-        <w:t>Το φιλτράρισμα για aggravated assault γίνεται όπως πριν.</w:t>
-      </w:r>
-    </w:p>
-    <w:p>
-      <w:pPr>
-        <w:pStyle w:val="BodyText"/>
-        <w:numPr>
-          <w:ilvl w:val="1"/>
-          <w:numId w:val="8"/>
-        </w:numPr>
-        <w:tabs>
-          <w:tab w:val="clear" w:pos="709"/>
-          <w:tab w:val="left" w:pos="0" w:leader="none"/>
-        </w:tabs>
-        <w:ind w:hanging="283" w:start="1418"/>
-        <w:jc w:val="start"/>
-        <w:rPr>
-          <w:rFonts w:ascii="Arial" w:hAnsi="Arial"/>
-          <w:sz w:val="28"/>
-          <w:szCs w:val="28"/>
-        </w:rPr>
-      </w:pPr>
-      <w:r>
-        <w:rPr>
-          <w:rFonts w:ascii="Arial" w:hAnsi="Arial"/>
-          <w:sz w:val="24"/>
-          <w:szCs w:val="24"/>
-        </w:rPr>
-        <w:t xml:space="preserve">Η κατηγοριοποίηση της ηλικίας γίνεται μέσω Python UDF </w:t>
-      </w:r>
-      <w:r>
-        <w:rPr>
-          <w:rStyle w:val="SourceText"/>
-          <w:rFonts w:ascii="Arial" w:hAnsi="Arial"/>
-          <w:sz w:val="24"/>
-          <w:szCs w:val="24"/>
-        </w:rPr>
-        <w:t>categorize_victim_age(age)</w:t>
-      </w:r>
-      <w:r>
-        <w:rPr>
-          <w:rFonts w:ascii="Arial" w:hAnsi="Arial"/>
-          <w:sz w:val="24"/>
-          <w:szCs w:val="24"/>
-        </w:rPr>
-        <w:t xml:space="preserve"> που επιστρέφει την αντίστοιχη ηλικιακή ομάδα ή </w:t>
-      </w:r>
-      <w:r>
-        <w:rPr>
-          <w:rStyle w:val="SourceText"/>
-          <w:rFonts w:ascii="Arial" w:hAnsi="Arial"/>
-          <w:sz w:val="24"/>
-          <w:szCs w:val="24"/>
-        </w:rPr>
-        <w:t>None</w:t>
-      </w:r>
-      <w:r>
-        <w:rPr>
-          <w:rFonts w:ascii="Arial" w:hAnsi="Arial"/>
-          <w:sz w:val="24"/>
-          <w:szCs w:val="24"/>
-        </w:rPr>
-        <w:t xml:space="preserve"> για μη έγκυρες τιμές.</w:t>
-      </w:r>
-    </w:p>
-    <w:p>
-      <w:pPr>
-        <w:pStyle w:val="BodyText"/>
-        <w:numPr>
-          <w:ilvl w:val="1"/>
-          <w:numId w:val="8"/>
-        </w:numPr>
-        <w:tabs>
-          <w:tab w:val="clear" w:pos="709"/>
-          <w:tab w:val="left" w:pos="0" w:leader="none"/>
-        </w:tabs>
-        <w:ind w:hanging="283" w:start="1418"/>
-        <w:jc w:val="start"/>
-        <w:rPr>
-          <w:rFonts w:ascii="Arial" w:hAnsi="Arial"/>
-          <w:sz w:val="28"/>
-          <w:szCs w:val="28"/>
-        </w:rPr>
-      </w:pPr>
-      <w:r>
-        <w:rPr>
-          <w:rFonts w:ascii="Arial" w:hAnsi="Arial"/>
-          <w:sz w:val="24"/>
-          <w:szCs w:val="24"/>
-        </w:rPr>
-        <w:t xml:space="preserve">Οι τιμές με </w:t>
-      </w:r>
-      <w:r>
-        <w:rPr>
-          <w:rStyle w:val="SourceText"/>
-          <w:rFonts w:ascii="Arial" w:hAnsi="Arial"/>
-          <w:sz w:val="24"/>
-          <w:szCs w:val="24"/>
-        </w:rPr>
-        <w:t>age_group IS NULL</w:t>
-      </w:r>
-      <w:r>
-        <w:rPr>
-          <w:rFonts w:ascii="Arial" w:hAnsi="Arial"/>
-          <w:sz w:val="24"/>
-          <w:szCs w:val="24"/>
-        </w:rPr>
-        <w:t xml:space="preserve"> απορρίπτονται, και στη συνέχεια γίνεται </w:t>
-      </w:r>
-      <w:r>
-        <w:rPr>
-          <w:rStyle w:val="SourceText"/>
-          <w:rFonts w:ascii="Arial" w:hAnsi="Arial"/>
-          <w:sz w:val="24"/>
-          <w:szCs w:val="24"/>
-        </w:rPr>
-        <w:t>groupBy("age_group")</w:t>
-      </w:r>
-      <w:r>
-        <w:rPr>
-          <w:rFonts w:ascii="Arial" w:hAnsi="Arial"/>
-          <w:sz w:val="24"/>
-          <w:szCs w:val="24"/>
-        </w:rPr>
-        <w:t xml:space="preserve"> και </w:t>
-      </w:r>
-      <w:r>
-        <w:rPr>
-          <w:rStyle w:val="SourceText"/>
-          <w:rFonts w:ascii="Arial" w:hAnsi="Arial"/>
-          <w:sz w:val="24"/>
-          <w:szCs w:val="24"/>
-        </w:rPr>
-        <w:t>count()</w:t>
-      </w:r>
-      <w:r>
-        <w:rPr>
-          <w:rFonts w:ascii="Arial" w:hAnsi="Arial"/>
-          <w:sz w:val="24"/>
-          <w:szCs w:val="24"/>
-        </w:rPr>
-        <w:t>.</w:t>
+          <w:sz w:val="24"/>
+          <w:szCs w:val="24"/>
+        </w:rPr>
+        <w:t>Young adults (18–24)</w:t>
+      </w:r>
+      <w:r>
+        <w:rPr>
+          <w:rFonts w:ascii="Arial" w:hAnsi="Arial"/>
+          <w:sz w:val="24"/>
+          <w:szCs w:val="24"/>
+        </w:rPr>
+        <w:t>: 33 758</w:t>
       </w:r>
     </w:p>
     <w:p>
@@ -1831,7 +2231,7 @@
           <w:tab w:val="left" w:pos="0" w:leader="none"/>
         </w:tabs>
         <w:ind w:hanging="283" w:start="709"/>
-        <w:jc w:val="start"/>
+        <w:jc w:val="center"/>
         <w:rPr>
           <w:rFonts w:ascii="Arial" w:hAnsi="Arial"/>
           <w:sz w:val="28"/>
@@ -1842,337 +2242,31 @@
         <w:rPr>
           <w:rStyle w:val="Strong"/>
           <w:rFonts w:ascii="Arial" w:hAnsi="Arial"/>
-          <w:sz w:val="28"/>
-          <w:szCs w:val="28"/>
-        </w:rPr>
-        <w:t>RDD API</w:t>
+          <w:sz w:val="24"/>
+          <w:szCs w:val="24"/>
+        </w:rPr>
+        <w:t>Children (&lt;18)</w:t>
+      </w:r>
+      <w:r>
+        <w:rPr>
+          <w:rFonts w:ascii="Arial" w:hAnsi="Arial"/>
+          <w:sz w:val="24"/>
+          <w:szCs w:val="24"/>
+        </w:rPr>
+        <w:t>: 10 904</w:t>
       </w:r>
     </w:p>
     <w:p>
       <w:pPr>
         <w:pStyle w:val="BodyText"/>
         <w:numPr>
-          <w:ilvl w:val="1"/>
+          <w:ilvl w:val="0"/>
           <w:numId w:val="8"/>
         </w:numPr>
         <w:tabs>
           <w:tab w:val="clear" w:pos="709"/>
           <w:tab w:val="left" w:pos="0" w:leader="none"/>
         </w:tabs>
-        <w:ind w:hanging="283" w:start="1418"/>
-        <w:jc w:val="start"/>
-        <w:rPr>
-          <w:rFonts w:ascii="Arial" w:hAnsi="Arial"/>
-          <w:sz w:val="28"/>
-          <w:szCs w:val="28"/>
-        </w:rPr>
-      </w:pPr>
-      <w:r>
-        <w:rPr>
-          <w:rFonts w:ascii="Arial" w:hAnsi="Arial"/>
-          <w:sz w:val="24"/>
-          <w:szCs w:val="24"/>
-        </w:rPr>
-        <w:t xml:space="preserve">Τα δύο CSV διαβάζονται ως raw text, αφαιρείται το header, και κάθε γραμμή γίνεται parse με </w:t>
-      </w:r>
-      <w:r>
-        <w:rPr>
-          <w:rStyle w:val="SourceText"/>
-          <w:rFonts w:ascii="Arial" w:hAnsi="Arial"/>
-          <w:sz w:val="24"/>
-          <w:szCs w:val="24"/>
-        </w:rPr>
-        <w:t>csv.reader</w:t>
-      </w:r>
-      <w:r>
-        <w:rPr>
-          <w:rFonts w:ascii="Arial" w:hAnsi="Arial"/>
-          <w:sz w:val="24"/>
-          <w:szCs w:val="24"/>
-        </w:rPr>
-        <w:t>.</w:t>
-      </w:r>
-    </w:p>
-    <w:p>
-      <w:pPr>
-        <w:pStyle w:val="BodyText"/>
-        <w:numPr>
-          <w:ilvl w:val="1"/>
-          <w:numId w:val="8"/>
-        </w:numPr>
-        <w:tabs>
-          <w:tab w:val="clear" w:pos="709"/>
-          <w:tab w:val="left" w:pos="0" w:leader="none"/>
-        </w:tabs>
-        <w:ind w:hanging="283" w:start="1418"/>
-        <w:jc w:val="start"/>
-        <w:rPr>
-          <w:rFonts w:ascii="Arial" w:hAnsi="Arial"/>
-          <w:sz w:val="28"/>
-          <w:szCs w:val="28"/>
-        </w:rPr>
-      </w:pPr>
-      <w:r>
-        <w:rPr>
-          <w:rFonts w:ascii="Arial" w:hAnsi="Arial"/>
-          <w:sz w:val="24"/>
-          <w:szCs w:val="24"/>
-        </w:rPr>
-        <w:t xml:space="preserve">Εντοπίζονται τα indexes των πεδίων </w:t>
-      </w:r>
-      <w:r>
-        <w:rPr>
-          <w:rStyle w:val="SourceText"/>
-          <w:rFonts w:ascii="Arial" w:hAnsi="Arial"/>
-          <w:sz w:val="24"/>
-          <w:szCs w:val="24"/>
-        </w:rPr>
-        <w:t>Crm Cd Desc</w:t>
-      </w:r>
-      <w:r>
-        <w:rPr>
-          <w:rFonts w:ascii="Arial" w:hAnsi="Arial"/>
-          <w:sz w:val="24"/>
-          <w:szCs w:val="24"/>
-        </w:rPr>
-        <w:t xml:space="preserve"> και </w:t>
-      </w:r>
-      <w:r>
-        <w:rPr>
-          <w:rStyle w:val="SourceText"/>
-          <w:rFonts w:ascii="Arial" w:hAnsi="Arial"/>
-          <w:sz w:val="24"/>
-          <w:szCs w:val="24"/>
-        </w:rPr>
-        <w:t>Vict Age</w:t>
-      </w:r>
-      <w:r>
-        <w:rPr>
-          <w:rFonts w:ascii="Arial" w:hAnsi="Arial"/>
-          <w:sz w:val="24"/>
-          <w:szCs w:val="24"/>
-        </w:rPr>
-        <w:t>.</w:t>
-      </w:r>
-    </w:p>
-    <w:p>
-      <w:pPr>
-        <w:pStyle w:val="BodyText"/>
-        <w:numPr>
-          <w:ilvl w:val="1"/>
-          <w:numId w:val="8"/>
-        </w:numPr>
-        <w:tabs>
-          <w:tab w:val="clear" w:pos="709"/>
-          <w:tab w:val="left" w:pos="0" w:leader="none"/>
-        </w:tabs>
-        <w:ind w:hanging="283" w:start="1418"/>
-        <w:jc w:val="start"/>
-        <w:rPr>
-          <w:rFonts w:ascii="Arial" w:hAnsi="Arial"/>
-          <w:sz w:val="28"/>
-          <w:szCs w:val="28"/>
-        </w:rPr>
-      </w:pPr>
-      <w:r>
-        <w:rPr>
-          <w:rFonts w:ascii="Arial" w:hAnsi="Arial"/>
-          <w:sz w:val="24"/>
-          <w:szCs w:val="24"/>
-        </w:rPr>
-        <w:t xml:space="preserve">Με </w:t>
-      </w:r>
-      <w:r>
-        <w:rPr>
-          <w:rStyle w:val="SourceText"/>
-          <w:rFonts w:ascii="Arial" w:hAnsi="Arial"/>
-          <w:sz w:val="24"/>
-          <w:szCs w:val="24"/>
-        </w:rPr>
-        <w:t>filter</w:t>
-      </w:r>
-      <w:r>
-        <w:rPr>
-          <w:rFonts w:ascii="Arial" w:hAnsi="Arial"/>
-          <w:sz w:val="24"/>
-          <w:szCs w:val="24"/>
-        </w:rPr>
-        <w:t xml:space="preserve"> κρατούνται μόνο οι γραμμές όπου η περιγραφή περιέχει “AGGRAVATED ASSAULT”.</w:t>
-      </w:r>
-    </w:p>
-    <w:p>
-      <w:pPr>
-        <w:pStyle w:val="BodyText"/>
-        <w:numPr>
-          <w:ilvl w:val="1"/>
-          <w:numId w:val="8"/>
-        </w:numPr>
-        <w:tabs>
-          <w:tab w:val="clear" w:pos="709"/>
-          <w:tab w:val="left" w:pos="0" w:leader="none"/>
-        </w:tabs>
-        <w:ind w:hanging="283" w:start="1418"/>
-        <w:jc w:val="start"/>
-        <w:rPr>
-          <w:rFonts w:ascii="Arial" w:hAnsi="Arial"/>
-          <w:sz w:val="24"/>
-          <w:szCs w:val="24"/>
-        </w:rPr>
-      </w:pPr>
-      <w:r>
-        <w:rPr>
-          <w:rFonts w:ascii="Arial" w:hAnsi="Arial"/>
-          <w:sz w:val="24"/>
-          <w:szCs w:val="24"/>
-        </w:rPr>
-        <w:t>Με map υπολογίζεται η ηλικιακή ομάδα σαν string.</w:t>
-      </w:r>
-    </w:p>
-    <w:p>
-      <w:pPr>
-        <w:pStyle w:val="BodyText"/>
-        <w:numPr>
-          <w:ilvl w:val="1"/>
-          <w:numId w:val="8"/>
-        </w:numPr>
-        <w:tabs>
-          <w:tab w:val="clear" w:pos="709"/>
-          <w:tab w:val="left" w:pos="0" w:leader="none"/>
-        </w:tabs>
-        <w:ind w:hanging="283" w:start="1418"/>
-        <w:jc w:val="start"/>
-        <w:rPr>
-          <w:rFonts w:ascii="Arial" w:hAnsi="Arial"/>
-          <w:sz w:val="28"/>
-          <w:szCs w:val="28"/>
-        </w:rPr>
-      </w:pPr>
-      <w:r>
-        <w:rPr>
-          <w:rFonts w:ascii="Arial" w:hAnsi="Arial"/>
-          <w:sz w:val="24"/>
-          <w:szCs w:val="24"/>
-        </w:rPr>
-        <w:t xml:space="preserve">Απορρίπτονται τα </w:t>
-      </w:r>
-      <w:r>
-        <w:rPr>
-          <w:rStyle w:val="SourceText"/>
-          <w:rFonts w:ascii="Arial" w:hAnsi="Arial"/>
-          <w:sz w:val="24"/>
-          <w:szCs w:val="24"/>
-        </w:rPr>
-        <w:t>None</w:t>
-      </w:r>
-      <w:r>
-        <w:rPr>
-          <w:rFonts w:ascii="Arial" w:hAnsi="Arial"/>
-          <w:sz w:val="24"/>
-          <w:szCs w:val="24"/>
-        </w:rPr>
-        <w:t xml:space="preserve"> και εφαρμόζεται κλασικό </w:t>
-      </w:r>
-      <w:r>
-        <w:rPr>
-          <w:rStyle w:val="SourceText"/>
-          <w:rFonts w:ascii="Arial" w:hAnsi="Arial"/>
-          <w:sz w:val="24"/>
-          <w:szCs w:val="24"/>
-        </w:rPr>
-        <w:t>WordCount</w:t>
-      </w:r>
-      <w:r>
-        <w:rPr>
-          <w:rFonts w:ascii="Arial" w:hAnsi="Arial"/>
-          <w:sz w:val="24"/>
-          <w:szCs w:val="24"/>
-        </w:rPr>
-        <w:t xml:space="preserve"> pattern: </w:t>
-      </w:r>
-      <w:r>
-        <w:rPr>
-          <w:rStyle w:val="SourceText"/>
-          <w:rFonts w:ascii="Arial" w:hAnsi="Arial"/>
-          <w:sz w:val="24"/>
-          <w:szCs w:val="24"/>
-        </w:rPr>
-        <w:t>(age_group, 1) -&gt; reduceByKey</w:t>
-      </w:r>
-      <w:r>
-        <w:rPr>
-          <w:rFonts w:ascii="Arial" w:hAnsi="Arial"/>
-          <w:sz w:val="24"/>
-          <w:szCs w:val="24"/>
-        </w:rPr>
-        <w:t>.</w:t>
-      </w:r>
-    </w:p>
-    <w:p>
-      <w:pPr>
-        <w:pStyle w:val="BodyText"/>
-        <w:numPr>
-          <w:ilvl w:val="1"/>
-          <w:numId w:val="8"/>
-        </w:numPr>
-        <w:tabs>
-          <w:tab w:val="clear" w:pos="709"/>
-          <w:tab w:val="left" w:pos="0" w:leader="none"/>
-        </w:tabs>
-        <w:ind w:hanging="283" w:start="1418"/>
-        <w:jc w:val="start"/>
-        <w:rPr>
-          <w:rFonts w:ascii="Arial" w:hAnsi="Arial"/>
-          <w:sz w:val="28"/>
-          <w:szCs w:val="28"/>
-        </w:rPr>
-      </w:pPr>
-      <w:r>
-        <w:rPr>
-          <w:rFonts w:ascii="Arial" w:hAnsi="Arial"/>
-          <w:sz w:val="28"/>
-          <w:szCs w:val="28"/>
-        </w:rPr>
-        <w:t>Τ</w:t>
-      </w:r>
-      <w:r>
-        <w:rPr>
-          <w:rFonts w:ascii="Arial" w:hAnsi="Arial"/>
-          <w:sz w:val="24"/>
-          <w:szCs w:val="24"/>
-        </w:rPr>
-        <w:t>έλος, ταξινόμηση κατά φθίνουσα τιμή.</w:t>
-      </w:r>
-    </w:p>
-    <w:p>
-      <w:pPr>
-        <w:pStyle w:val="BodyText"/>
-        <w:jc w:val="start"/>
-        <w:rPr>
-          <w:rFonts w:ascii="Arial" w:hAnsi="Arial"/>
-          <w:sz w:val="24"/>
-          <w:szCs w:val="24"/>
-        </w:rPr>
-      </w:pPr>
-      <w:r>
-        <w:rPr>
-          <w:rFonts w:ascii="Arial" w:hAnsi="Arial"/>
-          <w:sz w:val="24"/>
-          <w:szCs w:val="24"/>
-        </w:rPr>
-        <w:t>Και στις τρεις υλοποιήσεις, το τελικό αποτέλεσμα (οι μετρήσεις ανά ηλικιακή ομάδα) είναι :</w:t>
-      </w:r>
-    </w:p>
-    <w:p>
-      <w:pPr>
-        <w:pStyle w:val="BodyText"/>
-        <w:numPr>
-          <w:ilvl w:val="0"/>
-          <w:numId w:val="9"/>
-        </w:numPr>
-        <w:tabs>
-          <w:tab w:val="clear" w:pos="709"/>
-          <w:tab w:val="left" w:pos="0" w:leader="none"/>
-        </w:tabs>
         <w:ind w:hanging="283" w:start="709"/>
         <w:jc w:val="center"/>
         <w:rPr>
@@ -2188,117 +2282,6 @@
           <w:sz w:val="24"/>
           <w:szCs w:val="24"/>
         </w:rPr>
-        <w:t>Adults (25–64)</w:t>
-      </w:r>
-      <w:r>
-        <w:rPr>
-          <w:rFonts w:ascii="Arial" w:hAnsi="Arial"/>
-          <w:sz w:val="24"/>
-          <w:szCs w:val="24"/>
-        </w:rPr>
-        <w:t>: 121 660 περιστατικά</w:t>
-      </w:r>
-    </w:p>
-    <w:p>
-      <w:pPr>
-        <w:pStyle w:val="BodyText"/>
-        <w:numPr>
-          <w:ilvl w:val="0"/>
-          <w:numId w:val="9"/>
-        </w:numPr>
-        <w:tabs>
-          <w:tab w:val="clear" w:pos="709"/>
-          <w:tab w:val="left" w:pos="0" w:leader="none"/>
-        </w:tabs>
-        <w:ind w:hanging="283" w:start="709"/>
-        <w:jc w:val="center"/>
-        <w:rPr>
-          <w:rFonts w:ascii="Arial" w:hAnsi="Arial"/>
-          <w:sz w:val="28"/>
-          <w:szCs w:val="28"/>
-        </w:rPr>
-      </w:pPr>
-      <w:r>
-        <w:rPr>
-          <w:rStyle w:val="Strong"/>
-          <w:rFonts w:ascii="Arial" w:hAnsi="Arial"/>
-          <w:sz w:val="24"/>
-          <w:szCs w:val="24"/>
-        </w:rPr>
-        <w:t>Young adults (18–24)</w:t>
-      </w:r>
-      <w:r>
-        <w:rPr>
-          <w:rFonts w:ascii="Arial" w:hAnsi="Arial"/>
-          <w:sz w:val="24"/>
-          <w:szCs w:val="24"/>
-        </w:rPr>
-        <w:t>: 33 758</w:t>
-      </w:r>
-    </w:p>
-    <w:p>
-      <w:pPr>
-        <w:pStyle w:val="BodyText"/>
-        <w:numPr>
-          <w:ilvl w:val="0"/>
-          <w:numId w:val="9"/>
-        </w:numPr>
-        <w:tabs>
-          <w:tab w:val="clear" w:pos="709"/>
-          <w:tab w:val="left" w:pos="0" w:leader="none"/>
-        </w:tabs>
-        <w:ind w:hanging="283" w:start="709"/>
-        <w:jc w:val="center"/>
-        <w:rPr>
-          <w:rFonts w:ascii="Arial" w:hAnsi="Arial"/>
-          <w:sz w:val="28"/>
-          <w:szCs w:val="28"/>
-        </w:rPr>
-      </w:pPr>
-      <w:r>
-        <w:rPr>
-          <w:rStyle w:val="Strong"/>
-          <w:rFonts w:ascii="Arial" w:hAnsi="Arial"/>
-          <w:sz w:val="24"/>
-          <w:szCs w:val="24"/>
-        </w:rPr>
-        <w:t>Children (&lt;18)</w:t>
-      </w:r>
-      <w:r>
-        <w:rPr>
-          <w:rFonts w:ascii="Arial" w:hAnsi="Arial"/>
-          <w:sz w:val="24"/>
-          <w:szCs w:val="24"/>
-        </w:rPr>
-        <w:t>: 10 904</w:t>
-      </w:r>
-    </w:p>
-    <w:p>
-      <w:pPr>
-        <w:pStyle w:val="BodyText"/>
-        <w:numPr>
-          <w:ilvl w:val="0"/>
-          <w:numId w:val="9"/>
-        </w:numPr>
-        <w:tabs>
-          <w:tab w:val="clear" w:pos="709"/>
-          <w:tab w:val="left" w:pos="0" w:leader="none"/>
-        </w:tabs>
-        <w:ind w:hanging="283" w:start="709"/>
-        <w:jc w:val="center"/>
-        <w:rPr>
-          <w:rFonts w:ascii="Arial" w:hAnsi="Arial"/>
-          <w:sz w:val="28"/>
-          <w:szCs w:val="28"/>
-        </w:rPr>
-      </w:pPr>
-      <w:r>
-        <w:rPr>
-          <w:rStyle w:val="Strong"/>
-          <w:rFonts w:ascii="Arial" w:hAnsi="Arial"/>
-          <w:sz w:val="24"/>
-          <w:szCs w:val="24"/>
-        </w:rPr>
         <w:t>Seniors (&gt;64)</w:t>
       </w:r>
       <w:r>
@@ -2314,6 +2297,7 @@
       <w:pPr>
         <w:pStyle w:val="Heading3"/>
         <w:spacing w:lineRule="auto" w:line="276" w:before="0" w:after="140"/>
+        <w:ind w:hanging="0" w:start="0"/>
         <w:jc w:val="center"/>
         <w:rPr>
           <w:rFonts w:ascii="Arial" w:hAnsi="Arial"/>
@@ -2346,23 +2330,7 @@
           <w:sz w:val="24"/>
           <w:szCs w:val="24"/>
         </w:rPr>
-        <w:t>Με 4 executors (1 core, 2 GB) και 5 επαναλήψεις ανά υλοποίηση, οι μέσοι χρόνοι (σε δευτερόλεπτα) είναι περίπου</w:t>
-      </w:r>
-      <w:r>
-        <w:rPr>
-          <w:rFonts w:ascii="Arial" w:hAnsi="Arial"/>
-          <w:sz w:val="24"/>
-          <w:szCs w:val="24"/>
-        </w:rPr>
-        <w:t>(ακρίβεια ως προς το δεύτερο δεκαδικό)</w:t>
-      </w:r>
-      <w:r>
-        <w:rPr>
-          <w:rFonts w:ascii="Arial" w:hAnsi="Arial"/>
-          <w:sz w:val="24"/>
-          <w:szCs w:val="24"/>
-        </w:rPr>
-        <w:t>:</w:t>
+        <w:t>Με 4 executors (1 core, 2 GB) και 5 επαναλήψεις ανά υλοποίηση, οι μέσοι χρόνοι (σε δευτερόλεπτα) είναι περίπου(ακρίβεια ως προς το δεύτερο δεκαδικό):</w:t>
       </w:r>
     </w:p>
     <w:tbl>
@@ -2379,9 +2347,9 @@
         </w:tblCellMar>
       </w:tblPr>
       <w:tblGrid>
-        <w:gridCol w:w="2505"/>
+        <w:gridCol w:w="2504"/>
         <w:gridCol w:w="3173"/>
-        <w:gridCol w:w="2935"/>
+        <w:gridCol w:w="2936"/>
       </w:tblGrid>
       <w:tr>
         <w:trPr>
@@ -2389,7 +2357,7 @@
         </w:trPr>
         <w:tc>
           <w:tcPr>
-            <w:tcW w:w="2505" w:type="dxa"/>
+            <w:tcW w:w="2504" w:type="dxa"/>
             <w:tcBorders/>
             <w:vAlign w:val="center"/>
           </w:tcPr>
@@ -2399,6 +2367,7 @@
               <w:rPr>
                 <w:b/>
                 <w:bCs/>
+                <w:i w:val="false"/>
                 <w:i w:val="false"/>
                 <w:iCs w:val="false"/>
                 <w:sz w:val="24"/>
@@ -2428,6 +2397,7 @@
                 <w:b/>
                 <w:bCs/>
                 <w:i w:val="false"/>
+                <w:i w:val="false"/>
                 <w:iCs w:val="false"/>
                 <w:sz w:val="24"/>
                 <w:szCs w:val="24"/>
@@ -2445,7 +2415,7 @@
         </w:tc>
         <w:tc>
           <w:tcPr>
-            <w:tcW w:w="2935" w:type="dxa"/>
+            <w:tcW w:w="2936" w:type="dxa"/>
             <w:tcBorders/>
             <w:vAlign w:val="center"/>
           </w:tcPr>
@@ -2455,6 +2425,7 @@
               <w:rPr>
                 <w:b/>
                 <w:bCs/>
+                <w:i w:val="false"/>
                 <w:i w:val="false"/>
                 <w:iCs w:val="false"/>
                 <w:sz w:val="24"/>
@@ -2476,7 +2447,7 @@
         <w:trPr/>
         <w:tc>
           <w:tcPr>
-            <w:tcW w:w="2505" w:type="dxa"/>
+            <w:tcW w:w="2504" w:type="dxa"/>
             <w:tcBorders/>
             <w:vAlign w:val="center"/>
           </w:tcPr>
@@ -2486,6 +2457,7 @@
               <w:rPr>
                 <w:b w:val="false"/>
                 <w:bCs w:val="false"/>
+                <w:i w:val="false"/>
                 <w:i w:val="false"/>
                 <w:iCs w:val="false"/>
                 <w:sz w:val="24"/>
@@ -2515,6 +2487,7 @@
                 <w:b w:val="false"/>
                 <w:bCs w:val="false"/>
                 <w:i w:val="false"/>
+                <w:i w:val="false"/>
                 <w:iCs w:val="false"/>
                 <w:sz w:val="24"/>
                 <w:szCs w:val="24"/>
@@ -2532,7 +2505,7 @@
         </w:tc>
         <w:tc>
           <w:tcPr>
-            <w:tcW w:w="2935" w:type="dxa"/>
+            <w:tcW w:w="2936" w:type="dxa"/>
             <w:tcBorders/>
             <w:vAlign w:val="center"/>
           </w:tcPr>
@@ -2542,6 +2515,7 @@
               <w:rPr>
                 <w:b w:val="false"/>
                 <w:bCs w:val="false"/>
+                <w:i w:val="false"/>
                 <w:i w:val="false"/>
                 <w:iCs w:val="false"/>
                 <w:sz w:val="24"/>
@@ -2563,7 +2537,7 @@
         <w:trPr/>
         <w:tc>
           <w:tcPr>
-            <w:tcW w:w="2505" w:type="dxa"/>
+            <w:tcW w:w="2504" w:type="dxa"/>
             <w:tcBorders/>
             <w:vAlign w:val="center"/>
           </w:tcPr>
@@ -2573,6 +2547,7 @@
               <w:rPr>
                 <w:b w:val="false"/>
                 <w:bCs w:val="false"/>
+                <w:i w:val="false"/>
                 <w:i w:val="false"/>
                 <w:iCs w:val="false"/>
                 <w:sz w:val="24"/>
@@ -2602,6 +2577,7 @@
                 <w:b w:val="false"/>
                 <w:bCs w:val="false"/>
                 <w:i w:val="false"/>
+                <w:i w:val="false"/>
                 <w:iCs w:val="false"/>
                 <w:sz w:val="24"/>
                 <w:szCs w:val="24"/>
@@ -2619,7 +2595,7 @@
         </w:tc>
         <w:tc>
           <w:tcPr>
-            <w:tcW w:w="2935" w:type="dxa"/>
+            <w:tcW w:w="2936" w:type="dxa"/>
             <w:tcBorders/>
             <w:vAlign w:val="center"/>
           </w:tcPr>
@@ -2629,6 +2605,7 @@
               <w:rPr>
                 <w:b w:val="false"/>
                 <w:bCs w:val="false"/>
+                <w:i w:val="false"/>
                 <w:i w:val="false"/>
                 <w:iCs w:val="false"/>
                 <w:sz w:val="24"/>
@@ -2650,7 +2627,7 @@
         <w:trPr/>
         <w:tc>
           <w:tcPr>
-            <w:tcW w:w="2505" w:type="dxa"/>
+            <w:tcW w:w="2504" w:type="dxa"/>
             <w:tcBorders/>
             <w:vAlign w:val="center"/>
           </w:tcPr>
@@ -2660,6 +2637,7 @@
               <w:rPr>
                 <w:b w:val="false"/>
                 <w:bCs w:val="false"/>
+                <w:i w:val="false"/>
                 <w:i w:val="false"/>
                 <w:iCs w:val="false"/>
                 <w:sz w:val="24"/>
@@ -2689,6 +2667,7 @@
                 <w:b w:val="false"/>
                 <w:bCs w:val="false"/>
                 <w:i w:val="false"/>
+                <w:i w:val="false"/>
                 <w:iCs w:val="false"/>
                 <w:sz w:val="24"/>
                 <w:szCs w:val="24"/>
@@ -2706,7 +2685,7 @@
         </w:tc>
         <w:tc>
           <w:tcPr>
-            <w:tcW w:w="2935" w:type="dxa"/>
+            <w:tcW w:w="2936" w:type="dxa"/>
             <w:tcBorders/>
             <w:vAlign w:val="center"/>
           </w:tcPr>
@@ -2716,6 +2695,7 @@
               <w:rPr>
                 <w:b w:val="false"/>
                 <w:bCs w:val="false"/>
+                <w:i w:val="false"/>
                 <w:i w:val="false"/>
                 <w:iCs w:val="false"/>
                 <w:sz w:val="24"/>
@@ -2809,7 +2789,7 @@
         <w:pStyle w:val="BodyText"/>
         <w:numPr>
           <w:ilvl w:val="1"/>
-          <w:numId w:val="10"/>
+          <w:numId w:val="9"/>
         </w:numPr>
         <w:tabs>
           <w:tab w:val="clear" w:pos="709"/>
@@ -2845,7 +2825,7 @@
         <w:pStyle w:val="BodyText"/>
         <w:numPr>
           <w:ilvl w:val="1"/>
-          <w:numId w:val="10"/>
+          <w:numId w:val="9"/>
         </w:numPr>
         <w:tabs>
           <w:tab w:val="clear" w:pos="709"/>
@@ -2915,7 +2895,7 @@
         <w:pStyle w:val="BodyText"/>
         <w:numPr>
           <w:ilvl w:val="1"/>
-          <w:numId w:val="10"/>
+          <w:numId w:val="9"/>
         </w:numPr>
         <w:tabs>
           <w:tab w:val="clear" w:pos="709"/>
@@ -2943,7 +2923,7 @@
         <w:pStyle w:val="BodyText"/>
         <w:numPr>
           <w:ilvl w:val="1"/>
-          <w:numId w:val="10"/>
+          <w:numId w:val="9"/>
         </w:numPr>
         <w:tabs>
           <w:tab w:val="clear" w:pos="709"/>
@@ -3012,6 +2992,7 @@
       <w:pPr>
         <w:pStyle w:val="Heading3"/>
         <w:spacing w:before="0" w:after="0"/>
+        <w:ind w:hanging="0" w:start="0"/>
         <w:jc w:val="center"/>
         <w:rPr>
           <w:rFonts w:ascii="Arial" w:hAnsi="Arial"/>
@@ -3052,7 +3033,7 @@
         <w:pStyle w:val="BodyText"/>
         <w:numPr>
           <w:ilvl w:val="0"/>
-          <w:numId w:val="11"/>
+          <w:numId w:val="10"/>
         </w:numPr>
         <w:tabs>
           <w:tab w:val="clear" w:pos="709"/>
@@ -3097,7 +3078,7 @@
         <w:pStyle w:val="BodyText"/>
         <w:numPr>
           <w:ilvl w:val="0"/>
-          <w:numId w:val="11"/>
+          <w:numId w:val="10"/>
         </w:numPr>
         <w:tabs>
           <w:tab w:val="clear" w:pos="709"/>
@@ -3134,7 +3115,7 @@
         <w:pStyle w:val="BodyText"/>
         <w:numPr>
           <w:ilvl w:val="1"/>
-          <w:numId w:val="11"/>
+          <w:numId w:val="10"/>
         </w:numPr>
         <w:tabs>
           <w:tab w:val="clear" w:pos="709"/>
@@ -3170,7 +3151,7 @@
         <w:pStyle w:val="BodyText"/>
         <w:numPr>
           <w:ilvl w:val="1"/>
-          <w:numId w:val="11"/>
+          <w:numId w:val="10"/>
         </w:numPr>
         <w:tabs>
           <w:tab w:val="clear" w:pos="709"/>
@@ -3244,8 +3225,11 @@
       <w:r>
         <w:rPr>
           <w:rFonts w:ascii="Arial" w:hAnsi="Arial"/>
-          <w:sz w:val="28"/>
-          <w:szCs w:val="28"/>
+          <w:b/>
+          <w:bCs/>
+          <w:sz w:val="28"/>
+          <w:szCs w:val="28"/>
+          <w:u w:val="single"/>
         </w:rPr>
       </w:r>
     </w:p>
@@ -3273,6 +3257,7 @@
       <w:pPr>
         <w:pStyle w:val="Heading3"/>
         <w:spacing w:lineRule="auto" w:line="276" w:before="0" w:after="283"/>
+        <w:ind w:hanging="0" w:start="0"/>
         <w:jc w:val="center"/>
         <w:rPr>
           <w:rFonts w:ascii="Arial" w:hAnsi="Arial"/>
@@ -3407,6 +3392,7 @@
       <w:pPr>
         <w:pStyle w:val="Heading3"/>
         <w:spacing w:lineRule="auto" w:line="276" w:before="0" w:after="283"/>
+        <w:ind w:hanging="0" w:start="0"/>
         <w:jc w:val="center"/>
         <w:rPr>
           <w:rFonts w:ascii="Arial" w:hAnsi="Arial"/>
@@ -3511,7 +3497,14 @@
         </w:rPr>
       </w:pPr>
       <w:r>
-        <w:rPr/>
+        <w:rPr>
+          <w:rFonts w:eastAsia="Noto Serif CJK SC" w:cs="Noto Sans Devanagari" w:ascii="Arial" w:hAnsi="Arial"/>
+          <w:color w:val="auto"/>
+          <w:kern w:val="2"/>
+          <w:sz w:val="24"/>
+          <w:szCs w:val="24"/>
+          <w:lang w:val="el-GR" w:eastAsia="zh-CN" w:bidi="hi-IN"/>
+        </w:rPr>
       </w:r>
     </w:p>
     <w:p>
@@ -3520,7 +3513,7 @@
         <w:widowControl/>
         <w:numPr>
           <w:ilvl w:val="0"/>
-          <w:numId w:val="19"/>
+          <w:numId w:val="18"/>
         </w:numPr>
         <w:tabs>
           <w:tab w:val="left" w:pos="709" w:leader="none"/>
@@ -3571,7 +3564,7 @@
         <w:widowControl/>
         <w:numPr>
           <w:ilvl w:val="0"/>
-          <w:numId w:val="19"/>
+          <w:numId w:val="18"/>
         </w:numPr>
         <w:tabs>
           <w:tab w:val="left" w:pos="709" w:leader="none"/>
@@ -3645,7 +3638,7 @@
         <w:widowControl/>
         <w:numPr>
           <w:ilvl w:val="0"/>
-          <w:numId w:val="19"/>
+          <w:numId w:val="18"/>
         </w:numPr>
         <w:tabs>
           <w:tab w:val="left" w:pos="709" w:leader="none"/>
@@ -3708,7 +3701,7 @@
         <w:widowControl/>
         <w:numPr>
           <w:ilvl w:val="0"/>
-          <w:numId w:val="19"/>
+          <w:numId w:val="18"/>
         </w:numPr>
         <w:tabs>
           <w:tab w:val="left" w:pos="709" w:leader="none"/>
@@ -3783,7 +3776,7 @@
         <w:widowControl/>
         <w:numPr>
           <w:ilvl w:val="0"/>
-          <w:numId w:val="19"/>
+          <w:numId w:val="18"/>
         </w:numPr>
         <w:tabs>
           <w:tab w:val="left" w:pos="709" w:leader="none"/>
@@ -3834,7 +3827,7 @@
         <w:widowControl/>
         <w:numPr>
           <w:ilvl w:val="0"/>
-          <w:numId w:val="19"/>
+          <w:numId w:val="18"/>
         </w:numPr>
         <w:tabs>
           <w:tab w:val="left" w:pos="709" w:leader="none"/>
@@ -3905,7 +3898,14 @@
         </w:rPr>
       </w:pPr>
       <w:r>
-        <w:rPr/>
+        <w:rPr>
+          <w:rFonts w:eastAsia="Noto Serif CJK SC" w:cs="Noto Sans Devanagari" w:ascii="Arial" w:hAnsi="Arial"/>
+          <w:color w:val="auto"/>
+          <w:kern w:val="2"/>
+          <w:sz w:val="24"/>
+          <w:szCs w:val="24"/>
+          <w:lang w:val="el-GR" w:eastAsia="zh-CN" w:bidi="hi-IN"/>
+        </w:rPr>
       </w:r>
     </w:p>
     <w:p>
@@ -3941,7 +3941,7 @@
         <w:widowControl/>
         <w:numPr>
           <w:ilvl w:val="0"/>
-          <w:numId w:val="17"/>
+          <w:numId w:val="16"/>
         </w:numPr>
         <w:tabs>
           <w:tab w:val="left" w:pos="709" w:leader="none"/>
@@ -4015,7 +4015,7 @@
         <w:widowControl/>
         <w:numPr>
           <w:ilvl w:val="0"/>
-          <w:numId w:val="17"/>
+          <w:numId w:val="16"/>
         </w:numPr>
         <w:tabs>
           <w:tab w:val="left" w:pos="709" w:leader="none"/>
@@ -4050,7 +4050,7 @@
         <w:widowControl/>
         <w:numPr>
           <w:ilvl w:val="0"/>
-          <w:numId w:val="17"/>
+          <w:numId w:val="16"/>
         </w:numPr>
         <w:tabs>
           <w:tab w:val="left" w:pos="709" w:leader="none"/>
@@ -4124,7 +4124,7 @@
         <w:widowControl/>
         <w:numPr>
           <w:ilvl w:val="0"/>
-          <w:numId w:val="17"/>
+          <w:numId w:val="16"/>
         </w:numPr>
         <w:tabs>
           <w:tab w:val="left" w:pos="709" w:leader="none"/>
@@ -4159,7 +4159,7 @@
         <w:widowControl/>
         <w:numPr>
           <w:ilvl w:val="0"/>
-          <w:numId w:val="17"/>
+          <w:numId w:val="16"/>
         </w:numPr>
         <w:tabs>
           <w:tab w:val="left" w:pos="709" w:leader="none"/>
@@ -4194,7 +4194,7 @@
         <w:widowControl/>
         <w:numPr>
           <w:ilvl w:val="0"/>
-          <w:numId w:val="17"/>
+          <w:numId w:val="16"/>
         </w:numPr>
         <w:tabs>
           <w:tab w:val="left" w:pos="709" w:leader="none"/>
@@ -4245,7 +4245,7 @@
         <w:widowControl/>
         <w:numPr>
           <w:ilvl w:val="0"/>
-          <w:numId w:val="17"/>
+          <w:numId w:val="16"/>
         </w:numPr>
         <w:tabs>
           <w:tab w:val="left" w:pos="709" w:leader="none"/>
@@ -4296,7 +4296,7 @@
         <w:widowControl/>
         <w:numPr>
           <w:ilvl w:val="0"/>
-          <w:numId w:val="17"/>
+          <w:numId w:val="16"/>
         </w:numPr>
         <w:tabs>
           <w:tab w:val="left" w:pos="709" w:leader="none"/>
@@ -4357,6 +4357,7 @@
       <w:pPr>
         <w:pStyle w:val="Heading3"/>
         <w:spacing w:lineRule="auto" w:line="276" w:before="0" w:after="283"/>
+        <w:ind w:hanging="0" w:start="0"/>
         <w:jc w:val="center"/>
         <w:rPr>
           <w:rFonts w:ascii="Arial" w:hAnsi="Arial"/>
@@ -4410,8 +4411,8 @@
       </w:tblPr>
       <w:tblGrid>
         <w:gridCol w:w="2429"/>
-        <w:gridCol w:w="3245"/>
-        <w:gridCol w:w="3962"/>
+        <w:gridCol w:w="3244"/>
+        <w:gridCol w:w="3963"/>
       </w:tblGrid>
       <w:tr>
         <w:trPr>
@@ -4436,7 +4437,7 @@
         </w:tc>
         <w:tc>
           <w:tcPr>
-            <w:tcW w:w="3245" w:type="dxa"/>
+            <w:tcW w:w="3244" w:type="dxa"/>
             <w:tcBorders/>
             <w:vAlign w:val="center"/>
           </w:tcPr>
@@ -4453,7 +4454,7 @@
         </w:tc>
         <w:tc>
           <w:tcPr>
-            <w:tcW w:w="3962" w:type="dxa"/>
+            <w:tcW w:w="3963" w:type="dxa"/>
             <w:tcBorders/>
             <w:vAlign w:val="center"/>
           </w:tcPr>
@@ -4490,7 +4491,7 @@
         </w:tc>
         <w:tc>
           <w:tcPr>
-            <w:tcW w:w="3245" w:type="dxa"/>
+            <w:tcW w:w="3244" w:type="dxa"/>
             <w:tcBorders/>
             <w:vAlign w:val="center"/>
           </w:tcPr>
@@ -4507,7 +4508,7 @@
         </w:tc>
         <w:tc>
           <w:tcPr>
-            <w:tcW w:w="3962" w:type="dxa"/>
+            <w:tcW w:w="3963" w:type="dxa"/>
             <w:tcBorders/>
             <w:vAlign w:val="center"/>
           </w:tcPr>
@@ -4544,7 +4545,7 @@
         </w:tc>
         <w:tc>
           <w:tcPr>
-            <w:tcW w:w="3245" w:type="dxa"/>
+            <w:tcW w:w="3244" w:type="dxa"/>
             <w:tcBorders/>
             <w:vAlign w:val="center"/>
           </w:tcPr>
@@ -4561,7 +4562,7 @@
         </w:tc>
         <w:tc>
           <w:tcPr>
-            <w:tcW w:w="3962" w:type="dxa"/>
+            <w:tcW w:w="3963" w:type="dxa"/>
             <w:tcBorders/>
             <w:vAlign w:val="center"/>
           </w:tcPr>
@@ -4625,7 +4626,7 @@
         <w:widowControl/>
         <w:numPr>
           <w:ilvl w:val="0"/>
-          <w:numId w:val="15"/>
+          <w:numId w:val="14"/>
         </w:numPr>
         <w:suppressAutoHyphens w:val="true"/>
         <w:bidi w:val="0"/>
@@ -4697,7 +4698,7 @@
         <w:widowControl/>
         <w:numPr>
           <w:ilvl w:val="0"/>
-          <w:numId w:val="16"/>
+          <w:numId w:val="15"/>
         </w:numPr>
         <w:suppressAutoHyphens w:val="true"/>
         <w:bidi w:val="0"/>
@@ -4909,7 +4910,7 @@
       </w:tblPr>
       <w:tblGrid>
         <w:gridCol w:w="3791"/>
-        <w:gridCol w:w="5875"/>
+        <w:gridCol w:w="5874"/>
       </w:tblGrid>
       <w:tr>
         <w:trPr>
@@ -4929,7 +4930,7 @@
           <w:p>
             <w:pPr>
               <w:pStyle w:val="TableContents"/>
-              <w:spacing w:lineRule="auto" w:line="274" w:before="0" w:after="0"/>
+              <w:spacing w:lineRule="auto" w:line="273" w:before="0" w:after="0"/>
               <w:ind w:hanging="0" w:start="0" w:end="0"/>
               <w:rPr/>
             </w:pPr>
@@ -4946,7 +4947,7 @@
         </w:tc>
         <w:tc>
           <w:tcPr>
-            <w:tcW w:w="5875" w:type="dxa"/>
+            <w:tcW w:w="5874" w:type="dxa"/>
             <w:tcBorders>
               <w:top w:val="single" w:sz="2" w:space="0" w:color="000000"/>
               <w:start w:val="single" w:sz="2" w:space="0" w:color="000000"/>
@@ -4958,7 +4959,7 @@
           <w:p>
             <w:pPr>
               <w:pStyle w:val="TableContents"/>
-              <w:spacing w:lineRule="auto" w:line="274" w:before="0" w:after="0"/>
+              <w:spacing w:lineRule="auto" w:line="273" w:before="0" w:after="0"/>
               <w:ind w:hanging="0" w:start="0" w:end="0"/>
               <w:rPr/>
             </w:pPr>
@@ -4990,7 +4991,7 @@
           <w:p>
             <w:pPr>
               <w:pStyle w:val="TableContents"/>
-              <w:spacing w:lineRule="auto" w:line="274" w:before="0" w:after="140"/>
+              <w:spacing w:lineRule="auto" w:line="273" w:before="0" w:after="140"/>
               <w:ind w:hanging="0" w:start="0" w:end="0"/>
               <w:rPr/>
             </w:pPr>
@@ -5007,7 +5008,7 @@
         </w:tc>
         <w:tc>
           <w:tcPr>
-            <w:tcW w:w="5875" w:type="dxa"/>
+            <w:tcW w:w="5874" w:type="dxa"/>
             <w:tcBorders>
               <w:top w:val="single" w:sz="2" w:space="0" w:color="000000"/>
               <w:start w:val="single" w:sz="2" w:space="0" w:color="000000"/>
@@ -5019,7 +5020,7 @@
           <w:p>
             <w:pPr>
               <w:pStyle w:val="TableContents"/>
-              <w:spacing w:lineRule="auto" w:line="274" w:before="0" w:after="140"/>
+              <w:spacing w:lineRule="auto" w:line="273" w:before="0" w:after="140"/>
               <w:ind w:hanging="0" w:start="0" w:end="0"/>
               <w:rPr/>
             </w:pPr>
@@ -5051,7 +5052,7 @@
           <w:p>
             <w:pPr>
               <w:pStyle w:val="TableContents"/>
-              <w:spacing w:lineRule="auto" w:line="274" w:before="0" w:after="140"/>
+              <w:spacing w:lineRule="auto" w:line="273" w:before="0" w:after="140"/>
               <w:ind w:hanging="0" w:start="0" w:end="0"/>
               <w:rPr/>
             </w:pPr>
@@ -5068,7 +5069,7 @@
         </w:tc>
         <w:tc>
           <w:tcPr>
-            <w:tcW w:w="5875" w:type="dxa"/>
+            <w:tcW w:w="5874" w:type="dxa"/>
             <w:tcBorders>
               <w:top w:val="single" w:sz="2" w:space="0" w:color="000000"/>
               <w:start w:val="single" w:sz="2" w:space="0" w:color="000000"/>
@@ -5080,7 +5081,7 @@
           <w:p>
             <w:pPr>
               <w:pStyle w:val="TableContents"/>
-              <w:spacing w:lineRule="auto" w:line="274" w:before="0" w:after="140"/>
+              <w:spacing w:lineRule="auto" w:line="273" w:before="0" w:after="140"/>
               <w:ind w:hanging="0" w:start="0" w:end="0"/>
               <w:rPr/>
             </w:pPr>
@@ -5111,7 +5112,7 @@
           <w:p>
             <w:pPr>
               <w:pStyle w:val="TableContents"/>
-              <w:spacing w:lineRule="auto" w:line="274" w:before="0" w:after="140"/>
+              <w:spacing w:lineRule="auto" w:line="273" w:before="0" w:after="140"/>
               <w:ind w:hanging="0" w:start="0" w:end="0"/>
               <w:rPr/>
             </w:pPr>
@@ -5128,7 +5129,7 @@
         </w:tc>
         <w:tc>
           <w:tcPr>
-            <w:tcW w:w="5875" w:type="dxa"/>
+            <w:tcW w:w="5874" w:type="dxa"/>
             <w:tcBorders>
               <w:top w:val="single" w:sz="2" w:space="0" w:color="000000"/>
               <w:start w:val="single" w:sz="2" w:space="0" w:color="000000"/>
@@ -5140,7 +5141,7 @@
           <w:p>
             <w:pPr>
               <w:pStyle w:val="TableContents"/>
-              <w:spacing w:lineRule="auto" w:line="274" w:before="0" w:after="140"/>
+              <w:spacing w:lineRule="auto" w:line="273" w:before="0" w:after="140"/>
               <w:ind w:hanging="0" w:start="0" w:end="0"/>
               <w:rPr/>
             </w:pPr>
@@ -5171,7 +5172,7 @@
           <w:p>
             <w:pPr>
               <w:pStyle w:val="TableContents"/>
-              <w:spacing w:lineRule="auto" w:line="274" w:before="0" w:after="140"/>
+              <w:spacing w:lineRule="auto" w:line="273" w:before="0" w:after="140"/>
               <w:ind w:hanging="0" w:start="0" w:end="0"/>
               <w:rPr/>
             </w:pPr>
@@ -5188,7 +5189,7 @@
         </w:tc>
         <w:tc>
           <w:tcPr>
-            <w:tcW w:w="5875" w:type="dxa"/>
+            <w:tcW w:w="5874" w:type="dxa"/>
             <w:tcBorders>
               <w:top w:val="single" w:sz="2" w:space="0" w:color="000000"/>
               <w:start w:val="single" w:sz="2" w:space="0" w:color="000000"/>
@@ -5200,7 +5201,7 @@
           <w:p>
             <w:pPr>
               <w:pStyle w:val="TableContents"/>
-              <w:spacing w:lineRule="auto" w:line="274" w:before="0" w:after="140"/>
+              <w:spacing w:lineRule="auto" w:line="273" w:before="0" w:after="140"/>
               <w:ind w:hanging="0" w:start="0" w:end="0"/>
               <w:rPr/>
             </w:pPr>
@@ -5231,7 +5232,7 @@
           <w:p>
             <w:pPr>
               <w:pStyle w:val="TableContents"/>
-              <w:spacing w:lineRule="auto" w:line="274" w:before="0" w:after="140"/>
+              <w:spacing w:lineRule="auto" w:line="273" w:before="0" w:after="140"/>
               <w:ind w:hanging="0" w:start="0" w:end="0"/>
               <w:rPr/>
             </w:pPr>
@@ -5248,7 +5249,7 @@
         </w:tc>
         <w:tc>
           <w:tcPr>
-            <w:tcW w:w="5875" w:type="dxa"/>
+            <w:tcW w:w="5874" w:type="dxa"/>
             <w:tcBorders>
               <w:top w:val="single" w:sz="2" w:space="0" w:color="000000"/>
               <w:start w:val="single" w:sz="2" w:space="0" w:color="000000"/>
@@ -5260,7 +5261,7 @@
           <w:p>
             <w:pPr>
               <w:pStyle w:val="TableContents"/>
-              <w:spacing w:lineRule="auto" w:line="274" w:before="0" w:after="140"/>
+              <w:spacing w:lineRule="auto" w:line="273" w:before="0" w:after="140"/>
               <w:ind w:hanging="0" w:start="0" w:end="0"/>
               <w:rPr/>
             </w:pPr>
@@ -5291,7 +5292,7 @@
           <w:p>
             <w:pPr>
               <w:pStyle w:val="TableContents"/>
-              <w:spacing w:lineRule="auto" w:line="274" w:before="0" w:after="140"/>
+              <w:spacing w:lineRule="auto" w:line="273" w:before="0" w:after="140"/>
               <w:ind w:hanging="0" w:start="0" w:end="0"/>
               <w:rPr/>
             </w:pPr>
@@ -5308,7 +5309,7 @@
         </w:tc>
         <w:tc>
           <w:tcPr>
-            <w:tcW w:w="5875" w:type="dxa"/>
+            <w:tcW w:w="5874" w:type="dxa"/>
             <w:tcBorders>
               <w:top w:val="single" w:sz="2" w:space="0" w:color="000000"/>
               <w:start w:val="single" w:sz="2" w:space="0" w:color="000000"/>
@@ -5320,7 +5321,7 @@
           <w:p>
             <w:pPr>
               <w:pStyle w:val="TableContents"/>
-              <w:spacing w:lineRule="auto" w:line="274" w:before="0" w:after="140"/>
+              <w:spacing w:lineRule="auto" w:line="273" w:before="0" w:after="140"/>
               <w:ind w:hanging="0" w:start="0" w:end="0"/>
               <w:rPr/>
             </w:pPr>
@@ -5351,7 +5352,7 @@
           <w:p>
             <w:pPr>
               <w:pStyle w:val="TableContents"/>
-              <w:spacing w:lineRule="auto" w:line="274" w:before="0" w:after="140"/>
+              <w:spacing w:lineRule="auto" w:line="273" w:before="0" w:after="140"/>
               <w:ind w:hanging="0" w:start="0" w:end="0"/>
               <w:rPr/>
             </w:pPr>
@@ -5368,7 +5369,7 @@
         </w:tc>
         <w:tc>
           <w:tcPr>
-            <w:tcW w:w="5875" w:type="dxa"/>
+            <w:tcW w:w="5874" w:type="dxa"/>
             <w:tcBorders>
               <w:top w:val="single" w:sz="2" w:space="0" w:color="000000"/>
               <w:start w:val="single" w:sz="2" w:space="0" w:color="000000"/>
@@ -5380,7 +5381,7 @@
           <w:p>
             <w:pPr>
               <w:pStyle w:val="TableContents"/>
-              <w:spacing w:lineRule="auto" w:line="274" w:before="0" w:after="140"/>
+              <w:spacing w:lineRule="auto" w:line="273" w:before="0" w:after="140"/>
               <w:ind w:hanging="0" w:start="0" w:end="0"/>
               <w:rPr/>
             </w:pPr>
@@ -5411,7 +5412,7 @@
           <w:p>
             <w:pPr>
               <w:pStyle w:val="TableContents"/>
-              <w:spacing w:lineRule="auto" w:line="274" w:before="0" w:after="140"/>
+              <w:spacing w:lineRule="auto" w:line="273" w:before="0" w:after="140"/>
               <w:ind w:hanging="0" w:start="0" w:end="0"/>
               <w:rPr/>
             </w:pPr>
@@ -5428,7 +5429,7 @@
         </w:tc>
         <w:tc>
           <w:tcPr>
-            <w:tcW w:w="5875" w:type="dxa"/>
+            <w:tcW w:w="5874" w:type="dxa"/>
             <w:tcBorders>
               <w:top w:val="single" w:sz="2" w:space="0" w:color="000000"/>
               <w:start w:val="single" w:sz="2" w:space="0" w:color="000000"/>
@@ -5440,7 +5441,7 @@
           <w:p>
             <w:pPr>
               <w:pStyle w:val="TableContents"/>
-              <w:spacing w:lineRule="auto" w:line="274" w:before="0" w:after="140"/>
+              <w:spacing w:lineRule="auto" w:line="273" w:before="0" w:after="140"/>
               <w:ind w:hanging="0" w:start="0" w:end="0"/>
               <w:rPr/>
             </w:pPr>
@@ -5472,7 +5473,7 @@
           <w:p>
             <w:pPr>
               <w:pStyle w:val="TableContents"/>
-              <w:spacing w:lineRule="auto" w:line="274" w:before="0" w:after="140"/>
+              <w:spacing w:lineRule="auto" w:line="273" w:before="0" w:after="140"/>
               <w:ind w:hanging="0" w:start="0" w:end="0"/>
               <w:rPr/>
             </w:pPr>
@@ -5489,7 +5490,7 @@
         </w:tc>
         <w:tc>
           <w:tcPr>
-            <w:tcW w:w="5875" w:type="dxa"/>
+            <w:tcW w:w="5874" w:type="dxa"/>
             <w:tcBorders>
               <w:top w:val="single" w:sz="2" w:space="0" w:color="000000"/>
               <w:start w:val="single" w:sz="2" w:space="0" w:color="000000"/>
@@ -5501,7 +5502,7 @@
           <w:p>
             <w:pPr>
               <w:pStyle w:val="TableContents"/>
-              <w:spacing w:lineRule="auto" w:line="274" w:before="0" w:after="140"/>
+              <w:spacing w:lineRule="auto" w:line="273" w:before="0" w:after="140"/>
               <w:ind w:hanging="0" w:start="0" w:end="0"/>
               <w:rPr/>
             </w:pPr>
@@ -5532,7 +5533,7 @@
           <w:p>
             <w:pPr>
               <w:pStyle w:val="TableContents"/>
-              <w:spacing w:lineRule="auto" w:line="274" w:before="0" w:after="140"/>
+              <w:spacing w:lineRule="auto" w:line="273" w:before="0" w:after="140"/>
               <w:ind w:hanging="0" w:start="0" w:end="0"/>
               <w:rPr/>
             </w:pPr>
@@ -5549,7 +5550,7 @@
         </w:tc>
         <w:tc>
           <w:tcPr>
-            <w:tcW w:w="5875" w:type="dxa"/>
+            <w:tcW w:w="5874" w:type="dxa"/>
             <w:tcBorders>
               <w:top w:val="single" w:sz="2" w:space="0" w:color="000000"/>
               <w:start w:val="single" w:sz="2" w:space="0" w:color="000000"/>
@@ -5561,7 +5562,7 @@
           <w:p>
             <w:pPr>
               <w:pStyle w:val="TableContents"/>
-              <w:spacing w:lineRule="auto" w:line="274" w:before="0" w:after="140"/>
+              <w:spacing w:lineRule="auto" w:line="273" w:before="0" w:after="140"/>
               <w:ind w:hanging="0" w:start="0" w:end="0"/>
               <w:rPr/>
             </w:pPr>
@@ -5592,7 +5593,7 @@
           <w:p>
             <w:pPr>
               <w:pStyle w:val="TableContents"/>
-              <w:spacing w:lineRule="auto" w:line="274" w:before="0" w:after="140"/>
+              <w:spacing w:lineRule="auto" w:line="273" w:before="0" w:after="140"/>
               <w:ind w:hanging="0" w:start="0" w:end="0"/>
               <w:rPr/>
             </w:pPr>
@@ -5609,7 +5610,7 @@
         </w:tc>
         <w:tc>
           <w:tcPr>
-            <w:tcW w:w="5875" w:type="dxa"/>
+            <w:tcW w:w="5874" w:type="dxa"/>
             <w:tcBorders>
               <w:top w:val="single" w:sz="2" w:space="0" w:color="000000"/>
               <w:start w:val="single" w:sz="2" w:space="0" w:color="000000"/>
@@ -5621,7 +5622,7 @@
           <w:p>
             <w:pPr>
               <w:pStyle w:val="TableContents"/>
-              <w:spacing w:lineRule="auto" w:line="274" w:before="0" w:after="140"/>
+              <w:spacing w:lineRule="auto" w:line="273" w:before="0" w:after="140"/>
               <w:ind w:hanging="0" w:start="0" w:end="0"/>
               <w:rPr/>
             </w:pPr>
@@ -5652,7 +5653,7 @@
           <w:p>
             <w:pPr>
               <w:pStyle w:val="TableContents"/>
-              <w:spacing w:lineRule="auto" w:line="274" w:before="0" w:after="140"/>
+              <w:spacing w:lineRule="auto" w:line="273" w:before="0" w:after="140"/>
               <w:ind w:hanging="0" w:start="0" w:end="0"/>
               <w:rPr/>
             </w:pPr>
@@ -5669,7 +5670,7 @@
         </w:tc>
         <w:tc>
           <w:tcPr>
-            <w:tcW w:w="5875" w:type="dxa"/>
+            <w:tcW w:w="5874" w:type="dxa"/>
             <w:tcBorders>
               <w:top w:val="single" w:sz="2" w:space="0" w:color="000000"/>
               <w:start w:val="single" w:sz="2" w:space="0" w:color="000000"/>
@@ -5681,7 +5682,7 @@
           <w:p>
             <w:pPr>
               <w:pStyle w:val="TableContents"/>
-              <w:spacing w:lineRule="auto" w:line="274" w:before="0" w:after="140"/>
+              <w:spacing w:lineRule="auto" w:line="273" w:before="0" w:after="140"/>
               <w:ind w:hanging="0" w:start="0" w:end="0"/>
               <w:rPr/>
             </w:pPr>
@@ -5712,7 +5713,7 @@
           <w:p>
             <w:pPr>
               <w:pStyle w:val="TableContents"/>
-              <w:spacing w:lineRule="auto" w:line="274" w:before="0" w:after="140"/>
+              <w:spacing w:lineRule="auto" w:line="273" w:before="0" w:after="140"/>
               <w:ind w:hanging="0" w:start="0" w:end="0"/>
               <w:rPr/>
             </w:pPr>
@@ -5729,7 +5730,7 @@
         </w:tc>
         <w:tc>
           <w:tcPr>
-            <w:tcW w:w="5875" w:type="dxa"/>
+            <w:tcW w:w="5874" w:type="dxa"/>
             <w:tcBorders>
               <w:top w:val="single" w:sz="2" w:space="0" w:color="000000"/>
               <w:start w:val="single" w:sz="2" w:space="0" w:color="000000"/>
@@ -5741,7 +5742,7 @@
           <w:p>
             <w:pPr>
               <w:pStyle w:val="TableContents"/>
-              <w:spacing w:lineRule="auto" w:line="274" w:before="0" w:after="140"/>
+              <w:spacing w:lineRule="auto" w:line="273" w:before="0" w:after="140"/>
               <w:ind w:hanging="0" w:start="0" w:end="0"/>
               <w:rPr/>
             </w:pPr>
@@ -5772,7 +5773,7 @@
           <w:p>
             <w:pPr>
               <w:pStyle w:val="TableContents"/>
-              <w:spacing w:lineRule="auto" w:line="274" w:before="0" w:after="140"/>
+              <w:spacing w:lineRule="auto" w:line="273" w:before="0" w:after="140"/>
               <w:ind w:hanging="0" w:start="0" w:end="0"/>
               <w:rPr/>
             </w:pPr>
@@ -5789,7 +5790,7 @@
         </w:tc>
         <w:tc>
           <w:tcPr>
-            <w:tcW w:w="5875" w:type="dxa"/>
+            <w:tcW w:w="5874" w:type="dxa"/>
             <w:tcBorders>
               <w:top w:val="single" w:sz="2" w:space="0" w:color="000000"/>
               <w:start w:val="single" w:sz="2" w:space="0" w:color="000000"/>
@@ -5801,7 +5802,7 @@
           <w:p>
             <w:pPr>
               <w:pStyle w:val="TableContents"/>
-              <w:spacing w:lineRule="auto" w:line="274" w:before="0" w:after="140"/>
+              <w:spacing w:lineRule="auto" w:line="273" w:before="0" w:after="140"/>
               <w:ind w:hanging="0" w:start="0" w:end="0"/>
               <w:rPr/>
             </w:pPr>
@@ -5989,7 +5990,6 @@
                     <a:prstGeom prst="rect">
                       <a:avLst/>
                     </a:prstGeom>
-                    <a:noFill/>
                   </pic:spPr>
                 </pic:pic>
               </a:graphicData>
@@ -6670,7 +6670,6 @@
                     <a:prstGeom prst="rect">
                       <a:avLst/>
                     </a:prstGeom>
-                    <a:noFill/>
                   </pic:spPr>
                 </pic:pic>
               </a:graphicData>
@@ -6945,7 +6944,7 @@
         <w:pStyle w:val="BodyText"/>
         <w:numPr>
           <w:ilvl w:val="0"/>
-          <w:numId w:val="2"/>
+          <w:numId w:val="1"/>
         </w:numPr>
         <w:tabs>
           <w:tab w:val="left" w:pos="709" w:leader="none"/>
@@ -6967,7 +6966,7 @@
         <w:pStyle w:val="BodyText"/>
         <w:numPr>
           <w:ilvl w:val="0"/>
-          <w:numId w:val="2"/>
+          <w:numId w:val="1"/>
         </w:numPr>
         <w:tabs>
           <w:tab w:val="left" w:pos="709" w:leader="none"/>
@@ -6989,7 +6988,7 @@
         <w:pStyle w:val="BodyText"/>
         <w:numPr>
           <w:ilvl w:val="0"/>
-          <w:numId w:val="2"/>
+          <w:numId w:val="1"/>
         </w:numPr>
         <w:tabs>
           <w:tab w:val="left" w:pos="709" w:leader="none"/>
@@ -7145,7 +7144,7 @@
         <mc:AlternateContent>
           <mc:Choice Requires="wps">
             <w:drawing>
-              <wp:anchor behindDoc="0" distT="18415" distB="18415" distL="18415" distR="18415" simplePos="0" locked="0" layoutInCell="1" allowOverlap="1" relativeHeight="6">
+              <wp:anchor behindDoc="0" distT="18415" distB="18415" distL="19050" distR="17780" simplePos="0" locked="0" layoutInCell="1" allowOverlap="1" relativeHeight="6">
                 <wp:simplePos x="0" y="0"/>
                 <wp:positionH relativeFrom="column">
                   <wp:posOffset>1464310</wp:posOffset>
@@ -7189,8 +7188,8 @@
                         <w:txbxContent>
                           <w:p>
                             <w:pPr>
-                              <w:pStyle w:val="FrameContentsuser"/>
-                              <w:overflowPunct w:val="false"/>
+                              <w:pStyle w:val="FrameContents"/>
+                              <w:overflowPunct w:val="true"/>
                               <w:bidi w:val="0"/>
                               <w:rPr>
                                 <w:color w:val="000000"/>
@@ -7204,8 +7203,8 @@
                           </w:p>
                           <w:p>
                             <w:pPr>
-                              <w:pStyle w:val="FrameContentsuser"/>
-                              <w:overflowPunct w:val="false"/>
+                              <w:pStyle w:val="FrameContents"/>
+                              <w:overflowPunct w:val="true"/>
                               <w:bidi w:val="0"/>
                               <w:rPr>
                                 <w:color w:val="000000"/>
@@ -7220,8 +7219,8 @@
                           </w:p>
                           <w:p>
                             <w:pPr>
-                              <w:pStyle w:val="FrameContentsuser"/>
-                              <w:overflowPunct w:val="false"/>
+                              <w:pStyle w:val="FrameContents"/>
+                              <w:overflowPunct w:val="true"/>
                               <w:bidi w:val="0"/>
                               <w:rPr>
                                 <w:color w:val="000000"/>
@@ -7236,8 +7235,8 @@
                           </w:p>
                           <w:p>
                             <w:pPr>
-                              <w:pStyle w:val="FrameContentsuser"/>
-                              <w:overflowPunct w:val="false"/>
+                              <w:pStyle w:val="FrameContents"/>
+                              <w:overflowPunct w:val="true"/>
                               <w:bidi w:val="0"/>
                               <w:rPr>
                                 <w:color w:val="000000"/>
@@ -7258,8 +7257,8 @@
                           </w:p>
                           <w:p>
                             <w:pPr>
-                              <w:pStyle w:val="FrameContentsuser"/>
-                              <w:overflowPunct w:val="false"/>
+                              <w:pStyle w:val="FrameContents"/>
+                              <w:overflowPunct w:val="true"/>
                               <w:bidi w:val="0"/>
                               <w:rPr>
                                 <w:color w:val="000000"/>
@@ -7280,8 +7279,8 @@
                           </w:p>
                           <w:p>
                             <w:pPr>
-                              <w:pStyle w:val="FrameContentsuser"/>
-                              <w:overflowPunct w:val="false"/>
+                              <w:pStyle w:val="FrameContents"/>
+                              <w:overflowPunct w:val="true"/>
                               <w:bidi w:val="0"/>
                               <w:rPr>
                                 <w:color w:val="000000"/>
@@ -7302,8 +7301,8 @@
                           </w:p>
                           <w:p>
                             <w:pPr>
-                              <w:pStyle w:val="FrameContentsuser"/>
-                              <w:overflowPunct w:val="false"/>
+                              <w:pStyle w:val="FrameContents"/>
+                              <w:overflowPunct w:val="true"/>
                               <w:bidi w:val="0"/>
                               <w:rPr>
                                 <w:color w:val="000000"/>
@@ -7324,8 +7323,8 @@
                           </w:p>
                           <w:p>
                             <w:pPr>
-                              <w:pStyle w:val="FrameContentsuser"/>
-                              <w:overflowPunct w:val="false"/>
+                              <w:pStyle w:val="FrameContents"/>
+                              <w:overflowPunct w:val="true"/>
                               <w:bidi w:val="0"/>
                               <w:rPr>
                                 <w:color w:val="000000"/>
@@ -7346,8 +7345,8 @@
                           </w:p>
                           <w:p>
                             <w:pPr>
-                              <w:pStyle w:val="FrameContentsuser"/>
-                              <w:overflowPunct w:val="false"/>
+                              <w:pStyle w:val="FrameContents"/>
+                              <w:overflowPunct w:val="true"/>
                               <w:bidi w:val="0"/>
                               <w:rPr>
                                 <w:color w:val="000000"/>
@@ -7368,8 +7367,8 @@
                           </w:p>
                           <w:p>
                             <w:pPr>
-                              <w:pStyle w:val="FrameContentsuser"/>
-                              <w:overflowPunct w:val="false"/>
+                              <w:pStyle w:val="FrameContents"/>
+                              <w:overflowPunct w:val="true"/>
                               <w:bidi w:val="0"/>
                               <w:rPr/>
                             </w:pPr>
@@ -7400,8 +7399,8 @@
                   <w:txbxContent>
                     <w:p>
                       <w:pPr>
-                        <w:pStyle w:val="FrameContentsuser"/>
-                        <w:overflowPunct w:val="false"/>
+                        <w:pStyle w:val="FrameContents"/>
+                        <w:overflowPunct w:val="true"/>
                         <w:bidi w:val="0"/>
                         <w:rPr>
                           <w:color w:val="000000"/>
@@ -7415,8 +7414,8 @@
                     </w:p>
                     <w:p>
                       <w:pPr>
-                        <w:pStyle w:val="FrameContentsuser"/>
-                        <w:overflowPunct w:val="false"/>
+                        <w:pStyle w:val="FrameContents"/>
+                        <w:overflowPunct w:val="true"/>
                         <w:bidi w:val="0"/>
                         <w:rPr>
                           <w:color w:val="000000"/>
@@ -7431,8 +7430,8 @@
                     </w:p>
                     <w:p>
                       <w:pPr>
-                        <w:pStyle w:val="FrameContentsuser"/>
-                        <w:overflowPunct w:val="false"/>
+                        <w:pStyle w:val="FrameContents"/>
+                        <w:overflowPunct w:val="true"/>
                         <w:bidi w:val="0"/>
                         <w:rPr>
                           <w:color w:val="000000"/>
@@ -7447,8 +7446,8 @@
                     </w:p>
                     <w:p>
                       <w:pPr>
-                        <w:pStyle w:val="FrameContentsuser"/>
-                        <w:overflowPunct w:val="false"/>
+                        <w:pStyle w:val="FrameContents"/>
+                        <w:overflowPunct w:val="true"/>
                         <w:bidi w:val="0"/>
                         <w:rPr>
                           <w:color w:val="000000"/>
@@ -7469,8 +7468,8 @@
                     </w:p>
                     <w:p>
                       <w:pPr>
-                        <w:pStyle w:val="FrameContentsuser"/>
-                        <w:overflowPunct w:val="false"/>
+                        <w:pStyle w:val="FrameContents"/>
+                        <w:overflowPunct w:val="true"/>
                         <w:bidi w:val="0"/>
                         <w:rPr>
                           <w:color w:val="000000"/>
@@ -7491,8 +7490,8 @@
                     </w:p>
                     <w:p>
                       <w:pPr>
-                        <w:pStyle w:val="FrameContentsuser"/>
-                        <w:overflowPunct w:val="false"/>
+                        <w:pStyle w:val="FrameContents"/>
+                        <w:overflowPunct w:val="true"/>
                         <w:bidi w:val="0"/>
                         <w:rPr>
                           <w:color w:val="000000"/>
@@ -7513,8 +7512,8 @@
                     </w:p>
                     <w:p>
                       <w:pPr>
-                        <w:pStyle w:val="FrameContentsuser"/>
-                        <w:overflowPunct w:val="false"/>
+                        <w:pStyle w:val="FrameContents"/>
+                        <w:overflowPunct w:val="true"/>
                         <w:bidi w:val="0"/>
                         <w:rPr>
                           <w:color w:val="000000"/>
@@ -7535,8 +7534,8 @@
                     </w:p>
                     <w:p>
                       <w:pPr>
-                        <w:pStyle w:val="FrameContentsuser"/>
-                        <w:overflowPunct w:val="false"/>
+                        <w:pStyle w:val="FrameContents"/>
+                        <w:overflowPunct w:val="true"/>
                         <w:bidi w:val="0"/>
                         <w:rPr>
                           <w:color w:val="000000"/>
@@ -7557,8 +7556,8 @@
                     </w:p>
                     <w:p>
                       <w:pPr>
-                        <w:pStyle w:val="FrameContentsuser"/>
-                        <w:overflowPunct w:val="false"/>
+                        <w:pStyle w:val="FrameContents"/>
+                        <w:overflowPunct w:val="true"/>
                         <w:bidi w:val="0"/>
                         <w:rPr>
                           <w:color w:val="000000"/>
@@ -7579,8 +7578,8 @@
                     </w:p>
                     <w:p>
                       <w:pPr>
-                        <w:pStyle w:val="FrameContentsuser"/>
-                        <w:overflowPunct w:val="false"/>
+                        <w:pStyle w:val="FrameContents"/>
+                        <w:overflowPunct w:val="true"/>
                         <w:bidi w:val="0"/>
                         <w:rPr/>
                       </w:pPr>
@@ -7871,7 +7870,7 @@
         <w:pStyle w:val="BodyText"/>
         <w:numPr>
           <w:ilvl w:val="0"/>
-          <w:numId w:val="3"/>
+          <w:numId w:val="2"/>
         </w:numPr>
         <w:tabs>
           <w:tab w:val="left" w:pos="709" w:leader="none"/>
@@ -7895,7 +7894,7 @@
         <w:pStyle w:val="BodyText"/>
         <w:numPr>
           <w:ilvl w:val="0"/>
-          <w:numId w:val="3"/>
+          <w:numId w:val="2"/>
         </w:numPr>
         <w:tabs>
           <w:tab w:val="left" w:pos="709" w:leader="none"/>
@@ -7919,7 +7918,7 @@
         <w:pStyle w:val="BodyText"/>
         <w:numPr>
           <w:ilvl w:val="0"/>
-          <w:numId w:val="3"/>
+          <w:numId w:val="2"/>
         </w:numPr>
         <w:tabs>
           <w:tab w:val="left" w:pos="709" w:leader="none"/>
@@ -7943,7 +7942,7 @@
         <w:pStyle w:val="BodyText"/>
         <w:numPr>
           <w:ilvl w:val="0"/>
-          <w:numId w:val="3"/>
+          <w:numId w:val="2"/>
         </w:numPr>
         <w:tabs>
           <w:tab w:val="left" w:pos="709" w:leader="none"/>
@@ -8084,7 +8083,7 @@
         <mc:AlternateContent>
           <mc:Choice Requires="wps">
             <w:drawing>
-              <wp:anchor behindDoc="0" distT="0" distB="635" distL="0" distR="635" simplePos="0" locked="0" layoutInCell="0" allowOverlap="1" relativeHeight="2">
+              <wp:anchor behindDoc="0" distT="0" distB="635" distL="635" distR="635" simplePos="0" locked="0" layoutInCell="0" allowOverlap="1" relativeHeight="2">
                 <wp:simplePos x="0" y="0"/>
                 <wp:positionH relativeFrom="column">
                   <wp:posOffset>732790</wp:posOffset>
@@ -8136,8 +8135,8 @@
                         <w:txbxContent>
                           <w:p>
                             <w:pPr>
-                              <w:pStyle w:val="FrameContentsuser"/>
-                              <w:overflowPunct w:val="false"/>
+                              <w:pStyle w:val="FrameContents"/>
+                              <w:overflowPunct w:val="true"/>
                               <w:bidi w:val="0"/>
                               <w:jc w:val="center"/>
                               <w:rPr>
@@ -8153,8 +8152,8 @@
                           </w:p>
                           <w:p>
                             <w:pPr>
-                              <w:pStyle w:val="FrameContentsuser"/>
-                              <w:overflowPunct w:val="false"/>
+                              <w:pStyle w:val="FrameContents"/>
+                              <w:overflowPunct w:val="true"/>
                               <w:bidi w:val="0"/>
                               <w:jc w:val="center"/>
                               <w:rPr>
@@ -8170,8 +8169,8 @@
                           </w:p>
                           <w:p>
                             <w:pPr>
-                              <w:pStyle w:val="FrameContentsuser"/>
-                              <w:overflowPunct w:val="false"/>
+                              <w:pStyle w:val="FrameContents"/>
+                              <w:overflowPunct w:val="true"/>
                               <w:bidi w:val="0"/>
                               <w:jc w:val="center"/>
                               <w:rPr>
@@ -8187,8 +8186,8 @@
                           </w:p>
                           <w:p>
                             <w:pPr>
-                              <w:pStyle w:val="FrameContentsuser"/>
-                              <w:overflowPunct w:val="false"/>
+                              <w:pStyle w:val="FrameContents"/>
+                              <w:overflowPunct w:val="true"/>
                               <w:bidi w:val="0"/>
                               <w:jc w:val="center"/>
                               <w:rPr>
@@ -8204,8 +8203,8 @@
                           </w:p>
                           <w:p>
                             <w:pPr>
-                              <w:pStyle w:val="FrameContentsuser"/>
-                              <w:overflowPunct w:val="false"/>
+                              <w:pStyle w:val="FrameContents"/>
+                              <w:overflowPunct w:val="true"/>
                               <w:bidi w:val="0"/>
                               <w:jc w:val="center"/>
                               <w:rPr>
@@ -8221,8 +8220,8 @@
                           </w:p>
                           <w:p>
                             <w:pPr>
-                              <w:pStyle w:val="FrameContentsuser"/>
-                              <w:overflowPunct w:val="false"/>
+                              <w:pStyle w:val="FrameContents"/>
+                              <w:overflowPunct w:val="true"/>
                               <w:bidi w:val="0"/>
                               <w:jc w:val="center"/>
                               <w:rPr>
@@ -8238,8 +8237,8 @@
                           </w:p>
                           <w:p>
                             <w:pPr>
-                              <w:pStyle w:val="FrameContentsuser"/>
-                              <w:overflowPunct w:val="false"/>
+                              <w:pStyle w:val="FrameContents"/>
+                              <w:overflowPunct w:val="true"/>
                               <w:bidi w:val="0"/>
                               <w:jc w:val="center"/>
                               <w:rPr>
@@ -8255,8 +8254,8 @@
                           </w:p>
                           <w:p>
                             <w:pPr>
-                              <w:pStyle w:val="FrameContentsuser"/>
-                              <w:overflowPunct w:val="false"/>
+                              <w:pStyle w:val="FrameContents"/>
+                              <w:overflowPunct w:val="true"/>
                               <w:bidi w:val="0"/>
                               <w:jc w:val="center"/>
                               <w:rPr>
@@ -8272,8 +8271,8 @@
                           </w:p>
                           <w:p>
                             <w:pPr>
-                              <w:pStyle w:val="FrameContentsuser"/>
-                              <w:overflowPunct w:val="false"/>
+                              <w:pStyle w:val="FrameContents"/>
+                              <w:overflowPunct w:val="true"/>
                               <w:bidi w:val="0"/>
                               <w:jc w:val="center"/>
                               <w:rPr>
@@ -8289,8 +8288,8 @@
                           </w:p>
                           <w:p>
                             <w:pPr>
-                              <w:pStyle w:val="FrameContentsuser"/>
-                              <w:overflowPunct w:val="false"/>
+                              <w:pStyle w:val="FrameContents"/>
+                              <w:overflowPunct w:val="true"/>
                               <w:bidi w:val="0"/>
                               <w:jc w:val="center"/>
                               <w:rPr>
@@ -8306,8 +8305,8 @@
                           </w:p>
                           <w:p>
                             <w:pPr>
-                              <w:pStyle w:val="FrameContentsuser"/>
-                              <w:overflowPunct w:val="false"/>
+                              <w:pStyle w:val="FrameContents"/>
+                              <w:overflowPunct w:val="true"/>
                               <w:bidi w:val="0"/>
                               <w:jc w:val="center"/>
                               <w:rPr>
@@ -8323,8 +8322,8 @@
                           </w:p>
                           <w:p>
                             <w:pPr>
-                              <w:pStyle w:val="FrameContentsuser"/>
-                              <w:overflowPunct w:val="false"/>
+                              <w:pStyle w:val="FrameContents"/>
+                              <w:overflowPunct w:val="true"/>
                               <w:bidi w:val="0"/>
                               <w:jc w:val="center"/>
                               <w:rPr>
@@ -8340,8 +8339,8 @@
                           </w:p>
                           <w:p>
                             <w:pPr>
-                              <w:pStyle w:val="FrameContentsuser"/>
-                              <w:overflowPunct w:val="false"/>
+                              <w:pStyle w:val="FrameContents"/>
+                              <w:overflowPunct w:val="true"/>
                               <w:bidi w:val="0"/>
                               <w:jc w:val="center"/>
                               <w:rPr>
@@ -8357,8 +8356,8 @@
                           </w:p>
                           <w:p>
                             <w:pPr>
-                              <w:pStyle w:val="FrameContentsuser"/>
-                              <w:overflowPunct w:val="false"/>
+                              <w:pStyle w:val="FrameContents"/>
+                              <w:overflowPunct w:val="true"/>
                               <w:bidi w:val="0"/>
                               <w:jc w:val="center"/>
                               <w:rPr>
@@ -8374,8 +8373,8 @@
                           </w:p>
                           <w:p>
                             <w:pPr>
-                              <w:pStyle w:val="FrameContentsuser"/>
-                              <w:overflowPunct w:val="false"/>
+                              <w:pStyle w:val="FrameContents"/>
+                              <w:overflowPunct w:val="true"/>
                               <w:bidi w:val="0"/>
                               <w:jc w:val="center"/>
                               <w:rPr>
@@ -8391,8 +8390,8 @@
                           </w:p>
                           <w:p>
                             <w:pPr>
-                              <w:pStyle w:val="FrameContentsuser"/>
-                              <w:overflowPunct w:val="false"/>
+                              <w:pStyle w:val="FrameContents"/>
+                              <w:overflowPunct w:val="true"/>
                               <w:bidi w:val="0"/>
                               <w:jc w:val="center"/>
                               <w:rPr>
@@ -8408,8 +8407,8 @@
                           </w:p>
                           <w:p>
                             <w:pPr>
-                              <w:pStyle w:val="FrameContentsuser"/>
-                              <w:overflowPunct w:val="false"/>
+                              <w:pStyle w:val="FrameContents"/>
+                              <w:overflowPunct w:val="true"/>
                               <w:bidi w:val="0"/>
                               <w:jc w:val="center"/>
                               <w:rPr>
@@ -8425,8 +8424,8 @@
                           </w:p>
                           <w:p>
                             <w:pPr>
-                              <w:pStyle w:val="FrameContentsuser"/>
-                              <w:overflowPunct w:val="false"/>
+                              <w:pStyle w:val="FrameContents"/>
+                              <w:overflowPunct w:val="true"/>
                               <w:bidi w:val="0"/>
                               <w:jc w:val="center"/>
                               <w:rPr>
@@ -8442,8 +8441,8 @@
                           </w:p>
                           <w:p>
                             <w:pPr>
-                              <w:pStyle w:val="FrameContentsuser"/>
-                              <w:overflowPunct w:val="false"/>
+                              <w:pStyle w:val="FrameContents"/>
+                              <w:overflowPunct w:val="true"/>
                               <w:bidi w:val="0"/>
                               <w:jc w:val="center"/>
                               <w:rPr>
@@ -8459,8 +8458,8 @@
                           </w:p>
                           <w:p>
                             <w:pPr>
-                              <w:pStyle w:val="FrameContentsuser"/>
-                              <w:overflowPunct w:val="false"/>
+                              <w:pStyle w:val="FrameContents"/>
+                              <w:overflowPunct w:val="true"/>
                               <w:bidi w:val="0"/>
                               <w:jc w:val="center"/>
                               <w:rPr>
@@ -8476,8 +8475,8 @@
                           </w:p>
                           <w:p>
                             <w:pPr>
-                              <w:pStyle w:val="FrameContentsuser"/>
-                              <w:overflowPunct w:val="false"/>
+                              <w:pStyle w:val="FrameContents"/>
+                              <w:overflowPunct w:val="true"/>
                               <w:bidi w:val="0"/>
                               <w:jc w:val="center"/>
                               <w:rPr>
@@ -8493,8 +8492,8 @@
                           </w:p>
                           <w:p>
                             <w:pPr>
-                              <w:pStyle w:val="FrameContentsuser"/>
-                              <w:overflowPunct w:val="false"/>
+                              <w:pStyle w:val="FrameContents"/>
+                              <w:overflowPunct w:val="true"/>
                               <w:bidi w:val="0"/>
                               <w:jc w:val="center"/>
                               <w:rPr>
@@ -8510,8 +8509,8 @@
                           </w:p>
                           <w:p>
                             <w:pPr>
-                              <w:pStyle w:val="FrameContentsuser"/>
-                              <w:overflowPunct w:val="false"/>
+                              <w:pStyle w:val="FrameContents"/>
+                              <w:overflowPunct w:val="true"/>
                               <w:bidi w:val="0"/>
                               <w:jc w:val="center"/>
                               <w:rPr>
@@ -8527,8 +8526,8 @@
                           </w:p>
                           <w:p>
                             <w:pPr>
-                              <w:pStyle w:val="FrameContentsuser"/>
-                              <w:overflowPunct w:val="false"/>
+                              <w:pStyle w:val="FrameContents"/>
+                              <w:overflowPunct w:val="true"/>
                               <w:bidi w:val="0"/>
                               <w:jc w:val="center"/>
                               <w:rPr>
@@ -8544,8 +8543,8 @@
                           </w:p>
                           <w:p>
                             <w:pPr>
-                              <w:pStyle w:val="FrameContentsuser"/>
-                              <w:overflowPunct w:val="false"/>
+                              <w:pStyle w:val="FrameContents"/>
+                              <w:overflowPunct w:val="true"/>
                               <w:bidi w:val="0"/>
                               <w:jc w:val="center"/>
                               <w:rPr/>
@@ -8577,8 +8576,8 @@
                   <w:txbxContent>
                     <w:p>
                       <w:pPr>
-                        <w:pStyle w:val="FrameContentsuser"/>
-                        <w:overflowPunct w:val="false"/>
+                        <w:pStyle w:val="FrameContents"/>
+                        <w:overflowPunct w:val="true"/>
                         <w:bidi w:val="0"/>
                         <w:jc w:val="center"/>
                         <w:rPr>
@@ -8594,8 +8593,8 @@
                     </w:p>
                     <w:p>
                       <w:pPr>
-                        <w:pStyle w:val="FrameContentsuser"/>
-                        <w:overflowPunct w:val="false"/>
+                        <w:pStyle w:val="FrameContents"/>
+                        <w:overflowPunct w:val="true"/>
                         <w:bidi w:val="0"/>
                         <w:jc w:val="center"/>
                         <w:rPr>
@@ -8611,8 +8610,8 @@
                     </w:p>
                     <w:p>
                       <w:pPr>
-                        <w:pStyle w:val="FrameContentsuser"/>
-                        <w:overflowPunct w:val="false"/>
+                        <w:pStyle w:val="FrameContents"/>
+                        <w:overflowPunct w:val="true"/>
                         <w:bidi w:val="0"/>
                         <w:jc w:val="center"/>
                         <w:rPr>
@@ -8628,8 +8627,8 @@
                     </w:p>
                     <w:p>
                       <w:pPr>
-                        <w:pStyle w:val="FrameContentsuser"/>
-                        <w:overflowPunct w:val="false"/>
+                        <w:pStyle w:val="FrameContents"/>
+                        <w:overflowPunct w:val="true"/>
                         <w:bidi w:val="0"/>
                         <w:jc w:val="center"/>
                         <w:rPr>
@@ -8645,8 +8644,8 @@
                     </w:p>
                     <w:p>
                       <w:pPr>
-                        <w:pStyle w:val="FrameContentsuser"/>
-                        <w:overflowPunct w:val="false"/>
+                        <w:pStyle w:val="FrameContents"/>
+                        <w:overflowPunct w:val="true"/>
                         <w:bidi w:val="0"/>
                         <w:jc w:val="center"/>
                         <w:rPr>
@@ -8662,8 +8661,8 @@
                     </w:p>
                     <w:p>
                       <w:pPr>
-                        <w:pStyle w:val="FrameContentsuser"/>
-                        <w:overflowPunct w:val="false"/>
+                        <w:pStyle w:val="FrameContents"/>
+                        <w:overflowPunct w:val="true"/>
                         <w:bidi w:val="0"/>
                         <w:jc w:val="center"/>
                         <w:rPr>
@@ -8679,8 +8678,8 @@
                     </w:p>
                     <w:p>
                       <w:pPr>
-                        <w:pStyle w:val="FrameContentsuser"/>
-                        <w:overflowPunct w:val="false"/>
+                        <w:pStyle w:val="FrameContents"/>
+                        <w:overflowPunct w:val="true"/>
                         <w:bidi w:val="0"/>
                         <w:jc w:val="center"/>
                         <w:rPr>
@@ -8696,8 +8695,8 @@
                     </w:p>
                     <w:p>
                       <w:pPr>
-                        <w:pStyle w:val="FrameContentsuser"/>
-                        <w:overflowPunct w:val="false"/>
+                        <w:pStyle w:val="FrameContents"/>
+                        <w:overflowPunct w:val="true"/>
                         <w:bidi w:val="0"/>
                         <w:jc w:val="center"/>
                         <w:rPr>
@@ -8713,8 +8712,8 @@
                     </w:p>
                     <w:p>
                       <w:pPr>
-                        <w:pStyle w:val="FrameContentsuser"/>
-                        <w:overflowPunct w:val="false"/>
+                        <w:pStyle w:val="FrameContents"/>
+                        <w:overflowPunct w:val="true"/>
                         <w:bidi w:val="0"/>
                         <w:jc w:val="center"/>
                         <w:rPr>
@@ -8730,8 +8729,8 @@
                     </w:p>
                     <w:p>
                       <w:pPr>
-                        <w:pStyle w:val="FrameContentsuser"/>
-                        <w:overflowPunct w:val="false"/>
+                        <w:pStyle w:val="FrameContents"/>
+                        <w:overflowPunct w:val="true"/>
                         <w:bidi w:val="0"/>
                         <w:jc w:val="center"/>
                         <w:rPr>
@@ -8747,8 +8746,8 @@
                     </w:p>
                     <w:p>
                       <w:pPr>
-                        <w:pStyle w:val="FrameContentsuser"/>
-                        <w:overflowPunct w:val="false"/>
+                        <w:pStyle w:val="FrameContents"/>
+                        <w:overflowPunct w:val="true"/>
                         <w:bidi w:val="0"/>
                         <w:jc w:val="center"/>
                         <w:rPr>
@@ -8764,8 +8763,8 @@
                     </w:p>
                     <w:p>
                       <w:pPr>
-                        <w:pStyle w:val="FrameContentsuser"/>
-                        <w:overflowPunct w:val="false"/>
+                        <w:pStyle w:val="FrameContents"/>
+                        <w:overflowPunct w:val="true"/>
                         <w:bidi w:val="0"/>
                         <w:jc w:val="center"/>
                         <w:rPr>
@@ -8781,8 +8780,8 @@
                     </w:p>
                     <w:p>
                       <w:pPr>
-                        <w:pStyle w:val="FrameContentsuser"/>
-                        <w:overflowPunct w:val="false"/>
+                        <w:pStyle w:val="FrameContents"/>
+                        <w:overflowPunct w:val="true"/>
                         <w:bidi w:val="0"/>
                         <w:jc w:val="center"/>
                         <w:rPr>
@@ -8798,8 +8797,8 @@
                     </w:p>
                     <w:p>
                       <w:pPr>
-                        <w:pStyle w:val="FrameContentsuser"/>
-                        <w:overflowPunct w:val="false"/>
+                        <w:pStyle w:val="FrameContents"/>
+                        <w:overflowPunct w:val="true"/>
                         <w:bidi w:val="0"/>
                         <w:jc w:val="center"/>
                         <w:rPr>
@@ -8815,8 +8814,8 @@
                     </w:p>
                     <w:p>
                       <w:pPr>
-                        <w:pStyle w:val="FrameContentsuser"/>
-                        <w:overflowPunct w:val="false"/>
+                        <w:pStyle w:val="FrameContents"/>
+                        <w:overflowPunct w:val="true"/>
                         <w:bidi w:val="0"/>
                         <w:jc w:val="center"/>
                         <w:rPr>
@@ -8832,8 +8831,8 @@
                     </w:p>
                     <w:p>
                       <w:pPr>
-                        <w:pStyle w:val="FrameContentsuser"/>
-                        <w:overflowPunct w:val="false"/>
+                        <w:pStyle w:val="FrameContents"/>
+                        <w:overflowPunct w:val="true"/>
                         <w:bidi w:val="0"/>
                         <w:jc w:val="center"/>
                         <w:rPr>
@@ -8849,8 +8848,8 @@
                     </w:p>
                     <w:p>
                       <w:pPr>
-                        <w:pStyle w:val="FrameContentsuser"/>
-                        <w:overflowPunct w:val="false"/>
+                        <w:pStyle w:val="FrameContents"/>
+                        <w:overflowPunct w:val="true"/>
                         <w:bidi w:val="0"/>
                         <w:jc w:val="center"/>
                         <w:rPr>
@@ -8866,8 +8865,8 @@
                     </w:p>
                     <w:p>
                       <w:pPr>
-                        <w:pStyle w:val="FrameContentsuser"/>
-                        <w:overflowPunct w:val="false"/>
+                        <w:pStyle w:val="FrameContents"/>
+                        <w:overflowPunct w:val="true"/>
                         <w:bidi w:val="0"/>
                         <w:jc w:val="center"/>
                         <w:rPr>
@@ -8883,8 +8882,8 @@
                     </w:p>
                     <w:p>
                       <w:pPr>
-                        <w:pStyle w:val="FrameContentsuser"/>
-                        <w:overflowPunct w:val="false"/>
+                        <w:pStyle w:val="FrameContents"/>
+                        <w:overflowPunct w:val="true"/>
                         <w:bidi w:val="0"/>
                         <w:jc w:val="center"/>
                         <w:rPr>
@@ -8900,8 +8899,8 @@
                     </w:p>
                     <w:p>
                       <w:pPr>
-                        <w:pStyle w:val="FrameContentsuser"/>
-                        <w:overflowPunct w:val="false"/>
+                        <w:pStyle w:val="FrameContents"/>
+                        <w:overflowPunct w:val="true"/>
                         <w:bidi w:val="0"/>
                         <w:jc w:val="center"/>
                         <w:rPr>
@@ -8917,8 +8916,8 @@
                     </w:p>
                     <w:p>
                       <w:pPr>
-                        <w:pStyle w:val="FrameContentsuser"/>
-                        <w:overflowPunct w:val="false"/>
+                        <w:pStyle w:val="FrameContents"/>
+                        <w:overflowPunct w:val="true"/>
                         <w:bidi w:val="0"/>
                         <w:jc w:val="center"/>
                         <w:rPr>
@@ -8934,8 +8933,8 @@
                     </w:p>
                     <w:p>
                       <w:pPr>
-                        <w:pStyle w:val="FrameContentsuser"/>
-                        <w:overflowPunct w:val="false"/>
+                        <w:pStyle w:val="FrameContents"/>
+                        <w:overflowPunct w:val="true"/>
                         <w:bidi w:val="0"/>
                         <w:jc w:val="center"/>
                         <w:rPr>
@@ -8951,8 +8950,8 @@
                     </w:p>
                     <w:p>
                       <w:pPr>
-                        <w:pStyle w:val="FrameContentsuser"/>
-                        <w:overflowPunct w:val="false"/>
+                        <w:pStyle w:val="FrameContents"/>
+                        <w:overflowPunct w:val="true"/>
                         <w:bidi w:val="0"/>
                         <w:jc w:val="center"/>
                         <w:rPr>
@@ -8968,8 +8967,8 @@
                     </w:p>
                     <w:p>
                       <w:pPr>
-                        <w:pStyle w:val="FrameContentsuser"/>
-                        <w:overflowPunct w:val="false"/>
+                        <w:pStyle w:val="FrameContents"/>
+                        <w:overflowPunct w:val="true"/>
                         <w:bidi w:val="0"/>
                         <w:jc w:val="center"/>
                         <w:rPr>
@@ -8985,8 +8984,8 @@
                     </w:p>
                     <w:p>
                       <w:pPr>
-                        <w:pStyle w:val="FrameContentsuser"/>
-                        <w:overflowPunct w:val="false"/>
+                        <w:pStyle w:val="FrameContents"/>
+                        <w:overflowPunct w:val="true"/>
                         <w:bidi w:val="0"/>
                         <w:jc w:val="center"/>
                         <w:rPr/>
@@ -9506,7 +9505,7 @@
         <w:pStyle w:val="BodyText"/>
         <w:numPr>
           <w:ilvl w:val="0"/>
-          <w:numId w:val="4"/>
+          <w:numId w:val="3"/>
         </w:numPr>
         <w:tabs>
           <w:tab w:val="left" w:pos="709" w:leader="none"/>
@@ -9575,7 +9574,7 @@
         <w:pStyle w:val="BodyText"/>
         <w:numPr>
           <w:ilvl w:val="0"/>
-          <w:numId w:val="4"/>
+          <w:numId w:val="3"/>
         </w:numPr>
         <w:tabs>
           <w:tab w:val="left" w:pos="709" w:leader="none"/>
@@ -10028,6 +10027,7 @@
       <w:pPr>
         <w:pStyle w:val="Heading3"/>
         <w:bidi w:val="0"/>
+        <w:ind w:hanging="0" w:start="0"/>
         <w:jc w:val="both"/>
         <w:rPr/>
       </w:pPr>
@@ -10047,7 +10047,7 @@
         <w:pStyle w:val="BodyText"/>
         <w:numPr>
           <w:ilvl w:val="0"/>
-          <w:numId w:val="5"/>
+          <w:numId w:val="4"/>
         </w:numPr>
         <w:tabs>
           <w:tab w:val="left" w:pos="709" w:leader="none"/>
@@ -10072,7 +10072,7 @@
         <w:pStyle w:val="BodyText"/>
         <w:numPr>
           <w:ilvl w:val="1"/>
-          <w:numId w:val="5"/>
+          <w:numId w:val="4"/>
         </w:numPr>
         <w:tabs>
           <w:tab w:val="clear" w:pos="709"/>
@@ -10097,7 +10097,7 @@
         <w:pStyle w:val="BodyText"/>
         <w:numPr>
           <w:ilvl w:val="0"/>
-          <w:numId w:val="5"/>
+          <w:numId w:val="4"/>
         </w:numPr>
         <w:tabs>
           <w:tab w:val="left" w:pos="709" w:leader="none"/>
@@ -10122,7 +10122,7 @@
         <w:pStyle w:val="BodyText"/>
         <w:numPr>
           <w:ilvl w:val="1"/>
-          <w:numId w:val="5"/>
+          <w:numId w:val="4"/>
         </w:numPr>
         <w:tabs>
           <w:tab w:val="clear" w:pos="709"/>
@@ -10147,7 +10147,7 @@
         <w:pStyle w:val="BodyText"/>
         <w:numPr>
           <w:ilvl w:val="1"/>
-          <w:numId w:val="5"/>
+          <w:numId w:val="4"/>
         </w:numPr>
         <w:tabs>
           <w:tab w:val="clear" w:pos="709"/>
@@ -10172,7 +10172,7 @@
         <w:pStyle w:val="BodyText"/>
         <w:numPr>
           <w:ilvl w:val="1"/>
-          <w:numId w:val="5"/>
+          <w:numId w:val="4"/>
         </w:numPr>
         <w:tabs>
           <w:tab w:val="clear" w:pos="709"/>
@@ -10231,7 +10231,7 @@
         <w:pStyle w:val="BodyText"/>
         <w:numPr>
           <w:ilvl w:val="1"/>
-          <w:numId w:val="5"/>
+          <w:numId w:val="4"/>
         </w:numPr>
         <w:tabs>
           <w:tab w:val="clear" w:pos="709"/>
@@ -10406,6 +10406,7 @@
       <w:pPr>
         <w:pStyle w:val="Heading3"/>
         <w:spacing w:before="0" w:after="283"/>
+        <w:ind w:hanging="0" w:start="0"/>
         <w:jc w:val="center"/>
         <w:rPr>
           <w:rFonts w:ascii="Arial" w:hAnsi="Arial"/>
@@ -10465,7 +10466,7 @@
         <w:widowControl/>
         <w:numPr>
           <w:ilvl w:val="1"/>
-          <w:numId w:val="5"/>
+          <w:numId w:val="4"/>
         </w:numPr>
         <w:tabs>
           <w:tab w:val="clear" w:pos="709"/>
@@ -10506,7 +10507,7 @@
         <w:widowControl/>
         <w:numPr>
           <w:ilvl w:val="1"/>
-          <w:numId w:val="5"/>
+          <w:numId w:val="4"/>
         </w:numPr>
         <w:tabs>
           <w:tab w:val="clear" w:pos="709"/>
@@ -10562,6 +10563,7 @@
       <w:pPr>
         <w:pStyle w:val="Heading3"/>
         <w:spacing w:before="0" w:after="283"/>
+        <w:ind w:hanging="0" w:start="0"/>
         <w:jc w:val="center"/>
         <w:rPr>
           <w:rFonts w:ascii="Arial" w:hAnsi="Arial"/>
@@ -10602,7 +10604,7 @@
         <w:pStyle w:val="BodyText"/>
         <w:numPr>
           <w:ilvl w:val="0"/>
-          <w:numId w:val="12"/>
+          <w:numId w:val="11"/>
         </w:numPr>
         <w:tabs>
           <w:tab w:val="clear" w:pos="709"/>
@@ -10632,7 +10634,7 @@
         <w:widowControl/>
         <w:numPr>
           <w:ilvl w:val="1"/>
-          <w:numId w:val="5"/>
+          <w:numId w:val="4"/>
         </w:numPr>
         <w:tabs>
           <w:tab w:val="clear" w:pos="709"/>
@@ -10672,7 +10674,7 @@
         <w:widowControl/>
         <w:numPr>
           <w:ilvl w:val="1"/>
-          <w:numId w:val="5"/>
+          <w:numId w:val="4"/>
         </w:numPr>
         <w:tabs>
           <w:tab w:val="clear" w:pos="709"/>
@@ -10731,7 +10733,7 @@
         <w:widowControl/>
         <w:numPr>
           <w:ilvl w:val="1"/>
-          <w:numId w:val="5"/>
+          <w:numId w:val="4"/>
         </w:numPr>
         <w:tabs>
           <w:tab w:val="clear" w:pos="709"/>
@@ -10771,7 +10773,7 @@
         <w:pStyle w:val="BodyText"/>
         <w:numPr>
           <w:ilvl w:val="0"/>
-          <w:numId w:val="12"/>
+          <w:numId w:val="11"/>
         </w:numPr>
         <w:tabs>
           <w:tab w:val="clear" w:pos="709"/>
@@ -10801,7 +10803,7 @@
         <w:widowControl/>
         <w:numPr>
           <w:ilvl w:val="1"/>
-          <w:numId w:val="5"/>
+          <w:numId w:val="4"/>
         </w:numPr>
         <w:tabs>
           <w:tab w:val="clear" w:pos="709"/>
@@ -10860,7 +10862,7 @@
         <w:widowControl/>
         <w:numPr>
           <w:ilvl w:val="1"/>
-          <w:numId w:val="5"/>
+          <w:numId w:val="4"/>
         </w:numPr>
         <w:tabs>
           <w:tab w:val="clear" w:pos="709"/>
@@ -10946,7 +10948,7 @@
         <w:widowControl/>
         <w:numPr>
           <w:ilvl w:val="1"/>
-          <w:numId w:val="5"/>
+          <w:numId w:val="4"/>
         </w:numPr>
         <w:tabs>
           <w:tab w:val="clear" w:pos="709"/>
@@ -10983,7 +10985,93 @@
           <w:szCs w:val="24"/>
           <w:lang w:val="el-GR" w:eastAsia="zh-CN" w:bidi="hi-IN"/>
         </w:rPr>
-        <w:t>POP20</w:t>
+        <w:t xml:space="preserve">POP20 </w:t>
+      </w:r>
+      <w:r>
+        <w:rPr>
+          <w:rFonts w:eastAsia="Noto Serif CJK SC" w:cs="Noto Sans Devanagari" w:ascii="Arial" w:hAnsi="Arial"/>
+          <w:b w:val="false"/>
+          <w:bCs w:val="false"/>
+          <w:color w:val="auto"/>
+          <w:kern w:val="2"/>
+          <w:sz w:val="24"/>
+          <w:szCs w:val="24"/>
+          <w:lang w:val="el-GR" w:eastAsia="zh-CN" w:bidi="hi-IN"/>
+        </w:rPr>
+        <w:t>και της γεωμετρίας (πολύγωνα) για κάθε ZIP.</w:t>
+      </w:r>
+    </w:p>
+    <w:p>
+      <w:pPr>
+        <w:pStyle w:val="BodyText"/>
+        <w:widowControl/>
+        <w:numPr>
+          <w:ilvl w:val="1"/>
+          <w:numId w:val="4"/>
+        </w:numPr>
+        <w:tabs>
+          <w:tab w:val="clear" w:pos="709"/>
+          <w:tab w:val="left" w:pos="1418" w:leader="none"/>
+        </w:tabs>
+        <w:suppressAutoHyphens w:val="true"/>
+        <w:bidi w:val="0"/>
+        <w:ind w:hanging="283" w:start="1418"/>
+        <w:jc w:val="both"/>
+        <w:rPr>
+          <w:rFonts w:ascii="Arial" w:hAnsi="Arial" w:eastAsia="Noto Serif CJK SC" w:cs="Noto Sans Devanagari"/>
+          <w:b w:val="false"/>
+          <w:bCs w:val="false"/>
+          <w:color w:val="auto"/>
+          <w:kern w:val="2"/>
+          <w:sz w:val="24"/>
+          <w:szCs w:val="24"/>
+          <w:lang w:val="el-GR" w:eastAsia="zh-CN" w:bidi="hi-IN"/>
+        </w:rPr>
+      </w:pPr>
+      <w:r>
+        <w:rPr>
+          <w:rFonts w:eastAsia="Noto Serif CJK SC" w:cs="Noto Sans Devanagari" w:ascii="Arial" w:hAnsi="Arial"/>
+          <w:b w:val="false"/>
+          <w:bCs w:val="false"/>
+          <w:color w:val="auto"/>
+          <w:kern w:val="2"/>
+          <w:sz w:val="24"/>
+          <w:szCs w:val="24"/>
+          <w:lang w:val="el-GR" w:eastAsia="zh-CN" w:bidi="hi-IN"/>
+        </w:rPr>
+        <w:t>Δημιουργία χωρικού ευρετηρίου (grid) και broadcast των πολύγωνων ZIP στους executors.</w:t>
+      </w:r>
+    </w:p>
+    <w:p>
+      <w:pPr>
+        <w:pStyle w:val="BodyText"/>
+        <w:widowControl/>
+        <w:numPr>
+          <w:ilvl w:val="1"/>
+          <w:numId w:val="4"/>
+        </w:numPr>
+        <w:tabs>
+          <w:tab w:val="clear" w:pos="709"/>
+          <w:tab w:val="left" w:pos="1418" w:leader="none"/>
+        </w:tabs>
+        <w:suppressAutoHyphens w:val="true"/>
+        <w:bidi w:val="0"/>
+        <w:ind w:hanging="283" w:start="1418"/>
+        <w:jc w:val="both"/>
+        <w:rPr/>
+      </w:pPr>
+      <w:r>
+        <w:rPr>
+          <w:rFonts w:eastAsia="Noto Serif CJK SC" w:cs="Noto Sans Devanagari" w:ascii="Arial" w:hAnsi="Arial"/>
+          <w:b w:val="false"/>
+          <w:bCs w:val="false"/>
+          <w:color w:val="auto"/>
+          <w:kern w:val="2"/>
+          <w:sz w:val="24"/>
+          <w:szCs w:val="24"/>
+          <w:lang w:val="el-GR" w:eastAsia="zh-CN" w:bidi="hi-IN"/>
+        </w:rPr>
+        <w:t xml:space="preserve">Python UDF </w:t>
       </w:r>
       <w:r>
         <w:rPr>
@@ -10997,7 +11085,7 @@
           <w:szCs w:val="24"/>
           <w:lang w:val="el-GR" w:eastAsia="zh-CN" w:bidi="hi-IN"/>
         </w:rPr>
-        <w:t xml:space="preserve"> </w:t>
+        <w:t>find_zip_id(lat, lon)</w:t>
       </w:r>
       <w:r>
         <w:rPr>
@@ -11010,80 +11098,7 @@
           <w:szCs w:val="24"/>
           <w:lang w:val="el-GR" w:eastAsia="zh-CN" w:bidi="hi-IN"/>
         </w:rPr>
-        <w:t>και της γεωμετρίας (πολύγωνα) για κάθε ZIP.</w:t>
-      </w:r>
-    </w:p>
-    <w:p>
-      <w:pPr>
-        <w:pStyle w:val="BodyText"/>
-        <w:widowControl/>
-        <w:numPr>
-          <w:ilvl w:val="1"/>
-          <w:numId w:val="5"/>
-        </w:numPr>
-        <w:tabs>
-          <w:tab w:val="clear" w:pos="709"/>
-          <w:tab w:val="left" w:pos="1418" w:leader="none"/>
-        </w:tabs>
-        <w:suppressAutoHyphens w:val="true"/>
-        <w:bidi w:val="0"/>
-        <w:ind w:hanging="283" w:start="1418"/>
-        <w:jc w:val="both"/>
-        <w:rPr>
-          <w:rFonts w:ascii="Arial" w:hAnsi="Arial" w:eastAsia="Noto Serif CJK SC" w:cs="Noto Sans Devanagari"/>
-          <w:b w:val="false"/>
-          <w:bCs w:val="false"/>
-          <w:color w:val="auto"/>
-          <w:kern w:val="2"/>
-          <w:sz w:val="24"/>
-          <w:szCs w:val="24"/>
-          <w:lang w:val="el-GR" w:eastAsia="zh-CN" w:bidi="hi-IN"/>
-        </w:rPr>
-      </w:pPr>
-      <w:r>
-        <w:rPr>
-          <w:rFonts w:eastAsia="Noto Serif CJK SC" w:cs="Noto Sans Devanagari" w:ascii="Arial" w:hAnsi="Arial"/>
-          <w:b w:val="false"/>
-          <w:bCs w:val="false"/>
-          <w:color w:val="auto"/>
-          <w:kern w:val="2"/>
-          <w:sz w:val="24"/>
-          <w:szCs w:val="24"/>
-          <w:lang w:val="el-GR" w:eastAsia="zh-CN" w:bidi="hi-IN"/>
-        </w:rPr>
-        <w:t>Δημιουργία χωρικού ευρετηρίου (grid) και broadcast των πολύγωνων ZIP στους executors.</w:t>
-      </w:r>
-    </w:p>
-    <w:p>
-      <w:pPr>
-        <w:pStyle w:val="BodyText"/>
-        <w:widowControl/>
-        <w:numPr>
-          <w:ilvl w:val="1"/>
-          <w:numId w:val="5"/>
-        </w:numPr>
-        <w:tabs>
-          <w:tab w:val="clear" w:pos="709"/>
-          <w:tab w:val="left" w:pos="1418" w:leader="none"/>
-        </w:tabs>
-        <w:suppressAutoHyphens w:val="true"/>
-        <w:bidi w:val="0"/>
-        <w:ind w:hanging="283" w:start="1418"/>
-        <w:jc w:val="both"/>
-        <w:rPr/>
-      </w:pPr>
-      <w:r>
-        <w:rPr>
-          <w:rFonts w:eastAsia="Noto Serif CJK SC" w:cs="Noto Sans Devanagari" w:ascii="Arial" w:hAnsi="Arial"/>
-          <w:b w:val="false"/>
-          <w:bCs w:val="false"/>
-          <w:color w:val="auto"/>
-          <w:kern w:val="2"/>
-          <w:sz w:val="24"/>
-          <w:szCs w:val="24"/>
-          <w:lang w:val="el-GR" w:eastAsia="zh-CN" w:bidi="hi-IN"/>
-        </w:rPr>
-        <w:t xml:space="preserve">Python UDF </w:t>
+        <w:t xml:space="preserve"> που, χρησιμοποιώντας το grid και τα πολύγωνα, επιστρέφει το </w:t>
       </w:r>
       <w:r>
         <w:rPr>
@@ -11097,7 +11112,7 @@
           <w:szCs w:val="24"/>
           <w:lang w:val="el-GR" w:eastAsia="zh-CN" w:bidi="hi-IN"/>
         </w:rPr>
-        <w:t>find_zip_id(lat, lon)</w:t>
+        <w:t>ZIPcode</w:t>
       </w:r>
       <w:r>
         <w:rPr>
@@ -11110,7 +11125,39 @@
           <w:szCs w:val="24"/>
           <w:lang w:val="el-GR" w:eastAsia="zh-CN" w:bidi="hi-IN"/>
         </w:rPr>
-        <w:t xml:space="preserve"> που, χρησιμοποιώντας το grid και τα πολύγωνα, επιστρέφει το </w:t>
+        <w:t xml:space="preserve"> στο οποίο ανήκει κάθε crime σημείο.</w:t>
+      </w:r>
+    </w:p>
+    <w:p>
+      <w:pPr>
+        <w:pStyle w:val="BodyText"/>
+        <w:widowControl/>
+        <w:numPr>
+          <w:ilvl w:val="1"/>
+          <w:numId w:val="4"/>
+        </w:numPr>
+        <w:tabs>
+          <w:tab w:val="clear" w:pos="709"/>
+          <w:tab w:val="left" w:pos="1418" w:leader="none"/>
+        </w:tabs>
+        <w:suppressAutoHyphens w:val="true"/>
+        <w:bidi w:val="0"/>
+        <w:ind w:hanging="283" w:start="1418"/>
+        <w:jc w:val="both"/>
+        <w:rPr/>
+      </w:pPr>
+      <w:r>
+        <w:rPr>
+          <w:rFonts w:eastAsia="Noto Serif CJK SC" w:cs="Noto Sans Devanagari" w:ascii="Arial" w:hAnsi="Arial"/>
+          <w:b w:val="false"/>
+          <w:bCs w:val="false"/>
+          <w:color w:val="auto"/>
+          <w:kern w:val="2"/>
+          <w:sz w:val="24"/>
+          <w:szCs w:val="24"/>
+          <w:lang w:val="el-GR" w:eastAsia="zh-CN" w:bidi="hi-IN"/>
+        </w:rPr>
+        <w:t xml:space="preserve">Ομαδοποίηση </w:t>
       </w:r>
       <w:r>
         <w:rPr>
@@ -11124,7 +11171,7 @@
           <w:szCs w:val="24"/>
           <w:lang w:val="el-GR" w:eastAsia="zh-CN" w:bidi="hi-IN"/>
         </w:rPr>
-        <w:t>ZIPcode</w:t>
+        <w:t>groupBy("ZIPcode").count()</w:t>
       </w:r>
       <w:r>
         <w:rPr>
@@ -11137,39 +11184,7 @@
           <w:szCs w:val="24"/>
           <w:lang w:val="el-GR" w:eastAsia="zh-CN" w:bidi="hi-IN"/>
         </w:rPr>
-        <w:t xml:space="preserve"> στο οποίο ανήκει κάθε crime σημείο.</w:t>
-      </w:r>
-    </w:p>
-    <w:p>
-      <w:pPr>
-        <w:pStyle w:val="BodyText"/>
-        <w:widowControl/>
-        <w:numPr>
-          <w:ilvl w:val="1"/>
-          <w:numId w:val="5"/>
-        </w:numPr>
-        <w:tabs>
-          <w:tab w:val="clear" w:pos="709"/>
-          <w:tab w:val="left" w:pos="1418" w:leader="none"/>
-        </w:tabs>
-        <w:suppressAutoHyphens w:val="true"/>
-        <w:bidi w:val="0"/>
-        <w:ind w:hanging="283" w:start="1418"/>
-        <w:jc w:val="both"/>
-        <w:rPr/>
-      </w:pPr>
-      <w:r>
-        <w:rPr>
-          <w:rFonts w:eastAsia="Noto Serif CJK SC" w:cs="Noto Sans Devanagari" w:ascii="Arial" w:hAnsi="Arial"/>
-          <w:b w:val="false"/>
-          <w:bCs w:val="false"/>
-          <w:color w:val="auto"/>
-          <w:kern w:val="2"/>
-          <w:sz w:val="24"/>
-          <w:szCs w:val="24"/>
-          <w:lang w:val="el-GR" w:eastAsia="zh-CN" w:bidi="hi-IN"/>
-        </w:rPr>
-        <w:t xml:space="preserve">Ομαδοποίηση </w:t>
+        <w:t xml:space="preserve"> για τον υπολογισμό </w:t>
       </w:r>
       <w:r>
         <w:rPr>
@@ -11183,7 +11198,7 @@
           <w:szCs w:val="24"/>
           <w:lang w:val="el-GR" w:eastAsia="zh-CN" w:bidi="hi-IN"/>
         </w:rPr>
-        <w:t>groupBy("ZIPcode").count()</w:t>
+        <w:t>Total_Crimes</w:t>
       </w:r>
       <w:r>
         <w:rPr>
@@ -11196,7 +11211,68 @@
           <w:szCs w:val="24"/>
           <w:lang w:val="el-GR" w:eastAsia="zh-CN" w:bidi="hi-IN"/>
         </w:rPr>
-        <w:t xml:space="preserve"> για τον υπολογισμό </w:t>
+        <w:t xml:space="preserve"> ανά ZIP.</w:t>
+      </w:r>
+    </w:p>
+    <w:p>
+      <w:pPr>
+        <w:pStyle w:val="BodyText"/>
+        <w:numPr>
+          <w:ilvl w:val="0"/>
+          <w:numId w:val="11"/>
+        </w:numPr>
+        <w:tabs>
+          <w:tab w:val="clear" w:pos="709"/>
+          <w:tab w:val="left" w:pos="0" w:leader="none"/>
+        </w:tabs>
+        <w:ind w:hanging="283" w:start="709"/>
+        <w:jc w:val="both"/>
+        <w:rPr>
+          <w:rFonts w:ascii="Arial" w:hAnsi="Arial"/>
+          <w:sz w:val="28"/>
+          <w:szCs w:val="28"/>
+        </w:rPr>
+      </w:pPr>
+      <w:r>
+        <w:rPr>
+          <w:rStyle w:val="Strong"/>
+          <w:rFonts w:ascii="Arial" w:hAnsi="Arial"/>
+          <w:sz w:val="28"/>
+          <w:szCs w:val="28"/>
+        </w:rPr>
+        <w:t>Πληθυσμός και εισόδημα ανά ZIP</w:t>
+      </w:r>
+    </w:p>
+    <w:p>
+      <w:pPr>
+        <w:pStyle w:val="BodyText"/>
+        <w:widowControl/>
+        <w:numPr>
+          <w:ilvl w:val="1"/>
+          <w:numId w:val="4"/>
+        </w:numPr>
+        <w:tabs>
+          <w:tab w:val="clear" w:pos="709"/>
+          <w:tab w:val="left" w:pos="1418" w:leader="none"/>
+        </w:tabs>
+        <w:suppressAutoHyphens w:val="true"/>
+        <w:bidi w:val="0"/>
+        <w:ind w:hanging="283" w:start="1418"/>
+        <w:jc w:val="both"/>
+        <w:rPr/>
+      </w:pPr>
+      <w:r>
+        <w:rPr>
+          <w:rFonts w:eastAsia="Noto Serif CJK SC" w:cs="Noto Sans Devanagari" w:ascii="Arial" w:hAnsi="Arial"/>
+          <w:b w:val="false"/>
+          <w:bCs w:val="false"/>
+          <w:color w:val="auto"/>
+          <w:kern w:val="2"/>
+          <w:sz w:val="24"/>
+          <w:szCs w:val="24"/>
+          <w:lang w:val="el-GR" w:eastAsia="zh-CN" w:bidi="hi-IN"/>
+        </w:rPr>
+        <w:t xml:space="preserve">Από το geojson συνάγεται </w:t>
       </w:r>
       <w:r>
         <w:rPr>
@@ -11210,7 +11286,7 @@
           <w:szCs w:val="24"/>
           <w:lang w:val="el-GR" w:eastAsia="zh-CN" w:bidi="hi-IN"/>
         </w:rPr>
-        <w:t>Total_Crimes</w:t>
+        <w:t>Total_Population</w:t>
       </w:r>
       <w:r>
         <w:rPr>
@@ -11223,68 +11299,7 @@
           <w:szCs w:val="24"/>
           <w:lang w:val="el-GR" w:eastAsia="zh-CN" w:bidi="hi-IN"/>
         </w:rPr>
-        <w:t xml:space="preserve"> ανά ZIP.</w:t>
-      </w:r>
-    </w:p>
-    <w:p>
-      <w:pPr>
-        <w:pStyle w:val="BodyText"/>
-        <w:numPr>
-          <w:ilvl w:val="0"/>
-          <w:numId w:val="12"/>
-        </w:numPr>
-        <w:tabs>
-          <w:tab w:val="clear" w:pos="709"/>
-          <w:tab w:val="left" w:pos="0" w:leader="none"/>
-        </w:tabs>
-        <w:ind w:hanging="283" w:start="709"/>
-        <w:jc w:val="both"/>
-        <w:rPr>
-          <w:rFonts w:ascii="Arial" w:hAnsi="Arial"/>
-          <w:sz w:val="28"/>
-          <w:szCs w:val="28"/>
-        </w:rPr>
-      </w:pPr>
-      <w:r>
-        <w:rPr>
-          <w:rStyle w:val="Strong"/>
-          <w:rFonts w:ascii="Arial" w:hAnsi="Arial"/>
-          <w:sz w:val="28"/>
-          <w:szCs w:val="28"/>
-        </w:rPr>
-        <w:t>Πληθυσμός και εισόδημα ανά ZIP</w:t>
-      </w:r>
-    </w:p>
-    <w:p>
-      <w:pPr>
-        <w:pStyle w:val="BodyText"/>
-        <w:widowControl/>
-        <w:numPr>
-          <w:ilvl w:val="1"/>
-          <w:numId w:val="5"/>
-        </w:numPr>
-        <w:tabs>
-          <w:tab w:val="clear" w:pos="709"/>
-          <w:tab w:val="left" w:pos="1418" w:leader="none"/>
-        </w:tabs>
-        <w:suppressAutoHyphens w:val="true"/>
-        <w:bidi w:val="0"/>
-        <w:ind w:hanging="283" w:start="1418"/>
-        <w:jc w:val="both"/>
-        <w:rPr/>
-      </w:pPr>
-      <w:r>
-        <w:rPr>
-          <w:rFonts w:eastAsia="Noto Serif CJK SC" w:cs="Noto Sans Devanagari" w:ascii="Arial" w:hAnsi="Arial"/>
-          <w:b w:val="false"/>
-          <w:bCs w:val="false"/>
-          <w:color w:val="auto"/>
-          <w:kern w:val="2"/>
-          <w:sz w:val="24"/>
-          <w:szCs w:val="24"/>
-          <w:lang w:val="el-GR" w:eastAsia="zh-CN" w:bidi="hi-IN"/>
-        </w:rPr>
-        <w:t xml:space="preserve">Από το geojson συνάγεται </w:t>
+        <w:t xml:space="preserve"> ανά ZIP με άθροιση </w:t>
       </w:r>
       <w:r>
         <w:rPr>
@@ -11298,7 +11313,7 @@
           <w:szCs w:val="24"/>
           <w:lang w:val="el-GR" w:eastAsia="zh-CN" w:bidi="hi-IN"/>
         </w:rPr>
-        <w:t>Total_Population</w:t>
+        <w:t>POP20</w:t>
       </w:r>
       <w:r>
         <w:rPr>
@@ -11311,7 +11326,39 @@
           <w:szCs w:val="24"/>
           <w:lang w:val="el-GR" w:eastAsia="zh-CN" w:bidi="hi-IN"/>
         </w:rPr>
-        <w:t xml:space="preserve"> ανά ZIP με άθροιση </w:t>
+        <w:t>.</w:t>
+      </w:r>
+    </w:p>
+    <w:p>
+      <w:pPr>
+        <w:pStyle w:val="BodyText"/>
+        <w:widowControl/>
+        <w:numPr>
+          <w:ilvl w:val="1"/>
+          <w:numId w:val="4"/>
+        </w:numPr>
+        <w:tabs>
+          <w:tab w:val="clear" w:pos="709"/>
+          <w:tab w:val="left" w:pos="1418" w:leader="none"/>
+        </w:tabs>
+        <w:suppressAutoHyphens w:val="true"/>
+        <w:bidi w:val="0"/>
+        <w:ind w:hanging="283" w:start="1418"/>
+        <w:jc w:val="both"/>
+        <w:rPr/>
+      </w:pPr>
+      <w:r>
+        <w:rPr>
+          <w:rFonts w:eastAsia="Noto Serif CJK SC" w:cs="Noto Sans Devanagari" w:ascii="Arial" w:hAnsi="Arial"/>
+          <w:b w:val="false"/>
+          <w:bCs w:val="false"/>
+          <w:color w:val="auto"/>
+          <w:kern w:val="2"/>
+          <w:sz w:val="24"/>
+          <w:szCs w:val="24"/>
+          <w:lang w:val="el-GR" w:eastAsia="zh-CN" w:bidi="hi-IN"/>
+        </w:rPr>
+        <w:t xml:space="preserve">Φόρτωση του </w:t>
       </w:r>
       <w:r>
         <w:rPr>
@@ -11325,7 +11372,7 @@
           <w:szCs w:val="24"/>
           <w:lang w:val="el-GR" w:eastAsia="zh-CN" w:bidi="hi-IN"/>
         </w:rPr>
-        <w:t>POP20</w:t>
+        <w:t>LA_income_2021.csv</w:t>
       </w:r>
       <w:r>
         <w:rPr>
@@ -11338,39 +11385,7 @@
           <w:szCs w:val="24"/>
           <w:lang w:val="el-GR" w:eastAsia="zh-CN" w:bidi="hi-IN"/>
         </w:rPr>
-        <w:t>.</w:t>
-      </w:r>
-    </w:p>
-    <w:p>
-      <w:pPr>
-        <w:pStyle w:val="BodyText"/>
-        <w:widowControl/>
-        <w:numPr>
-          <w:ilvl w:val="1"/>
-          <w:numId w:val="5"/>
-        </w:numPr>
-        <w:tabs>
-          <w:tab w:val="clear" w:pos="709"/>
-          <w:tab w:val="left" w:pos="1418" w:leader="none"/>
-        </w:tabs>
-        <w:suppressAutoHyphens w:val="true"/>
-        <w:bidi w:val="0"/>
-        <w:ind w:hanging="283" w:start="1418"/>
-        <w:jc w:val="both"/>
-        <w:rPr/>
-      </w:pPr>
-      <w:r>
-        <w:rPr>
-          <w:rFonts w:eastAsia="Noto Serif CJK SC" w:cs="Noto Sans Devanagari" w:ascii="Arial" w:hAnsi="Arial"/>
-          <w:b w:val="false"/>
-          <w:bCs w:val="false"/>
-          <w:color w:val="auto"/>
-          <w:kern w:val="2"/>
-          <w:sz w:val="24"/>
-          <w:szCs w:val="24"/>
-          <w:lang w:val="el-GR" w:eastAsia="zh-CN" w:bidi="hi-IN"/>
-        </w:rPr>
-        <w:t xml:space="preserve">Φόρτωση του </w:t>
+        <w:t xml:space="preserve"> και καθαρισμός της στήλης </w:t>
       </w:r>
       <w:r>
         <w:rPr>
@@ -11384,7 +11399,7 @@
           <w:szCs w:val="24"/>
           <w:lang w:val="el-GR" w:eastAsia="zh-CN" w:bidi="hi-IN"/>
         </w:rPr>
-        <w:t>LA_income_2021.csv</w:t>
+        <w:t>Estimated Median Income</w:t>
       </w:r>
       <w:r>
         <w:rPr>
@@ -11397,7 +11412,7 @@
           <w:szCs w:val="24"/>
           <w:lang w:val="el-GR" w:eastAsia="zh-CN" w:bidi="hi-IN"/>
         </w:rPr>
-        <w:t xml:space="preserve"> και καθαρισμός της στήλης </w:t>
+        <w:t xml:space="preserve"> (αφαίρεση </w:t>
       </w:r>
       <w:r>
         <w:rPr>
@@ -11411,7 +11426,7 @@
           <w:szCs w:val="24"/>
           <w:lang w:val="el-GR" w:eastAsia="zh-CN" w:bidi="hi-IN"/>
         </w:rPr>
-        <w:t>Estimated Median Income</w:t>
+        <w:t>$</w:t>
       </w:r>
       <w:r>
         <w:rPr>
@@ -11424,7 +11439,7 @@
           <w:szCs w:val="24"/>
           <w:lang w:val="el-GR" w:eastAsia="zh-CN" w:bidi="hi-IN"/>
         </w:rPr>
-        <w:t xml:space="preserve"> (αφαίρεση </w:t>
+        <w:t xml:space="preserve">, </w:t>
       </w:r>
       <w:r>
         <w:rPr>
@@ -11438,7 +11453,7 @@
           <w:szCs w:val="24"/>
           <w:lang w:val="el-GR" w:eastAsia="zh-CN" w:bidi="hi-IN"/>
         </w:rPr>
-        <w:t>$</w:t>
+        <w:t>,</w:t>
       </w:r>
       <w:r>
         <w:rPr>
@@ -11451,7 +11466,7 @@
           <w:szCs w:val="24"/>
           <w:lang w:val="el-GR" w:eastAsia="zh-CN" w:bidi="hi-IN"/>
         </w:rPr>
-        <w:t xml:space="preserve">, </w:t>
+        <w:t xml:space="preserve">) με μετατροπή σε ακέραιο </w:t>
       </w:r>
       <w:r>
         <w:rPr>
@@ -11465,7 +11480,7 @@
           <w:szCs w:val="24"/>
           <w:lang w:val="el-GR" w:eastAsia="zh-CN" w:bidi="hi-IN"/>
         </w:rPr>
-        <w:t>,</w:t>
+        <w:t>Median_Income</w:t>
       </w:r>
       <w:r>
         <w:rPr>
@@ -11478,8 +11493,68 @@
           <w:szCs w:val="24"/>
           <w:lang w:val="el-GR" w:eastAsia="zh-CN" w:bidi="hi-IN"/>
         </w:rPr>
-        <w:t xml:space="preserve">) με μετατροπή σε ακέραιο </w:t>
-      </w:r>
+        <w:t>.</w:t>
+      </w:r>
+    </w:p>
+    <w:p>
+      <w:pPr>
+        <w:pStyle w:val="BodyText"/>
+        <w:widowControl/>
+        <w:numPr>
+          <w:ilvl w:val="1"/>
+          <w:numId w:val="4"/>
+        </w:numPr>
+        <w:tabs>
+          <w:tab w:val="clear" w:pos="709"/>
+          <w:tab w:val="left" w:pos="1418" w:leader="none"/>
+        </w:tabs>
+        <w:suppressAutoHyphens w:val="true"/>
+        <w:bidi w:val="0"/>
+        <w:ind w:hanging="283" w:start="1418"/>
+        <w:jc w:val="both"/>
+        <w:rPr>
+          <w:rFonts w:ascii="Arial" w:hAnsi="Arial" w:eastAsia="Noto Serif CJK SC" w:cs="Noto Sans Devanagari"/>
+          <w:b w:val="false"/>
+          <w:bCs w:val="false"/>
+          <w:color w:val="auto"/>
+          <w:kern w:val="2"/>
+          <w:sz w:val="24"/>
+          <w:szCs w:val="24"/>
+          <w:lang w:val="el-GR" w:eastAsia="zh-CN" w:bidi="hi-IN"/>
+        </w:rPr>
+      </w:pPr>
+      <w:r>
+        <w:rPr>
+          <w:rFonts w:eastAsia="Noto Serif CJK SC" w:cs="Noto Sans Devanagari" w:ascii="Arial" w:hAnsi="Arial"/>
+          <w:b w:val="false"/>
+          <w:bCs w:val="false"/>
+          <w:color w:val="auto"/>
+          <w:kern w:val="2"/>
+          <w:sz w:val="24"/>
+          <w:szCs w:val="24"/>
+          <w:lang w:val="el-GR" w:eastAsia="zh-CN" w:bidi="hi-IN"/>
+        </w:rPr>
+        <w:t>Join:</w:t>
+      </w:r>
+    </w:p>
+    <w:p>
+      <w:pPr>
+        <w:pStyle w:val="BodyText"/>
+        <w:widowControl/>
+        <w:numPr>
+          <w:ilvl w:val="1"/>
+          <w:numId w:val="4"/>
+        </w:numPr>
+        <w:tabs>
+          <w:tab w:val="clear" w:pos="709"/>
+          <w:tab w:val="left" w:pos="1418" w:leader="none"/>
+        </w:tabs>
+        <w:suppressAutoHyphens w:val="true"/>
+        <w:bidi w:val="0"/>
+        <w:ind w:hanging="283" w:start="1418"/>
+        <w:jc w:val="both"/>
+        <w:rPr/>
+      </w:pPr>
       <w:r>
         <w:rPr>
           <w:rStyle w:val="SourceText"/>
@@ -11492,7 +11567,7 @@
           <w:szCs w:val="24"/>
           <w:lang w:val="el-GR" w:eastAsia="zh-CN" w:bidi="hi-IN"/>
         </w:rPr>
-        <w:t>Median_Income</w:t>
+        <w:t>crime_counts</w:t>
       </w:r>
       <w:r>
         <w:rPr>
@@ -11505,68 +11580,8 @@
           <w:szCs w:val="24"/>
           <w:lang w:val="el-GR" w:eastAsia="zh-CN" w:bidi="hi-IN"/>
         </w:rPr>
-        <w:t>.</w:t>
-      </w:r>
-    </w:p>
-    <w:p>
-      <w:pPr>
-        <w:pStyle w:val="BodyText"/>
-        <w:widowControl/>
-        <w:numPr>
-          <w:ilvl w:val="1"/>
-          <w:numId w:val="5"/>
-        </w:numPr>
-        <w:tabs>
-          <w:tab w:val="clear" w:pos="709"/>
-          <w:tab w:val="left" w:pos="1418" w:leader="none"/>
-        </w:tabs>
-        <w:suppressAutoHyphens w:val="true"/>
-        <w:bidi w:val="0"/>
-        <w:ind w:hanging="283" w:start="1418"/>
-        <w:jc w:val="both"/>
-        <w:rPr>
-          <w:rFonts w:ascii="Arial" w:hAnsi="Arial" w:eastAsia="Noto Serif CJK SC" w:cs="Noto Sans Devanagari"/>
-          <w:b w:val="false"/>
-          <w:bCs w:val="false"/>
-          <w:color w:val="auto"/>
-          <w:kern w:val="2"/>
-          <w:sz w:val="24"/>
-          <w:szCs w:val="24"/>
-          <w:lang w:val="el-GR" w:eastAsia="zh-CN" w:bidi="hi-IN"/>
-        </w:rPr>
-      </w:pPr>
-      <w:r>
-        <w:rPr>
-          <w:rFonts w:eastAsia="Noto Serif CJK SC" w:cs="Noto Sans Devanagari" w:ascii="Arial" w:hAnsi="Arial"/>
-          <w:b w:val="false"/>
-          <w:bCs w:val="false"/>
-          <w:color w:val="auto"/>
-          <w:kern w:val="2"/>
-          <w:sz w:val="24"/>
-          <w:szCs w:val="24"/>
-          <w:lang w:val="el-GR" w:eastAsia="zh-CN" w:bidi="hi-IN"/>
-        </w:rPr>
-        <w:t>Join:</w:t>
-      </w:r>
-    </w:p>
-    <w:p>
-      <w:pPr>
-        <w:pStyle w:val="BodyText"/>
-        <w:widowControl/>
-        <w:numPr>
-          <w:ilvl w:val="1"/>
-          <w:numId w:val="5"/>
-        </w:numPr>
-        <w:tabs>
-          <w:tab w:val="clear" w:pos="709"/>
-          <w:tab w:val="left" w:pos="1418" w:leader="none"/>
-        </w:tabs>
-        <w:suppressAutoHyphens w:val="true"/>
-        <w:bidi w:val="0"/>
-        <w:ind w:hanging="283" w:start="1418"/>
-        <w:jc w:val="both"/>
-        <w:rPr/>
-      </w:pPr>
+        <w:t xml:space="preserve"> × </w:t>
+      </w:r>
       <w:r>
         <w:rPr>
           <w:rStyle w:val="SourceText"/>
@@ -11579,7 +11594,7 @@
           <w:szCs w:val="24"/>
           <w:lang w:val="el-GR" w:eastAsia="zh-CN" w:bidi="hi-IN"/>
         </w:rPr>
-        <w:t>crime_counts</w:t>
+        <w:t>population_per_zip</w:t>
       </w:r>
       <w:r>
         <w:rPr>
@@ -11592,7 +11607,7 @@
           <w:szCs w:val="24"/>
           <w:lang w:val="el-GR" w:eastAsia="zh-CN" w:bidi="hi-IN"/>
         </w:rPr>
-        <w:t xml:space="preserve"> × </w:t>
+        <w:t xml:space="preserve"> πάνω στο </w:t>
       </w:r>
       <w:r>
         <w:rPr>
@@ -11606,7 +11621,7 @@
           <w:szCs w:val="24"/>
           <w:lang w:val="el-GR" w:eastAsia="zh-CN" w:bidi="hi-IN"/>
         </w:rPr>
-        <w:t>population_per_zip</w:t>
+        <w:t>ZIPcode</w:t>
       </w:r>
       <w:r>
         <w:rPr>
@@ -11619,7 +11634,39 @@
           <w:szCs w:val="24"/>
           <w:lang w:val="el-GR" w:eastAsia="zh-CN" w:bidi="hi-IN"/>
         </w:rPr>
-        <w:t xml:space="preserve"> πάνω στο </w:t>
+        <w:t xml:space="preserve"> (πληθυσμός ανά ZIP).</w:t>
+      </w:r>
+    </w:p>
+    <w:p>
+      <w:pPr>
+        <w:pStyle w:val="BodyText"/>
+        <w:widowControl/>
+        <w:numPr>
+          <w:ilvl w:val="1"/>
+          <w:numId w:val="4"/>
+        </w:numPr>
+        <w:tabs>
+          <w:tab w:val="clear" w:pos="709"/>
+          <w:tab w:val="left" w:pos="1418" w:leader="none"/>
+        </w:tabs>
+        <w:suppressAutoHyphens w:val="true"/>
+        <w:bidi w:val="0"/>
+        <w:ind w:hanging="283" w:start="1418"/>
+        <w:jc w:val="both"/>
+        <w:rPr/>
+      </w:pPr>
+      <w:r>
+        <w:rPr>
+          <w:rFonts w:eastAsia="Noto Serif CJK SC" w:cs="Noto Sans Devanagari" w:ascii="Arial" w:hAnsi="Arial"/>
+          <w:b w:val="false"/>
+          <w:bCs w:val="false"/>
+          <w:color w:val="auto"/>
+          <w:kern w:val="2"/>
+          <w:sz w:val="24"/>
+          <w:szCs w:val="24"/>
+          <w:lang w:val="el-GR" w:eastAsia="zh-CN" w:bidi="hi-IN"/>
+        </w:rPr>
+        <w:t xml:space="preserve">Το αποτέλεσμα × </w:t>
       </w:r>
       <w:r>
         <w:rPr>
@@ -11633,7 +11680,7 @@
           <w:szCs w:val="24"/>
           <w:lang w:val="el-GR" w:eastAsia="zh-CN" w:bidi="hi-IN"/>
         </w:rPr>
-        <w:t>ZIPcode</w:t>
+        <w:t>income_per_zip</w:t>
       </w:r>
       <w:r>
         <w:rPr>
@@ -11646,39 +11693,7 @@
           <w:szCs w:val="24"/>
           <w:lang w:val="el-GR" w:eastAsia="zh-CN" w:bidi="hi-IN"/>
         </w:rPr>
-        <w:t xml:space="preserve"> (πληθυσμός ανά ZIP).</w:t>
-      </w:r>
-    </w:p>
-    <w:p>
-      <w:pPr>
-        <w:pStyle w:val="BodyText"/>
-        <w:widowControl/>
-        <w:numPr>
-          <w:ilvl w:val="1"/>
-          <w:numId w:val="5"/>
-        </w:numPr>
-        <w:tabs>
-          <w:tab w:val="clear" w:pos="709"/>
-          <w:tab w:val="left" w:pos="1418" w:leader="none"/>
-        </w:tabs>
-        <w:suppressAutoHyphens w:val="true"/>
-        <w:bidi w:val="0"/>
-        <w:ind w:hanging="283" w:start="1418"/>
-        <w:jc w:val="both"/>
-        <w:rPr/>
-      </w:pPr>
-      <w:r>
-        <w:rPr>
-          <w:rFonts w:eastAsia="Noto Serif CJK SC" w:cs="Noto Sans Devanagari" w:ascii="Arial" w:hAnsi="Arial"/>
-          <w:b w:val="false"/>
-          <w:bCs w:val="false"/>
-          <w:color w:val="auto"/>
-          <w:kern w:val="2"/>
-          <w:sz w:val="24"/>
-          <w:szCs w:val="24"/>
-          <w:lang w:val="el-GR" w:eastAsia="zh-CN" w:bidi="hi-IN"/>
-        </w:rPr>
-        <w:t xml:space="preserve">Το αποτέλεσμα × </w:t>
+        <w:t xml:space="preserve"> πάλι πάνω στο </w:t>
       </w:r>
       <w:r>
         <w:rPr>
@@ -11692,7 +11707,7 @@
           <w:szCs w:val="24"/>
           <w:lang w:val="el-GR" w:eastAsia="zh-CN" w:bidi="hi-IN"/>
         </w:rPr>
-        <w:t>income_per_zip</w:t>
+        <w:t>ZIPcode</w:t>
       </w:r>
       <w:r>
         <w:rPr>
@@ -11705,33 +11720,6 @@
           <w:szCs w:val="24"/>
           <w:lang w:val="el-GR" w:eastAsia="zh-CN" w:bidi="hi-IN"/>
         </w:rPr>
-        <w:t xml:space="preserve"> πάλι πάνω στο </w:t>
-      </w:r>
-      <w:r>
-        <w:rPr>
-          <w:rStyle w:val="SourceText"/>
-          <w:rFonts w:eastAsia="Noto Serif CJK SC" w:cs="Noto Sans Devanagari" w:ascii="Arial" w:hAnsi="Arial"/>
-          <w:b w:val="false"/>
-          <w:bCs w:val="false"/>
-          <w:color w:val="auto"/>
-          <w:kern w:val="2"/>
-          <w:sz w:val="24"/>
-          <w:szCs w:val="24"/>
-          <w:lang w:val="el-GR" w:eastAsia="zh-CN" w:bidi="hi-IN"/>
-        </w:rPr>
-        <w:t>ZIPcode</w:t>
-      </w:r>
-      <w:r>
-        <w:rPr>
-          <w:rFonts w:eastAsia="Noto Serif CJK SC" w:cs="Noto Sans Devanagari" w:ascii="Arial" w:hAnsi="Arial"/>
-          <w:b w:val="false"/>
-          <w:bCs w:val="false"/>
-          <w:color w:val="auto"/>
-          <w:kern w:val="2"/>
-          <w:sz w:val="24"/>
-          <w:szCs w:val="24"/>
-          <w:lang w:val="el-GR" w:eastAsia="zh-CN" w:bidi="hi-IN"/>
-        </w:rPr>
         <w:t xml:space="preserve"> (εισόδημα ανά ZIP).</w:t>
       </w:r>
     </w:p>
@@ -11741,7 +11729,7 @@
         <w:widowControl/>
         <w:numPr>
           <w:ilvl w:val="1"/>
-          <w:numId w:val="5"/>
+          <w:numId w:val="4"/>
         </w:numPr>
         <w:tabs>
           <w:tab w:val="clear" w:pos="709"/>
@@ -11799,7 +11787,7 @@
         <w:pStyle w:val="BodyText"/>
         <w:numPr>
           <w:ilvl w:val="0"/>
-          <w:numId w:val="12"/>
+          <w:numId w:val="11"/>
         </w:numPr>
         <w:tabs>
           <w:tab w:val="clear" w:pos="709"/>
@@ -11829,7 +11817,7 @@
         <w:widowControl/>
         <w:numPr>
           <w:ilvl w:val="1"/>
-          <w:numId w:val="5"/>
+          <w:numId w:val="4"/>
         </w:numPr>
         <w:tabs>
           <w:tab w:val="clear" w:pos="709"/>
@@ -11866,7 +11854,7 @@
         <w:widowControl/>
         <w:numPr>
           <w:ilvl w:val="1"/>
-          <w:numId w:val="5"/>
+          <w:numId w:val="4"/>
         </w:numPr>
         <w:tabs>
           <w:tab w:val="clear" w:pos="709"/>
@@ -11908,7 +11896,7 @@
         <w:widowControl/>
         <w:numPr>
           <w:ilvl w:val="1"/>
-          <w:numId w:val="5"/>
+          <w:numId w:val="4"/>
         </w:numPr>
         <w:tabs>
           <w:tab w:val="clear" w:pos="709"/>
@@ -11950,7 +11938,7 @@
         <w:widowControl/>
         <w:numPr>
           <w:ilvl w:val="1"/>
-          <w:numId w:val="5"/>
+          <w:numId w:val="4"/>
         </w:numPr>
         <w:tabs>
           <w:tab w:val="clear" w:pos="709"/>
@@ -11987,7 +11975,7 @@
         <w:widowControl/>
         <w:numPr>
           <w:ilvl w:val="1"/>
-          <w:numId w:val="5"/>
+          <w:numId w:val="4"/>
         </w:numPr>
         <w:tabs>
           <w:tab w:val="clear" w:pos="709"/>
@@ -12063,7 +12051,7 @@
         <w:widowControl/>
         <w:numPr>
           <w:ilvl w:val="1"/>
-          <w:numId w:val="5"/>
+          <w:numId w:val="4"/>
         </w:numPr>
         <w:tabs>
           <w:tab w:val="clear" w:pos="709"/>
@@ -12132,6 +12120,7 @@
       <w:pPr>
         <w:pStyle w:val="Heading3"/>
         <w:spacing w:before="0" w:after="283"/>
+        <w:ind w:hanging="0" w:start="0"/>
         <w:jc w:val="center"/>
         <w:rPr>
           <w:rFonts w:ascii="Arial" w:hAnsi="Arial"/>
@@ -12455,7 +12444,7 @@
         <w:widowControl/>
         <w:numPr>
           <w:ilvl w:val="0"/>
-          <w:numId w:val="18"/>
+          <w:numId w:val="17"/>
         </w:numPr>
         <w:tabs>
           <w:tab w:val="clear" w:pos="709"/>
@@ -12507,7 +12496,7 @@
         <w:widowControl/>
         <w:numPr>
           <w:ilvl w:val="1"/>
-          <w:numId w:val="5"/>
+          <w:numId w:val="4"/>
         </w:numPr>
         <w:tabs>
           <w:tab w:val="clear" w:pos="709"/>
@@ -12544,7 +12533,7 @@
         <w:widowControl/>
         <w:numPr>
           <w:ilvl w:val="1"/>
-          <w:numId w:val="5"/>
+          <w:numId w:val="4"/>
         </w:numPr>
         <w:tabs>
           <w:tab w:val="clear" w:pos="709"/>
@@ -12573,6 +12562,279 @@
           <w:lang w:val="el-GR" w:eastAsia="zh-CN" w:bidi="hi-IN"/>
         </w:rPr>
         <w:t>Λιγότερα JVM instances και λιγότερα shuffle boundaries μειώνουν το συνολικό overhead.</w:t>
+      </w:r>
+    </w:p>
+    <w:p>
+      <w:pPr>
+        <w:pStyle w:val="BodyText"/>
+        <w:numPr>
+          <w:ilvl w:val="0"/>
+          <w:numId w:val="12"/>
+        </w:numPr>
+        <w:tabs>
+          <w:tab w:val="clear" w:pos="709"/>
+          <w:tab w:val="left" w:pos="0" w:leader="none"/>
+        </w:tabs>
+        <w:ind w:hanging="283" w:start="709"/>
+        <w:jc w:val="both"/>
+        <w:rPr>
+          <w:rFonts w:ascii="Arial" w:hAnsi="Arial"/>
+          <w:sz w:val="28"/>
+          <w:szCs w:val="28"/>
+        </w:rPr>
+      </w:pPr>
+      <w:r>
+        <w:rPr>
+          <w:rFonts w:ascii="Arial" w:hAnsi="Arial"/>
+          <w:sz w:val="24"/>
+          <w:szCs w:val="24"/>
+        </w:rPr>
+        <w:t xml:space="preserve">Το configuration </w:t>
+      </w:r>
+      <w:r>
+        <w:rPr>
+          <w:rStyle w:val="Strong"/>
+          <w:rFonts w:ascii="Arial" w:hAnsi="Arial"/>
+          <w:sz w:val="24"/>
+          <w:szCs w:val="24"/>
+        </w:rPr>
+        <w:t>B (4 × 2 cores, 4 GB)</w:t>
+      </w:r>
+      <w:r>
+        <w:rPr>
+          <w:rFonts w:ascii="Arial" w:hAnsi="Arial"/>
+          <w:sz w:val="24"/>
+          <w:szCs w:val="24"/>
+        </w:rPr>
+        <w:t xml:space="preserve"> δίνει ενδιάμεσους χρόνους:</w:t>
+      </w:r>
+    </w:p>
+    <w:p>
+      <w:pPr>
+        <w:pStyle w:val="BodyText"/>
+        <w:numPr>
+          <w:ilvl w:val="1"/>
+          <w:numId w:val="12"/>
+        </w:numPr>
+        <w:tabs>
+          <w:tab w:val="clear" w:pos="709"/>
+          <w:tab w:val="left" w:pos="0" w:leader="none"/>
+        </w:tabs>
+        <w:ind w:hanging="283" w:start="1418"/>
+        <w:jc w:val="both"/>
+        <w:rPr>
+          <w:rFonts w:ascii="Arial" w:hAnsi="Arial"/>
+          <w:sz w:val="24"/>
+          <w:szCs w:val="24"/>
+        </w:rPr>
+      </w:pPr>
+      <w:r>
+        <w:rPr>
+          <w:rFonts w:ascii="Arial" w:hAnsi="Arial"/>
+          <w:sz w:val="24"/>
+          <w:szCs w:val="24"/>
+        </w:rPr>
+        <w:t>Περισσότερος “θεωρητικός” parallelism σε επίπεδο executors, αλλά λιγότερη μνήμη ανά executor.</w:t>
+      </w:r>
+    </w:p>
+    <w:p>
+      <w:pPr>
+        <w:pStyle w:val="BodyText"/>
+        <w:numPr>
+          <w:ilvl w:val="1"/>
+          <w:numId w:val="12"/>
+        </w:numPr>
+        <w:tabs>
+          <w:tab w:val="clear" w:pos="709"/>
+          <w:tab w:val="left" w:pos="0" w:leader="none"/>
+        </w:tabs>
+        <w:ind w:hanging="283" w:start="1418"/>
+        <w:jc w:val="both"/>
+        <w:rPr>
+          <w:rFonts w:ascii="Arial" w:hAnsi="Arial"/>
+          <w:sz w:val="24"/>
+          <w:szCs w:val="24"/>
+        </w:rPr>
+      </w:pPr>
+      <w:r>
+        <w:rPr>
+          <w:rFonts w:ascii="Arial" w:hAnsi="Arial"/>
+          <w:sz w:val="24"/>
+          <w:szCs w:val="24"/>
+        </w:rPr>
+        <w:t>Αυξάνονται shuffles και scheduling overhead.</w:t>
+      </w:r>
+    </w:p>
+    <w:p>
+      <w:pPr>
+        <w:pStyle w:val="BodyText"/>
+        <w:jc w:val="both"/>
+        <w:rPr>
+          <w:rFonts w:ascii="Arial" w:hAnsi="Arial"/>
+          <w:sz w:val="24"/>
+          <w:szCs w:val="24"/>
+        </w:rPr>
+      </w:pPr>
+      <w:r>
+        <w:rPr>
+          <w:rFonts w:ascii="Arial" w:hAnsi="Arial"/>
+          <w:sz w:val="24"/>
+          <w:szCs w:val="24"/>
+        </w:rPr>
+      </w:r>
+    </w:p>
+    <w:p>
+      <w:pPr>
+        <w:pStyle w:val="BodyText"/>
+        <w:jc w:val="both"/>
+        <w:rPr>
+          <w:rFonts w:ascii="Arial" w:hAnsi="Arial"/>
+          <w:sz w:val="24"/>
+          <w:szCs w:val="24"/>
+        </w:rPr>
+      </w:pPr>
+      <w:r>
+        <w:rPr>
+          <w:rFonts w:ascii="Arial" w:hAnsi="Arial"/>
+          <w:sz w:val="24"/>
+          <w:szCs w:val="24"/>
+        </w:rPr>
+      </w:r>
+    </w:p>
+    <w:p>
+      <w:pPr>
+        <w:pStyle w:val="BodyText"/>
+        <w:numPr>
+          <w:ilvl w:val="0"/>
+          <w:numId w:val="12"/>
+        </w:numPr>
+        <w:tabs>
+          <w:tab w:val="clear" w:pos="709"/>
+          <w:tab w:val="left" w:pos="0" w:leader="none"/>
+        </w:tabs>
+        <w:ind w:hanging="283" w:start="709"/>
+        <w:jc w:val="both"/>
+        <w:rPr>
+          <w:rFonts w:ascii="Arial" w:hAnsi="Arial"/>
+          <w:sz w:val="28"/>
+          <w:szCs w:val="28"/>
+        </w:rPr>
+      </w:pPr>
+      <w:r>
+        <w:rPr>
+          <w:rFonts w:ascii="Arial" w:hAnsi="Arial"/>
+          <w:sz w:val="24"/>
+          <w:szCs w:val="24"/>
+        </w:rPr>
+        <w:t xml:space="preserve">Το configuration </w:t>
+      </w:r>
+      <w:r>
+        <w:rPr>
+          <w:rStyle w:val="Strong"/>
+          <w:rFonts w:ascii="Arial" w:hAnsi="Arial"/>
+          <w:sz w:val="24"/>
+          <w:szCs w:val="24"/>
+        </w:rPr>
+        <w:t>C (8 × 1 core, 2 GB)</w:t>
+      </w:r>
+      <w:r>
+        <w:rPr>
+          <w:rFonts w:ascii="Arial" w:hAnsi="Arial"/>
+          <w:sz w:val="24"/>
+          <w:szCs w:val="24"/>
+        </w:rPr>
+        <w:t xml:space="preserve"> είναι το πιο αργό:</w:t>
+      </w:r>
+    </w:p>
+    <w:p>
+      <w:pPr>
+        <w:pStyle w:val="BodyText"/>
+        <w:numPr>
+          <w:ilvl w:val="1"/>
+          <w:numId w:val="12"/>
+        </w:numPr>
+        <w:tabs>
+          <w:tab w:val="clear" w:pos="709"/>
+          <w:tab w:val="left" w:pos="0" w:leader="none"/>
+        </w:tabs>
+        <w:ind w:hanging="283" w:start="1418"/>
+        <w:jc w:val="both"/>
+        <w:rPr>
+          <w:rFonts w:ascii="Arial" w:hAnsi="Arial"/>
+          <w:sz w:val="24"/>
+          <w:szCs w:val="24"/>
+        </w:rPr>
+      </w:pPr>
+      <w:r>
+        <w:rPr>
+          <w:rFonts w:ascii="Arial" w:hAnsi="Arial"/>
+          <w:sz w:val="24"/>
+          <w:szCs w:val="24"/>
+        </w:rPr>
+        <w:t>Κάθε executor έχει μόνο 1 core και λίγη μνήμη → περισσότερα spills και μεγαλύτερο GC/overhead.</w:t>
+      </w:r>
+    </w:p>
+    <w:p>
+      <w:pPr>
+        <w:pStyle w:val="BodyText"/>
+        <w:numPr>
+          <w:ilvl w:val="1"/>
+          <w:numId w:val="12"/>
+        </w:numPr>
+        <w:tabs>
+          <w:tab w:val="clear" w:pos="709"/>
+          <w:tab w:val="left" w:pos="0" w:leader="none"/>
+        </w:tabs>
+        <w:ind w:hanging="283" w:start="1418"/>
+        <w:jc w:val="both"/>
+        <w:rPr>
+          <w:rFonts w:ascii="Arial" w:hAnsi="Arial"/>
+          <w:sz w:val="24"/>
+          <w:szCs w:val="24"/>
+        </w:rPr>
+      </w:pPr>
+      <w:r>
+        <w:rPr>
+          <w:rFonts w:ascii="Arial" w:hAnsi="Arial"/>
+          <w:sz w:val="24"/>
+          <w:szCs w:val="24"/>
+        </w:rPr>
+        <w:t>Ο scheduler διαχειρίζεται πολλούς μικρούς executors, κάτι που επιβαρύνει τον συνολικό χρόνο, ειδικά σε pipeline με βαριά Python UDF (γεωχωρικό βήμα).</w:t>
+      </w:r>
+    </w:p>
+    <w:p>
+      <w:pPr>
+        <w:pStyle w:val="HorizontalLine"/>
+        <w:spacing w:before="0" w:after="0"/>
+        <w:jc w:val="both"/>
+        <w:rPr>
+          <w:rFonts w:ascii="Arial" w:hAnsi="Arial"/>
+          <w:sz w:val="28"/>
+          <w:szCs w:val="28"/>
+        </w:rPr>
+      </w:pPr>
+      <w:r>
+        <w:rPr>
+          <w:sz w:val="28"/>
+          <w:szCs w:val="28"/>
+        </w:rPr>
+      </w:r>
+    </w:p>
+    <w:p>
+      <w:pPr>
+        <w:pStyle w:val="Heading3"/>
+        <w:spacing w:before="0" w:after="283"/>
+        <w:ind w:hanging="0" w:start="0"/>
+        <w:jc w:val="both"/>
+        <w:rPr>
+          <w:rFonts w:ascii="Arial" w:hAnsi="Arial"/>
+        </w:rPr>
+      </w:pPr>
+      <w:r>
+        <w:rPr>
+          <w:rFonts w:ascii="Arial" w:hAnsi="Arial"/>
+        </w:rPr>
+        <w:t>4. Συμπεράσματα για το Query 5</w:t>
       </w:r>
     </w:p>
     <w:p>
@@ -12596,28 +12858,20 @@
       </w:pPr>
       <w:r>
         <w:rPr>
-          <w:rFonts w:ascii="Arial" w:hAnsi="Arial"/>
-          <w:sz w:val="24"/>
-          <w:szCs w:val="24"/>
-        </w:rPr>
-        <w:t xml:space="preserve">Το configuration </w:t>
-      </w:r>
-      <w:r>
-        <w:rPr>
           <w:rStyle w:val="Strong"/>
           <w:rFonts w:ascii="Arial" w:hAnsi="Arial"/>
-          <w:sz w:val="24"/>
-          <w:szCs w:val="24"/>
-        </w:rPr>
-        <w:t>B (4 × 2 cores, 4 GB)</w:t>
-      </w:r>
-      <w:r>
-        <w:rPr>
-          <w:rFonts w:ascii="Arial" w:hAnsi="Arial"/>
-          <w:sz w:val="24"/>
-          <w:szCs w:val="24"/>
-        </w:rPr>
-        <w:t xml:space="preserve"> δίνει ενδιάμεσους χρόνους:</w:t>
+          <w:sz w:val="28"/>
+          <w:szCs w:val="28"/>
+        </w:rPr>
+        <w:t>Join στρατηγική</w:t>
+      </w:r>
+      <w:r>
+        <w:rPr>
+          <w:rFonts w:ascii="Arial" w:hAnsi="Arial"/>
+          <w:sz w:val="28"/>
+          <w:szCs w:val="28"/>
+        </w:rPr>
+        <w:t>:</w:t>
       </w:r>
     </w:p>
     <w:p>
@@ -12635,17 +12889,77 @@
         <w:jc w:val="both"/>
         <w:rPr>
           <w:rFonts w:ascii="Arial" w:hAnsi="Arial"/>
-          <w:sz w:val="24"/>
-          <w:szCs w:val="24"/>
-        </w:rPr>
-      </w:pPr>
-      <w:r>
-        <w:rPr>
-          <w:rFonts w:ascii="Arial" w:hAnsi="Arial"/>
-          <w:sz w:val="24"/>
-          <w:szCs w:val="24"/>
-        </w:rPr>
-        <w:t>Περισσότερος “θεωρητικός” parallelism σε επίπεδο executors, αλλά λιγότερη μνήμη ανά executor.</w:t>
+          <w:sz w:val="28"/>
+          <w:szCs w:val="28"/>
+        </w:rPr>
+      </w:pPr>
+      <w:r>
+        <w:rPr>
+          <w:rFonts w:ascii="Arial" w:hAnsi="Arial"/>
+          <w:b w:val="false"/>
+          <w:bCs w:val="false"/>
+          <w:sz w:val="24"/>
+          <w:szCs w:val="24"/>
+        </w:rPr>
+        <w:t xml:space="preserve">Ο Spark επιλέγει ορθά </w:t>
+      </w:r>
+      <w:r>
+        <w:rPr>
+          <w:rStyle w:val="Strong"/>
+          <w:rFonts w:ascii="Arial" w:hAnsi="Arial"/>
+          <w:b w:val="false"/>
+          <w:bCs w:val="false"/>
+          <w:sz w:val="24"/>
+          <w:szCs w:val="24"/>
+        </w:rPr>
+        <w:t>BroadcastHashJoin</w:t>
+      </w:r>
+      <w:r>
+        <w:rPr>
+          <w:rFonts w:ascii="Arial" w:hAnsi="Arial"/>
+          <w:b w:val="false"/>
+          <w:bCs w:val="false"/>
+          <w:sz w:val="24"/>
+          <w:szCs w:val="24"/>
+        </w:rPr>
+        <w:t xml:space="preserve"> για τα joins με τους πίνακες πληθυσμού και εισοδήματος, οι οποίοι είναι μικροί dimension πίνακες ανά ZIP. Αυτό μειώνει το network shuffle και βελτιώνει σημαντικά την απόδοση του query.</w:t>
+      </w:r>
+    </w:p>
+    <w:p>
+      <w:pPr>
+        <w:pStyle w:val="BodyText"/>
+        <w:numPr>
+          <w:ilvl w:val="0"/>
+          <w:numId w:val="13"/>
+        </w:numPr>
+        <w:tabs>
+          <w:tab w:val="clear" w:pos="709"/>
+          <w:tab w:val="left" w:pos="0" w:leader="none"/>
+        </w:tabs>
+        <w:ind w:hanging="283" w:start="709"/>
+        <w:jc w:val="both"/>
+        <w:rPr>
+          <w:rFonts w:ascii="Arial" w:hAnsi="Arial"/>
+          <w:sz w:val="28"/>
+          <w:szCs w:val="28"/>
+        </w:rPr>
+      </w:pPr>
+      <w:r>
+        <w:rPr>
+          <w:rStyle w:val="Strong"/>
+          <w:rFonts w:ascii="Arial" w:hAnsi="Arial"/>
+          <w:sz w:val="28"/>
+          <w:szCs w:val="28"/>
+        </w:rPr>
+        <w:t>Γεωχωρική επεξεργασία</w:t>
+      </w:r>
+      <w:r>
+        <w:rPr>
+          <w:rFonts w:ascii="Arial" w:hAnsi="Arial"/>
+          <w:sz w:val="28"/>
+          <w:szCs w:val="28"/>
+        </w:rPr>
+        <w:t>:</w:t>
       </w:r>
     </w:p>
     <w:p>
@@ -12663,53 +12977,53 @@
         <w:jc w:val="both"/>
         <w:rPr>
           <w:rFonts w:ascii="Arial" w:hAnsi="Arial"/>
-          <w:sz w:val="24"/>
-          <w:szCs w:val="24"/>
-        </w:rPr>
-      </w:pPr>
-      <w:r>
-        <w:rPr>
-          <w:rFonts w:ascii="Arial" w:hAnsi="Arial"/>
-          <w:sz w:val="24"/>
-          <w:szCs w:val="24"/>
-        </w:rPr>
-        <w:t>Αυξάνονται shuffles και scheduling overhead.</w:t>
-      </w:r>
-    </w:p>
-    <w:p>
-      <w:pPr>
-        <w:pStyle w:val="BodyText"/>
-        <w:jc w:val="both"/>
-        <w:rPr>
-          <w:rFonts w:ascii="Arial" w:hAnsi="Arial"/>
-          <w:sz w:val="24"/>
-          <w:szCs w:val="24"/>
-        </w:rPr>
-      </w:pPr>
-      <w:r>
-        <w:rPr>
-          <w:rFonts w:ascii="Arial" w:hAnsi="Arial"/>
-          <w:sz w:val="24"/>
-          <w:szCs w:val="24"/>
-        </w:rPr>
-      </w:r>
-    </w:p>
-    <w:p>
-      <w:pPr>
-        <w:pStyle w:val="BodyText"/>
-        <w:jc w:val="both"/>
-        <w:rPr>
-          <w:rFonts w:ascii="Arial" w:hAnsi="Arial"/>
-          <w:sz w:val="24"/>
-          <w:szCs w:val="24"/>
-        </w:rPr>
-      </w:pPr>
-      <w:r>
-        <w:rPr>
-          <w:rFonts w:ascii="Arial" w:hAnsi="Arial"/>
-          <w:sz w:val="24"/>
-          <w:szCs w:val="24"/>
-        </w:rPr>
+          <w:b w:val="false"/>
+          <w:bCs w:val="false"/>
+          <w:sz w:val="24"/>
+          <w:szCs w:val="24"/>
+        </w:rPr>
+      </w:pPr>
+      <w:r>
+        <w:rPr>
+          <w:rFonts w:ascii="Arial" w:hAnsi="Arial"/>
+          <w:b w:val="false"/>
+          <w:bCs w:val="false"/>
+          <w:sz w:val="24"/>
+          <w:szCs w:val="24"/>
+        </w:rPr>
+        <w:t>Η αντιστοίχιση crimes → ZIP γίνεται μέσω Python UDF πάνω σε broadcasted πολύγωνα και spatial index.</w:t>
+      </w:r>
+    </w:p>
+    <w:p>
+      <w:pPr>
+        <w:pStyle w:val="BodyText"/>
+        <w:numPr>
+          <w:ilvl w:val="1"/>
+          <w:numId w:val="13"/>
+        </w:numPr>
+        <w:tabs>
+          <w:tab w:val="clear" w:pos="709"/>
+          <w:tab w:val="left" w:pos="0" w:leader="none"/>
+        </w:tabs>
+        <w:ind w:hanging="283" w:start="1418"/>
+        <w:jc w:val="both"/>
+        <w:rPr>
+          <w:rFonts w:ascii="Arial" w:hAnsi="Arial"/>
+          <w:b w:val="false"/>
+          <w:bCs w:val="false"/>
+          <w:sz w:val="24"/>
+          <w:szCs w:val="24"/>
+        </w:rPr>
+      </w:pPr>
+      <w:r>
+        <w:rPr>
+          <w:rFonts w:ascii="Arial" w:hAnsi="Arial"/>
+          <w:b w:val="false"/>
+          <w:bCs w:val="false"/>
+          <w:sz w:val="24"/>
+          <w:szCs w:val="24"/>
+        </w:rPr>
+        <w:t>Το βήμα αυτό είναι CPU-bound και δεν μπορεί να βελτιστοποιηθεί από τον Catalyst, οπότε επηρεάζεται έντονα από τη διαμόρφωση των executors.</w:t>
       </w:r>
     </w:p>
     <w:p>
@@ -12733,28 +13047,20 @@
       </w:pPr>
       <w:r>
         <w:rPr>
-          <w:rFonts w:ascii="Arial" w:hAnsi="Arial"/>
-          <w:sz w:val="24"/>
-          <w:szCs w:val="24"/>
-        </w:rPr>
-        <w:t xml:space="preserve">Το configuration </w:t>
-      </w:r>
-      <w:r>
-        <w:rPr>
           <w:rStyle w:val="Strong"/>
           <w:rFonts w:ascii="Arial" w:hAnsi="Arial"/>
-          <w:sz w:val="24"/>
-          <w:szCs w:val="24"/>
-        </w:rPr>
-        <w:t>C (8 × 1 core, 2 GB)</w:t>
-      </w:r>
-      <w:r>
-        <w:rPr>
-          <w:rFonts w:ascii="Arial" w:hAnsi="Arial"/>
-          <w:sz w:val="24"/>
-          <w:szCs w:val="24"/>
-        </w:rPr>
-        <w:t xml:space="preserve"> είναι το πιο αργό:</w:t>
+          <w:sz w:val="28"/>
+          <w:szCs w:val="28"/>
+        </w:rPr>
+        <w:t>Κλιμάκωση πόρων</w:t>
+      </w:r>
+      <w:r>
+        <w:rPr>
+          <w:rFonts w:ascii="Arial" w:hAnsi="Arial"/>
+          <w:sz w:val="28"/>
+          <w:szCs w:val="28"/>
+        </w:rPr>
+        <w:t>:</w:t>
       </w:r>
     </w:p>
     <w:p>
@@ -12771,168 +13077,32 @@
         <w:ind w:hanging="283" w:start="1418"/>
         <w:jc w:val="both"/>
         <w:rPr>
-          <w:rFonts w:ascii="Arial" w:hAnsi="Arial"/>
-          <w:sz w:val="24"/>
-          <w:szCs w:val="24"/>
-        </w:rPr>
-      </w:pPr>
-      <w:r>
-        <w:rPr>
-          <w:rFonts w:ascii="Arial" w:hAnsi="Arial"/>
-          <w:sz w:val="24"/>
-          <w:szCs w:val="24"/>
-        </w:rPr>
-        <w:t>Κάθε executor έχει μόνο 1 core και λίγη μνήμη → περισσότερα spills και μεγαλύτερο GC/overhead.</w:t>
-      </w:r>
-    </w:p>
-    <w:p>
-      <w:pPr>
-        <w:pStyle w:val="BodyText"/>
-        <w:numPr>
-          <w:ilvl w:val="1"/>
-          <w:numId w:val="13"/>
-        </w:numPr>
-        <w:tabs>
-          <w:tab w:val="clear" w:pos="709"/>
-          <w:tab w:val="left" w:pos="0" w:leader="none"/>
-        </w:tabs>
-        <w:ind w:hanging="283" w:start="1418"/>
-        <w:jc w:val="both"/>
-        <w:rPr>
-          <w:rFonts w:ascii="Arial" w:hAnsi="Arial"/>
-          <w:sz w:val="24"/>
-          <w:szCs w:val="24"/>
-        </w:rPr>
-      </w:pPr>
-      <w:r>
-        <w:rPr>
-          <w:rFonts w:ascii="Arial" w:hAnsi="Arial"/>
-          <w:sz w:val="24"/>
-          <w:szCs w:val="24"/>
-        </w:rPr>
-        <w:t>Ο scheduler διαχειρίζεται πολλούς μικρούς executors, κάτι που επιβαρύνει τον συνολικό χρόνο, ειδικά σε pipeline με βαριά Python UDF (γεωχωρικό βήμα).</w:t>
-      </w:r>
-    </w:p>
-    <w:p>
-      <w:pPr>
-        <w:pStyle w:val="HorizontalLine"/>
-        <w:spacing w:before="0" w:after="0"/>
-        <w:jc w:val="both"/>
-        <w:rPr>
-          <w:rFonts w:ascii="Arial" w:hAnsi="Arial"/>
-          <w:sz w:val="28"/>
-          <w:szCs w:val="28"/>
-        </w:rPr>
-      </w:pPr>
-      <w:r>
-        <w:rPr>
-          <w:sz w:val="28"/>
-          <w:szCs w:val="28"/>
-        </w:rPr>
-      </w:r>
-    </w:p>
-    <w:p>
-      <w:pPr>
-        <w:pStyle w:val="Heading3"/>
-        <w:spacing w:before="0" w:after="283"/>
-        <w:jc w:val="both"/>
-        <w:rPr>
-          <w:rFonts w:ascii="Arial" w:hAnsi="Arial"/>
-        </w:rPr>
-      </w:pPr>
-      <w:r>
-        <w:rPr>
-          <w:rFonts w:ascii="Arial" w:hAnsi="Arial"/>
-        </w:rPr>
-        <w:t>4. Συμπεράσματα για το Query 5</w:t>
-      </w:r>
-    </w:p>
-    <w:p>
-      <w:pPr>
-        <w:pStyle w:val="BodyText"/>
-        <w:numPr>
-          <w:ilvl w:val="0"/>
-          <w:numId w:val="14"/>
-        </w:numPr>
-        <w:tabs>
-          <w:tab w:val="clear" w:pos="709"/>
-          <w:tab w:val="left" w:pos="0" w:leader="none"/>
-        </w:tabs>
-        <w:ind w:hanging="283" w:start="709"/>
-        <w:jc w:val="both"/>
-        <w:rPr>
-          <w:rFonts w:ascii="Arial" w:hAnsi="Arial"/>
-          <w:sz w:val="28"/>
-          <w:szCs w:val="28"/>
-        </w:rPr>
-      </w:pPr>
-      <w:r>
-        <w:rPr>
-          <w:rStyle w:val="Strong"/>
-          <w:rFonts w:ascii="Arial" w:hAnsi="Arial"/>
-          <w:sz w:val="28"/>
-          <w:szCs w:val="28"/>
-        </w:rPr>
-        <w:t>Join στρατηγική</w:t>
-      </w:r>
-      <w:r>
-        <w:rPr>
-          <w:rFonts w:ascii="Arial" w:hAnsi="Arial"/>
-          <w:sz w:val="28"/>
-          <w:szCs w:val="28"/>
-        </w:rPr>
-        <w:t>:</w:t>
-      </w:r>
-    </w:p>
-    <w:p>
-      <w:pPr>
-        <w:pStyle w:val="BodyText"/>
-        <w:numPr>
-          <w:ilvl w:val="1"/>
-          <w:numId w:val="14"/>
-        </w:numPr>
-        <w:tabs>
-          <w:tab w:val="clear" w:pos="709"/>
-          <w:tab w:val="left" w:pos="0" w:leader="none"/>
-        </w:tabs>
-        <w:ind w:hanging="283" w:start="1418"/>
-        <w:jc w:val="both"/>
-        <w:rPr>
-          <w:rFonts w:ascii="Arial" w:hAnsi="Arial"/>
-          <w:sz w:val="28"/>
-          <w:szCs w:val="28"/>
-        </w:rPr>
-      </w:pPr>
-      <w:r>
-        <w:rPr>
-          <w:rFonts w:ascii="Arial" w:hAnsi="Arial"/>
           <w:b w:val="false"/>
           <w:bCs w:val="false"/>
           <w:sz w:val="24"/>
           <w:szCs w:val="24"/>
         </w:rPr>
-        <w:t xml:space="preserve">Ο Spark επιλέγει ορθά </w:t>
-      </w:r>
-      <w:r>
-        <w:rPr>
-          <w:rStyle w:val="Strong"/>
+      </w:pPr>
+      <w:r>
+        <w:rPr>
           <w:rFonts w:ascii="Arial" w:hAnsi="Arial"/>
           <w:b w:val="false"/>
           <w:bCs w:val="false"/>
           <w:sz w:val="24"/>
           <w:szCs w:val="24"/>
         </w:rPr>
-        <w:t>BroadcastHashJoin</w:t>
-      </w:r>
-      <w:r>
-        <w:rPr>
+        <w:t xml:space="preserve">Με σταθερούς συνολικούς πόρους (8 cores, 16 GB), η διάταξη </w:t>
+      </w:r>
+      <w:r>
+        <w:rPr>
+          <w:rStyle w:val="Strong"/>
           <w:rFonts w:ascii="Arial" w:hAnsi="Arial"/>
           <w:b w:val="false"/>
           <w:bCs w:val="false"/>
           <w:sz w:val="24"/>
           <w:szCs w:val="24"/>
         </w:rPr>
-        <w:t xml:space="preserve"> για τα joins με τους πίνακες πληθυσμού και εισοδήματος, οι οποίοι είναι μικροί dimension πίνακες ανά ZIP. </w:t>
+        <w:t>λίγοι αλλά ισχυροί executors (2 × 4 cores, 8 GB)</w:t>
       </w:r>
       <w:r>
         <w:rPr>
@@ -12942,207 +13112,7 @@
           <w:sz w:val="24"/>
           <w:szCs w:val="24"/>
         </w:rPr>
-        <w:t>Αυτό μειώνει το network shuffle και βελτιώνει σημαντικά την απόδοση του query.</w:t>
-      </w:r>
-    </w:p>
-    <w:p>
-      <w:pPr>
-        <w:pStyle w:val="BodyText"/>
-        <w:numPr>
-          <w:ilvl w:val="0"/>
-          <w:numId w:val="14"/>
-        </w:numPr>
-        <w:tabs>
-          <w:tab w:val="clear" w:pos="709"/>
-          <w:tab w:val="left" w:pos="0" w:leader="none"/>
-        </w:tabs>
-        <w:ind w:hanging="283" w:start="709"/>
-        <w:jc w:val="both"/>
-        <w:rPr>
-          <w:rFonts w:ascii="Arial" w:hAnsi="Arial"/>
-          <w:sz w:val="28"/>
-          <w:szCs w:val="28"/>
-        </w:rPr>
-      </w:pPr>
-      <w:r>
-        <w:rPr>
-          <w:rStyle w:val="Strong"/>
-          <w:rFonts w:ascii="Arial" w:hAnsi="Arial"/>
-          <w:sz w:val="28"/>
-          <w:szCs w:val="28"/>
-        </w:rPr>
-        <w:t>Γεωχωρική επεξεργασία</w:t>
-      </w:r>
-      <w:r>
-        <w:rPr>
-          <w:rFonts w:ascii="Arial" w:hAnsi="Arial"/>
-          <w:sz w:val="28"/>
-          <w:szCs w:val="28"/>
-        </w:rPr>
-        <w:t>:</w:t>
-      </w:r>
-    </w:p>
-    <w:p>
-      <w:pPr>
-        <w:pStyle w:val="BodyText"/>
-        <w:numPr>
-          <w:ilvl w:val="1"/>
-          <w:numId w:val="14"/>
-        </w:numPr>
-        <w:tabs>
-          <w:tab w:val="clear" w:pos="709"/>
-          <w:tab w:val="left" w:pos="0" w:leader="none"/>
-        </w:tabs>
-        <w:ind w:hanging="283" w:start="1418"/>
-        <w:jc w:val="both"/>
-        <w:rPr>
-          <w:rFonts w:ascii="Arial" w:hAnsi="Arial"/>
-          <w:b w:val="false"/>
-          <w:bCs w:val="false"/>
-          <w:sz w:val="24"/>
-          <w:szCs w:val="24"/>
-        </w:rPr>
-      </w:pPr>
-      <w:r>
-        <w:rPr>
-          <w:rFonts w:ascii="Arial" w:hAnsi="Arial"/>
-          <w:b w:val="false"/>
-          <w:bCs w:val="false"/>
-          <w:sz w:val="24"/>
-          <w:szCs w:val="24"/>
-        </w:rPr>
-        <w:t>Η αντιστοίχιση crimes → ZIP γίνεται μέσω Python UDF πάνω σε broadcasted πολύγωνα και spatial index.</w:t>
-      </w:r>
-    </w:p>
-    <w:p>
-      <w:pPr>
-        <w:pStyle w:val="BodyText"/>
-        <w:numPr>
-          <w:ilvl w:val="1"/>
-          <w:numId w:val="14"/>
-        </w:numPr>
-        <w:tabs>
-          <w:tab w:val="clear" w:pos="709"/>
-          <w:tab w:val="left" w:pos="0" w:leader="none"/>
-        </w:tabs>
-        <w:ind w:hanging="283" w:start="1418"/>
-        <w:jc w:val="both"/>
-        <w:rPr>
-          <w:rFonts w:ascii="Arial" w:hAnsi="Arial"/>
-          <w:b w:val="false"/>
-          <w:bCs w:val="false"/>
-          <w:sz w:val="24"/>
-          <w:szCs w:val="24"/>
-        </w:rPr>
-      </w:pPr>
-      <w:r>
-        <w:rPr>
-          <w:rFonts w:ascii="Arial" w:hAnsi="Arial"/>
-          <w:b w:val="false"/>
-          <w:bCs w:val="false"/>
-          <w:sz w:val="24"/>
-          <w:szCs w:val="24"/>
-        </w:rPr>
-        <w:t>Το βήμα αυτό είναι CPU-bound και δεν μπορεί να βελτιστοποιηθεί από τον Catalyst, οπότε επηρεάζεται έντονα από τη διαμόρφωση των executors.</w:t>
-      </w:r>
-    </w:p>
-    <w:p>
-      <w:pPr>
-        <w:pStyle w:val="BodyText"/>
-        <w:numPr>
-          <w:ilvl w:val="0"/>
-          <w:numId w:val="14"/>
-        </w:numPr>
-        <w:tabs>
-          <w:tab w:val="clear" w:pos="709"/>
-          <w:tab w:val="left" w:pos="0" w:leader="none"/>
-        </w:tabs>
-        <w:ind w:hanging="283" w:start="709"/>
-        <w:jc w:val="both"/>
-        <w:rPr>
-          <w:rFonts w:ascii="Arial" w:hAnsi="Arial"/>
-          <w:sz w:val="28"/>
-          <w:szCs w:val="28"/>
-        </w:rPr>
-      </w:pPr>
-      <w:r>
-        <w:rPr>
-          <w:rStyle w:val="Strong"/>
-          <w:rFonts w:ascii="Arial" w:hAnsi="Arial"/>
-          <w:sz w:val="28"/>
-          <w:szCs w:val="28"/>
-        </w:rPr>
-        <w:t>Κλιμάκωση πόρων</w:t>
-      </w:r>
-      <w:r>
-        <w:rPr>
-          <w:rFonts w:ascii="Arial" w:hAnsi="Arial"/>
-          <w:sz w:val="28"/>
-          <w:szCs w:val="28"/>
-        </w:rPr>
-        <w:t>:</w:t>
-      </w:r>
-    </w:p>
-    <w:p>
-      <w:pPr>
-        <w:pStyle w:val="BodyText"/>
-        <w:numPr>
-          <w:ilvl w:val="1"/>
-          <w:numId w:val="14"/>
-        </w:numPr>
-        <w:tabs>
-          <w:tab w:val="clear" w:pos="709"/>
-          <w:tab w:val="left" w:pos="0" w:leader="none"/>
-        </w:tabs>
-        <w:ind w:hanging="283" w:start="1418"/>
-        <w:jc w:val="both"/>
-        <w:rPr>
-          <w:b w:val="false"/>
-          <w:bCs w:val="false"/>
-          <w:sz w:val="24"/>
-          <w:szCs w:val="24"/>
-        </w:rPr>
-      </w:pPr>
-      <w:r>
-        <w:rPr>
-          <w:rFonts w:ascii="Arial" w:hAnsi="Arial"/>
-          <w:b w:val="false"/>
-          <w:bCs w:val="false"/>
-          <w:sz w:val="24"/>
-          <w:szCs w:val="24"/>
-        </w:rPr>
-        <w:t xml:space="preserve">Με σταθερούς συνολικούς πόρους (8 cores, 16 GB), η διάταξη </w:t>
-      </w:r>
-      <w:r>
-        <w:rPr>
-          <w:rStyle w:val="Strong"/>
-          <w:rFonts w:ascii="Arial" w:hAnsi="Arial"/>
-          <w:b w:val="false"/>
-          <w:bCs w:val="false"/>
-          <w:sz w:val="24"/>
-          <w:szCs w:val="24"/>
-        </w:rPr>
-        <w:t>λίγοι αλλά ισχυροί executors (2 × 4 cores, 8 GB)</w:t>
-      </w:r>
-      <w:r>
-        <w:rPr>
-          <w:rFonts w:ascii="Arial" w:hAnsi="Arial"/>
-          <w:b w:val="false"/>
-          <w:bCs w:val="false"/>
-          <w:sz w:val="24"/>
-          <w:szCs w:val="24"/>
-        </w:rPr>
-        <w:t xml:space="preserve"> είναι σαφώς προτιμότερη από πολλούς μικρούς. </w:t>
-      </w:r>
-      <w:r>
-        <w:rPr>
-          <w:rFonts w:ascii="Arial" w:hAnsi="Arial"/>
-          <w:b w:val="false"/>
-          <w:bCs w:val="false"/>
-          <w:sz w:val="24"/>
-          <w:szCs w:val="24"/>
-        </w:rPr>
-        <w:t>Πολλοί μικροί executors (8 × 1 core, 2 GB) οδηγούν σε σημαντικά μεγαλύτερους χρόνους λόγω αυξημένου overhead και περιορισμών μνήμης.</w:t>
+        <w:t xml:space="preserve"> είναι σαφώς προτιμότερη από πολλούς μικρούς. Πολλοί μικροί executors (8 × 1 core, 2 GB) οδηγούν σε σημαντικά μεγαλύτερους χρόνους λόγω αυξημένου overhead και περιορισμών μνήμης.</w:t>
       </w:r>
     </w:p>
     <w:p>
@@ -13230,6 +13200,207 @@
           <w:u w:val="none"/>
         </w:rPr>
       </w:r>
+    </w:p>
+    <w:p>
+      <w:pPr>
+        <w:pStyle w:val="Normal"/>
+        <w:bidi w:val="0"/>
+        <w:jc w:val="start"/>
+        <w:rPr>
+          <w:rFonts w:ascii="Arial" w:hAnsi="Arial"/>
+          <w:b w:val="false"/>
+          <w:bCs w:val="false"/>
+          <w:i w:val="false"/>
+          <w:i w:val="false"/>
+          <w:iCs w:val="false"/>
+          <w:sz w:val="24"/>
+          <w:szCs w:val="24"/>
+          <w:u w:val="none"/>
+        </w:rPr>
+      </w:pPr>
+      <w:r>
+        <w:rPr>
+          <w:rFonts w:ascii="Arial" w:hAnsi="Arial"/>
+          <w:b w:val="false"/>
+          <w:bCs w:val="false"/>
+          <w:i w:val="false"/>
+          <w:iCs w:val="false"/>
+          <w:sz w:val="24"/>
+          <w:szCs w:val="24"/>
+          <w:u w:val="none"/>
+        </w:rPr>
+        <w:t xml:space="preserve">tiny vs large vs medium executors : </w:t>
+      </w:r>
+      <w:hyperlink r:id="rId6">
+        <w:r>
+          <w:rPr>
+            <w:rStyle w:val="Hyperlink"/>
+            <w:rFonts w:ascii="Arial" w:hAnsi="Arial"/>
+            <w:b w:val="false"/>
+            <w:bCs w:val="false"/>
+            <w:i w:val="false"/>
+            <w:iCs w:val="false"/>
+            <w:sz w:val="24"/>
+            <w:szCs w:val="24"/>
+            <w:u w:val="none"/>
+          </w:rPr>
+          <w:t>https://medium.com/@mohammadshoaib_74869/spark-resource-tuning-from-tiny-executors-to-large-joins-dedicated-vs-shared-clusters-36f294bfc555</w:t>
+        </w:r>
+      </w:hyperlink>
+    </w:p>
+    <w:p>
+      <w:pPr>
+        <w:pStyle w:val="Normal"/>
+        <w:bidi w:val="0"/>
+        <w:jc w:val="start"/>
+        <w:rPr>
+          <w:rFonts w:ascii="Arial" w:hAnsi="Arial"/>
+          <w:b w:val="false"/>
+          <w:bCs w:val="false"/>
+          <w:i w:val="false"/>
+          <w:i w:val="false"/>
+          <w:iCs w:val="false"/>
+          <w:sz w:val="24"/>
+          <w:szCs w:val="24"/>
+          <w:u w:val="none"/>
+        </w:rPr>
+      </w:pPr>
+      <w:r>
+        <w:rPr>
+          <w:rFonts w:ascii="Arial" w:hAnsi="Arial"/>
+          <w:b w:val="false"/>
+          <w:bCs w:val="false"/>
+          <w:i w:val="false"/>
+          <w:iCs w:val="false"/>
+          <w:sz w:val="24"/>
+          <w:szCs w:val="24"/>
+          <w:u w:val="none"/>
+        </w:rPr>
+      </w:r>
+    </w:p>
+    <w:p>
+      <w:pPr>
+        <w:pStyle w:val="Normal"/>
+        <w:bidi w:val="0"/>
+        <w:jc w:val="start"/>
+        <w:rPr>
+          <w:rFonts w:ascii="Arial" w:hAnsi="Arial"/>
+          <w:b w:val="false"/>
+          <w:bCs w:val="false"/>
+          <w:i w:val="false"/>
+          <w:i w:val="false"/>
+          <w:iCs w:val="false"/>
+          <w:sz w:val="24"/>
+          <w:szCs w:val="24"/>
+          <w:u w:val="none"/>
+        </w:rPr>
+      </w:pPr>
+      <w:r>
+        <w:rPr>
+          <w:rFonts w:ascii="Arial" w:hAnsi="Arial"/>
+          <w:b w:val="false"/>
+          <w:bCs w:val="false"/>
+          <w:i w:val="false"/>
+          <w:iCs w:val="false"/>
+          <w:sz w:val="24"/>
+          <w:szCs w:val="24"/>
+          <w:u w:val="none"/>
+        </w:rPr>
+        <w:t xml:space="preserve">types of joins : </w:t>
+      </w:r>
+      <w:hyperlink r:id="rId8">
+        <w:r>
+          <w:rPr>
+            <w:rStyle w:val="Hyperlink"/>
+            <w:rFonts w:ascii="Arial" w:hAnsi="Arial"/>
+            <w:b w:val="false"/>
+            <w:bCs w:val="false"/>
+            <w:i w:val="false"/>
+            <w:iCs w:val="false"/>
+            <w:sz w:val="24"/>
+            <w:szCs w:val="24"/>
+            <w:u w:val="none"/>
+          </w:rPr>
+          <w:t>https://medium.com/@ongchengjie/different-types-of-spark-join-strategies-997671fbf6b0</w:t>
+        </w:r>
+      </w:hyperlink>
+    </w:p>
+    <w:p>
+      <w:pPr>
+        <w:pStyle w:val="Normal"/>
+        <w:bidi w:val="0"/>
+        <w:jc w:val="start"/>
+        <w:rPr>
+          <w:rFonts w:ascii="Arial" w:hAnsi="Arial"/>
+          <w:b w:val="false"/>
+          <w:bCs w:val="false"/>
+          <w:i w:val="false"/>
+          <w:i w:val="false"/>
+          <w:iCs w:val="false"/>
+          <w:sz w:val="24"/>
+          <w:szCs w:val="24"/>
+          <w:u w:val="none"/>
+        </w:rPr>
+      </w:pPr>
+      <w:r>
+        <w:rPr>
+          <w:rFonts w:ascii="Arial" w:hAnsi="Arial"/>
+          <w:b w:val="false"/>
+          <w:bCs w:val="false"/>
+          <w:i w:val="false"/>
+          <w:iCs w:val="false"/>
+          <w:sz w:val="24"/>
+          <w:szCs w:val="24"/>
+          <w:u w:val="none"/>
+        </w:rPr>
+      </w:r>
+    </w:p>
+    <w:p>
+      <w:pPr>
+        <w:pStyle w:val="Normal"/>
+        <w:bidi w:val="0"/>
+        <w:jc w:val="start"/>
+        <w:rPr>
+          <w:rFonts w:ascii="Arial" w:hAnsi="Arial"/>
+          <w:b w:val="false"/>
+          <w:bCs w:val="false"/>
+          <w:i w:val="false"/>
+          <w:i w:val="false"/>
+          <w:iCs w:val="false"/>
+          <w:sz w:val="24"/>
+          <w:szCs w:val="24"/>
+          <w:u w:val="none"/>
+        </w:rPr>
+      </w:pPr>
+      <w:r>
+        <w:rPr>
+          <w:rFonts w:ascii="Arial" w:hAnsi="Arial"/>
+          <w:b w:val="false"/>
+          <w:bCs w:val="false"/>
+          <w:i w:val="false"/>
+          <w:iCs w:val="false"/>
+          <w:sz w:val="24"/>
+          <w:szCs w:val="24"/>
+          <w:u w:val="none"/>
+        </w:rPr>
+        <w:t xml:space="preserve">rdd and dataframe info : </w:t>
+      </w:r>
+      <w:hyperlink r:id="rId9">
+        <w:r>
+          <w:rPr>
+            <w:rStyle w:val="Hyperlink"/>
+            <w:rFonts w:ascii="Arial" w:hAnsi="Arial"/>
+            <w:b w:val="false"/>
+            <w:bCs w:val="false"/>
+            <w:i w:val="false"/>
+            <w:iCs w:val="false"/>
+            <w:sz w:val="24"/>
+            <w:szCs w:val="24"/>
+            <w:u w:val="none"/>
+          </w:rPr>
+          <w:t>https://sparkbyexamples.com/spark/spark-rdd-vs-dataframe-vs-dataset/</w:t>
+        </w:r>
+      </w:hyperlink>
     </w:p>
     <w:sectPr>
       <w:type w:val="nextPage"/>
@@ -13249,513 +13420,529 @@
   <w:abstractNum w:abstractNumId="1">
     <w:lvl w:ilvl="0">
       <w:start w:val="1"/>
-      <w:numFmt w:val="none"/>
-      <w:suff w:val="nothing"/>
-      <w:lvlText w:val="%1"/>
-      <w:lvlJc w:val="start"/>
-      <w:pPr>
-        <w:tabs>
-          <w:tab w:val="num" w:pos="0"/>
-        </w:tabs>
-        <w:ind w:start="0" w:hanging="0"/>
-      </w:pPr>
+      <w:numFmt w:val="bullet"/>
+      <w:lvlText w:val=""/>
+      <w:lvlJc w:val="start"/>
+      <w:pPr>
+        <w:tabs>
+          <w:tab w:val="num" w:pos="709"/>
+        </w:tabs>
+        <w:ind w:start="709" w:hanging="283"/>
+      </w:pPr>
+      <w:rPr>
+        <w:rFonts w:ascii="Symbol" w:hAnsi="Symbol" w:cs="Symbol" w:hint="default"/>
+      </w:rPr>
     </w:lvl>
     <w:lvl w:ilvl="1">
       <w:start w:val="1"/>
-      <w:pStyle w:val="Heading2"/>
-      <w:numFmt w:val="none"/>
-      <w:suff w:val="nothing"/>
-      <w:lvlText w:val="%2"/>
-      <w:lvlJc w:val="start"/>
-      <w:pPr>
-        <w:tabs>
-          <w:tab w:val="num" w:pos="0"/>
-        </w:tabs>
-        <w:ind w:start="0" w:hanging="0"/>
-      </w:pPr>
+      <w:numFmt w:val="bullet"/>
+      <w:lvlText w:val=""/>
+      <w:lvlJc w:val="start"/>
+      <w:pPr>
+        <w:tabs>
+          <w:tab w:val="num" w:pos="1418"/>
+        </w:tabs>
+        <w:ind w:start="1418" w:hanging="283"/>
+      </w:pPr>
+      <w:rPr>
+        <w:rFonts w:ascii="Symbol" w:hAnsi="Symbol" w:cs="Symbol" w:hint="default"/>
+      </w:rPr>
     </w:lvl>
     <w:lvl w:ilvl="2">
       <w:start w:val="1"/>
-      <w:numFmt w:val="none"/>
-      <w:suff w:val="nothing"/>
-      <w:lvlText w:val="%3"/>
-      <w:lvlJc w:val="start"/>
-      <w:pPr>
-        <w:tabs>
-          <w:tab w:val="num" w:pos="0"/>
-        </w:tabs>
-        <w:ind w:start="0" w:hanging="0"/>
-      </w:pPr>
+      <w:numFmt w:val="bullet"/>
+      <w:lvlText w:val=""/>
+      <w:lvlJc w:val="start"/>
+      <w:pPr>
+        <w:tabs>
+          <w:tab w:val="num" w:pos="2127"/>
+        </w:tabs>
+        <w:ind w:start="2127" w:hanging="283"/>
+      </w:pPr>
+      <w:rPr>
+        <w:rFonts w:ascii="Symbol" w:hAnsi="Symbol" w:cs="Symbol" w:hint="default"/>
+      </w:rPr>
     </w:lvl>
     <w:lvl w:ilvl="3">
       <w:start w:val="1"/>
-      <w:pStyle w:val="Heading4"/>
-      <w:numFmt w:val="none"/>
-      <w:suff w:val="nothing"/>
-      <w:lvlText w:val="%4"/>
-      <w:lvlJc w:val="start"/>
-      <w:pPr>
-        <w:tabs>
-          <w:tab w:val="num" w:pos="0"/>
-        </w:tabs>
-        <w:ind w:start="0" w:hanging="0"/>
-      </w:pPr>
+      <w:numFmt w:val="bullet"/>
+      <w:lvlText w:val=""/>
+      <w:lvlJc w:val="start"/>
+      <w:pPr>
+        <w:tabs>
+          <w:tab w:val="num" w:pos="2836"/>
+        </w:tabs>
+        <w:ind w:start="2836" w:hanging="283"/>
+      </w:pPr>
+      <w:rPr>
+        <w:rFonts w:ascii="Symbol" w:hAnsi="Symbol" w:cs="Symbol" w:hint="default"/>
+      </w:rPr>
     </w:lvl>
     <w:lvl w:ilvl="4">
       <w:start w:val="1"/>
-      <w:numFmt w:val="none"/>
-      <w:suff w:val="nothing"/>
-      <w:lvlText w:val="%5"/>
-      <w:lvlJc w:val="start"/>
-      <w:pPr>
-        <w:tabs>
-          <w:tab w:val="num" w:pos="0"/>
-        </w:tabs>
-        <w:ind w:start="0" w:hanging="0"/>
-      </w:pPr>
+      <w:numFmt w:val="bullet"/>
+      <w:lvlText w:val=""/>
+      <w:lvlJc w:val="start"/>
+      <w:pPr>
+        <w:tabs>
+          <w:tab w:val="num" w:pos="3545"/>
+        </w:tabs>
+        <w:ind w:start="3545" w:hanging="283"/>
+      </w:pPr>
+      <w:rPr>
+        <w:rFonts w:ascii="Symbol" w:hAnsi="Symbol" w:cs="Symbol" w:hint="default"/>
+      </w:rPr>
     </w:lvl>
     <w:lvl w:ilvl="5">
       <w:start w:val="1"/>
-      <w:numFmt w:val="none"/>
-      <w:suff w:val="nothing"/>
-      <w:lvlText w:val="%6"/>
-      <w:lvlJc w:val="start"/>
-      <w:pPr>
-        <w:tabs>
-          <w:tab w:val="num" w:pos="0"/>
-        </w:tabs>
-        <w:ind w:start="0" w:hanging="0"/>
-      </w:pPr>
+      <w:numFmt w:val="bullet"/>
+      <w:lvlText w:val=""/>
+      <w:lvlJc w:val="start"/>
+      <w:pPr>
+        <w:tabs>
+          <w:tab w:val="num" w:pos="4254"/>
+        </w:tabs>
+        <w:ind w:start="4254" w:hanging="283"/>
+      </w:pPr>
+      <w:rPr>
+        <w:rFonts w:ascii="Symbol" w:hAnsi="Symbol" w:cs="Symbol" w:hint="default"/>
+      </w:rPr>
     </w:lvl>
     <w:lvl w:ilvl="6">
       <w:start w:val="1"/>
-      <w:numFmt w:val="none"/>
-      <w:suff w:val="nothing"/>
-      <w:lvlText w:val="%7"/>
-      <w:lvlJc w:val="start"/>
-      <w:pPr>
-        <w:tabs>
-          <w:tab w:val="num" w:pos="0"/>
-        </w:tabs>
-        <w:ind w:start="0" w:hanging="0"/>
-      </w:pPr>
+      <w:numFmt w:val="bullet"/>
+      <w:lvlText w:val=""/>
+      <w:lvlJc w:val="start"/>
+      <w:pPr>
+        <w:tabs>
+          <w:tab w:val="num" w:pos="4963"/>
+        </w:tabs>
+        <w:ind w:start="4963" w:hanging="283"/>
+      </w:pPr>
+      <w:rPr>
+        <w:rFonts w:ascii="Symbol" w:hAnsi="Symbol" w:cs="Symbol" w:hint="default"/>
+      </w:rPr>
     </w:lvl>
     <w:lvl w:ilvl="7">
       <w:start w:val="1"/>
-      <w:numFmt w:val="none"/>
-      <w:suff w:val="nothing"/>
-      <w:lvlText w:val="%8"/>
-      <w:lvlJc w:val="start"/>
-      <w:pPr>
-        <w:tabs>
-          <w:tab w:val="num" w:pos="0"/>
-        </w:tabs>
-        <w:ind w:start="0" w:hanging="0"/>
-      </w:pPr>
+      <w:numFmt w:val="bullet"/>
+      <w:lvlText w:val=""/>
+      <w:lvlJc w:val="start"/>
+      <w:pPr>
+        <w:tabs>
+          <w:tab w:val="num" w:pos="5672"/>
+        </w:tabs>
+        <w:ind w:start="5672" w:hanging="283"/>
+      </w:pPr>
+      <w:rPr>
+        <w:rFonts w:ascii="Symbol" w:hAnsi="Symbol" w:cs="Symbol" w:hint="default"/>
+      </w:rPr>
     </w:lvl>
     <w:lvl w:ilvl="8">
       <w:start w:val="1"/>
-      <w:numFmt w:val="none"/>
-      <w:suff w:val="nothing"/>
-      <w:lvlText w:val="%9"/>
-      <w:lvlJc w:val="start"/>
-      <w:pPr>
-        <w:tabs>
-          <w:tab w:val="num" w:pos="0"/>
-        </w:tabs>
-        <w:ind w:start="0" w:hanging="0"/>
-      </w:pPr>
+      <w:numFmt w:val="bullet"/>
+      <w:lvlText w:val=""/>
+      <w:lvlJc w:val="start"/>
+      <w:pPr>
+        <w:tabs>
+          <w:tab w:val="num" w:pos="6381"/>
+        </w:tabs>
+        <w:ind w:start="6381" w:hanging="283"/>
+      </w:pPr>
+      <w:rPr>
+        <w:rFonts w:ascii="Symbol" w:hAnsi="Symbol" w:cs="Symbol" w:hint="default"/>
+      </w:rPr>
     </w:lvl>
   </w:abstractNum>
   <w:abstractNum w:abstractNumId="2">
     <w:lvl w:ilvl="0">
       <w:start w:val="1"/>
+      <w:numFmt w:val="decimal"/>
+      <w:lvlText w:val="%1."/>
+      <w:lvlJc w:val="start"/>
+      <w:pPr>
+        <w:tabs>
+          <w:tab w:val="num" w:pos="709"/>
+        </w:tabs>
+        <w:ind w:start="709" w:hanging="283"/>
+      </w:pPr>
+      <w:rPr/>
+    </w:lvl>
+    <w:lvl w:ilvl="1">
+      <w:start w:val="1"/>
+      <w:numFmt w:val="decimal"/>
+      <w:lvlText w:val="%2."/>
+      <w:lvlJc w:val="start"/>
+      <w:pPr>
+        <w:tabs>
+          <w:tab w:val="num" w:pos="1418"/>
+        </w:tabs>
+        <w:ind w:start="1418" w:hanging="283"/>
+      </w:pPr>
+      <w:rPr/>
+    </w:lvl>
+    <w:lvl w:ilvl="2">
+      <w:start w:val="1"/>
+      <w:numFmt w:val="decimal"/>
+      <w:lvlText w:val="%3."/>
+      <w:lvlJc w:val="start"/>
+      <w:pPr>
+        <w:tabs>
+          <w:tab w:val="num" w:pos="2127"/>
+        </w:tabs>
+        <w:ind w:start="2127" w:hanging="283"/>
+      </w:pPr>
+      <w:rPr/>
+    </w:lvl>
+    <w:lvl w:ilvl="3">
+      <w:start w:val="1"/>
+      <w:numFmt w:val="decimal"/>
+      <w:lvlText w:val="%4."/>
+      <w:lvlJc w:val="start"/>
+      <w:pPr>
+        <w:tabs>
+          <w:tab w:val="num" w:pos="2836"/>
+        </w:tabs>
+        <w:ind w:start="2836" w:hanging="283"/>
+      </w:pPr>
+      <w:rPr/>
+    </w:lvl>
+    <w:lvl w:ilvl="4">
+      <w:start w:val="1"/>
+      <w:numFmt w:val="decimal"/>
+      <w:lvlText w:val="%5."/>
+      <w:lvlJc w:val="start"/>
+      <w:pPr>
+        <w:tabs>
+          <w:tab w:val="num" w:pos="3545"/>
+        </w:tabs>
+        <w:ind w:start="3545" w:hanging="283"/>
+      </w:pPr>
+      <w:rPr/>
+    </w:lvl>
+    <w:lvl w:ilvl="5">
+      <w:start w:val="1"/>
+      <w:numFmt w:val="decimal"/>
+      <w:lvlText w:val="%6."/>
+      <w:lvlJc w:val="start"/>
+      <w:pPr>
+        <w:tabs>
+          <w:tab w:val="num" w:pos="4254"/>
+        </w:tabs>
+        <w:ind w:start="4254" w:hanging="283"/>
+      </w:pPr>
+      <w:rPr/>
+    </w:lvl>
+    <w:lvl w:ilvl="6">
+      <w:start w:val="1"/>
+      <w:numFmt w:val="decimal"/>
+      <w:lvlText w:val="%7."/>
+      <w:lvlJc w:val="start"/>
+      <w:pPr>
+        <w:tabs>
+          <w:tab w:val="num" w:pos="4963"/>
+        </w:tabs>
+        <w:ind w:start="4963" w:hanging="283"/>
+      </w:pPr>
+      <w:rPr/>
+    </w:lvl>
+    <w:lvl w:ilvl="7">
+      <w:start w:val="1"/>
+      <w:numFmt w:val="decimal"/>
+      <w:lvlText w:val="%8."/>
+      <w:lvlJc w:val="start"/>
+      <w:pPr>
+        <w:tabs>
+          <w:tab w:val="num" w:pos="5672"/>
+        </w:tabs>
+        <w:ind w:start="5672" w:hanging="283"/>
+      </w:pPr>
+      <w:rPr/>
+    </w:lvl>
+    <w:lvl w:ilvl="8">
+      <w:start w:val="1"/>
+      <w:numFmt w:val="decimal"/>
+      <w:lvlText w:val="%9."/>
+      <w:lvlJc w:val="start"/>
+      <w:pPr>
+        <w:tabs>
+          <w:tab w:val="num" w:pos="6381"/>
+        </w:tabs>
+        <w:ind w:start="6381" w:hanging="283"/>
+      </w:pPr>
+      <w:rPr/>
+    </w:lvl>
+  </w:abstractNum>
+  <w:abstractNum w:abstractNumId="3">
+    <w:lvl w:ilvl="0">
+      <w:start w:val="1"/>
+      <w:numFmt w:val="decimal"/>
+      <w:lvlText w:val="%1."/>
+      <w:lvlJc w:val="start"/>
+      <w:pPr>
+        <w:tabs>
+          <w:tab w:val="num" w:pos="709"/>
+        </w:tabs>
+        <w:ind w:start="709" w:hanging="283"/>
+      </w:pPr>
+      <w:rPr/>
+    </w:lvl>
+    <w:lvl w:ilvl="1">
+      <w:start w:val="1"/>
+      <w:numFmt w:val="decimal"/>
+      <w:lvlText w:val="%2."/>
+      <w:lvlJc w:val="start"/>
+      <w:pPr>
+        <w:tabs>
+          <w:tab w:val="num" w:pos="1418"/>
+        </w:tabs>
+        <w:ind w:start="1418" w:hanging="283"/>
+      </w:pPr>
+      <w:rPr/>
+    </w:lvl>
+    <w:lvl w:ilvl="2">
+      <w:start w:val="1"/>
+      <w:numFmt w:val="decimal"/>
+      <w:lvlText w:val="%3."/>
+      <w:lvlJc w:val="start"/>
+      <w:pPr>
+        <w:tabs>
+          <w:tab w:val="num" w:pos="2127"/>
+        </w:tabs>
+        <w:ind w:start="2127" w:hanging="283"/>
+      </w:pPr>
+      <w:rPr/>
+    </w:lvl>
+    <w:lvl w:ilvl="3">
+      <w:start w:val="1"/>
+      <w:numFmt w:val="decimal"/>
+      <w:lvlText w:val="%4."/>
+      <w:lvlJc w:val="start"/>
+      <w:pPr>
+        <w:tabs>
+          <w:tab w:val="num" w:pos="2836"/>
+        </w:tabs>
+        <w:ind w:start="2836" w:hanging="283"/>
+      </w:pPr>
+      <w:rPr/>
+    </w:lvl>
+    <w:lvl w:ilvl="4">
+      <w:start w:val="1"/>
+      <w:numFmt w:val="decimal"/>
+      <w:lvlText w:val="%5."/>
+      <w:lvlJc w:val="start"/>
+      <w:pPr>
+        <w:tabs>
+          <w:tab w:val="num" w:pos="3545"/>
+        </w:tabs>
+        <w:ind w:start="3545" w:hanging="283"/>
+      </w:pPr>
+      <w:rPr/>
+    </w:lvl>
+    <w:lvl w:ilvl="5">
+      <w:start w:val="1"/>
+      <w:numFmt w:val="decimal"/>
+      <w:lvlText w:val="%6."/>
+      <w:lvlJc w:val="start"/>
+      <w:pPr>
+        <w:tabs>
+          <w:tab w:val="num" w:pos="4254"/>
+        </w:tabs>
+        <w:ind w:start="4254" w:hanging="283"/>
+      </w:pPr>
+      <w:rPr/>
+    </w:lvl>
+    <w:lvl w:ilvl="6">
+      <w:start w:val="1"/>
+      <w:numFmt w:val="decimal"/>
+      <w:lvlText w:val="%7."/>
+      <w:lvlJc w:val="start"/>
+      <w:pPr>
+        <w:tabs>
+          <w:tab w:val="num" w:pos="4963"/>
+        </w:tabs>
+        <w:ind w:start="4963" w:hanging="283"/>
+      </w:pPr>
+      <w:rPr/>
+    </w:lvl>
+    <w:lvl w:ilvl="7">
+      <w:start w:val="1"/>
+      <w:numFmt w:val="decimal"/>
+      <w:lvlText w:val="%8."/>
+      <w:lvlJc w:val="start"/>
+      <w:pPr>
+        <w:tabs>
+          <w:tab w:val="num" w:pos="5672"/>
+        </w:tabs>
+        <w:ind w:start="5672" w:hanging="283"/>
+      </w:pPr>
+      <w:rPr/>
+    </w:lvl>
+    <w:lvl w:ilvl="8">
+      <w:start w:val="1"/>
+      <w:numFmt w:val="decimal"/>
+      <w:lvlText w:val="%9."/>
+      <w:lvlJc w:val="start"/>
+      <w:pPr>
+        <w:tabs>
+          <w:tab w:val="num" w:pos="6381"/>
+        </w:tabs>
+        <w:ind w:start="6381" w:hanging="283"/>
+      </w:pPr>
+      <w:rPr/>
+    </w:lvl>
+  </w:abstractNum>
+  <w:abstractNum w:abstractNumId="4">
+    <w:lvl w:ilvl="0">
+      <w:start w:val="1"/>
+      <w:numFmt w:val="decimal"/>
+      <w:lvlText w:val="%1."/>
+      <w:lvlJc w:val="start"/>
+      <w:pPr>
+        <w:tabs>
+          <w:tab w:val="num" w:pos="709"/>
+        </w:tabs>
+        <w:ind w:start="709" w:hanging="283"/>
+      </w:pPr>
+      <w:rPr/>
+    </w:lvl>
+    <w:lvl w:ilvl="1">
+      <w:start w:val="1"/>
       <w:numFmt w:val="bullet"/>
       <w:lvlText w:val=""/>
       <w:lvlJc w:val="start"/>
       <w:pPr>
         <w:tabs>
-          <w:tab w:val="num" w:pos="709"/>
-        </w:tabs>
-        <w:ind w:start="709" w:hanging="283"/>
+          <w:tab w:val="num" w:pos="1418"/>
+        </w:tabs>
+        <w:ind w:start="1418" w:hanging="283"/>
       </w:pPr>
       <w:rPr>
         <w:rFonts w:ascii="Symbol" w:hAnsi="Symbol" w:cs="Symbol" w:hint="default"/>
       </w:rPr>
     </w:lvl>
-    <w:lvl w:ilvl="1">
+    <w:lvl w:ilvl="2">
       <w:start w:val="1"/>
       <w:numFmt w:val="bullet"/>
       <w:lvlText w:val=""/>
       <w:lvlJc w:val="start"/>
       <w:pPr>
         <w:tabs>
-          <w:tab w:val="num" w:pos="1418"/>
-        </w:tabs>
-        <w:ind w:start="1418" w:hanging="283"/>
+          <w:tab w:val="num" w:pos="2127"/>
+        </w:tabs>
+        <w:ind w:start="2127" w:hanging="283"/>
       </w:pPr>
       <w:rPr>
         <w:rFonts w:ascii="Symbol" w:hAnsi="Symbol" w:cs="Symbol" w:hint="default"/>
       </w:rPr>
     </w:lvl>
-    <w:lvl w:ilvl="2">
+    <w:lvl w:ilvl="3">
       <w:start w:val="1"/>
       <w:numFmt w:val="bullet"/>
       <w:lvlText w:val=""/>
       <w:lvlJc w:val="start"/>
       <w:pPr>
         <w:tabs>
-          <w:tab w:val="num" w:pos="2127"/>
-        </w:tabs>
-        <w:ind w:start="2127" w:hanging="283"/>
+          <w:tab w:val="num" w:pos="2836"/>
+        </w:tabs>
+        <w:ind w:start="2836" w:hanging="283"/>
       </w:pPr>
       <w:rPr>
         <w:rFonts w:ascii="Symbol" w:hAnsi="Symbol" w:cs="Symbol" w:hint="default"/>
       </w:rPr>
     </w:lvl>
-    <w:lvl w:ilvl="3">
+    <w:lvl w:ilvl="4">
       <w:start w:val="1"/>
       <w:numFmt w:val="bullet"/>
       <w:lvlText w:val=""/>
       <w:lvlJc w:val="start"/>
       <w:pPr>
         <w:tabs>
-          <w:tab w:val="num" w:pos="2836"/>
-        </w:tabs>
-        <w:ind w:start="2836" w:hanging="283"/>
+          <w:tab w:val="num" w:pos="3545"/>
+        </w:tabs>
+        <w:ind w:start="3545" w:hanging="283"/>
       </w:pPr>
       <w:rPr>
         <w:rFonts w:ascii="Symbol" w:hAnsi="Symbol" w:cs="Symbol" w:hint="default"/>
       </w:rPr>
     </w:lvl>
-    <w:lvl w:ilvl="4">
+    <w:lvl w:ilvl="5">
       <w:start w:val="1"/>
       <w:numFmt w:val="bullet"/>
       <w:lvlText w:val=""/>
       <w:lvlJc w:val="start"/>
       <w:pPr>
         <w:tabs>
-          <w:tab w:val="num" w:pos="3545"/>
-        </w:tabs>
-        <w:ind w:start="3545" w:hanging="283"/>
+          <w:tab w:val="num" w:pos="4254"/>
+        </w:tabs>
+        <w:ind w:start="4254" w:hanging="283"/>
       </w:pPr>
       <w:rPr>
         <w:rFonts w:ascii="Symbol" w:hAnsi="Symbol" w:cs="Symbol" w:hint="default"/>
       </w:rPr>
     </w:lvl>
-    <w:lvl w:ilvl="5">
+    <w:lvl w:ilvl="6">
       <w:start w:val="1"/>
       <w:numFmt w:val="bullet"/>
       <w:lvlText w:val=""/>
       <w:lvlJc w:val="start"/>
       <w:pPr>
         <w:tabs>
-          <w:tab w:val="num" w:pos="4254"/>
-        </w:tabs>
-        <w:ind w:start="4254" w:hanging="283"/>
+          <w:tab w:val="num" w:pos="4963"/>
+        </w:tabs>
+        <w:ind w:start="4963" w:hanging="283"/>
       </w:pPr>
       <w:rPr>
         <w:rFonts w:ascii="Symbol" w:hAnsi="Symbol" w:cs="Symbol" w:hint="default"/>
       </w:rPr>
     </w:lvl>
-    <w:lvl w:ilvl="6">
+    <w:lvl w:ilvl="7">
       <w:start w:val="1"/>
       <w:numFmt w:val="bullet"/>
       <w:lvlText w:val=""/>
       <w:lvlJc w:val="start"/>
       <w:pPr>
         <w:tabs>
-          <w:tab w:val="num" w:pos="4963"/>
-        </w:tabs>
-        <w:ind w:start="4963" w:hanging="283"/>
+          <w:tab w:val="num" w:pos="5672"/>
+        </w:tabs>
+        <w:ind w:start="5672" w:hanging="283"/>
       </w:pPr>
       <w:rPr>
         <w:rFonts w:ascii="Symbol" w:hAnsi="Symbol" w:cs="Symbol" w:hint="default"/>
       </w:rPr>
     </w:lvl>
-    <w:lvl w:ilvl="7">
+    <w:lvl w:ilvl="8">
       <w:start w:val="1"/>
       <w:numFmt w:val="bullet"/>
       <w:lvlText w:val=""/>
       <w:lvlJc w:val="start"/>
       <w:pPr>
         <w:tabs>
-          <w:tab w:val="num" w:pos="5672"/>
-        </w:tabs>
-        <w:ind w:start="5672" w:hanging="283"/>
+          <w:tab w:val="num" w:pos="6381"/>
+        </w:tabs>
+        <w:ind w:start="6381" w:hanging="283"/>
       </w:pPr>
       <w:rPr>
         <w:rFonts w:ascii="Symbol" w:hAnsi="Symbol" w:cs="Symbol" w:hint="default"/>
       </w:rPr>
     </w:lvl>
-    <w:lvl w:ilvl="8">
+  </w:abstractNum>
+  <w:abstractNum w:abstractNumId="5">
+    <w:lvl w:ilvl="0">
       <w:start w:val="1"/>
       <w:numFmt w:val="bullet"/>
       <w:lvlText w:val=""/>
       <w:lvlJc w:val="start"/>
       <w:pPr>
         <w:tabs>
-          <w:tab w:val="num" w:pos="6381"/>
-        </w:tabs>
-        <w:ind w:start="6381" w:hanging="283"/>
+          <w:tab w:val="num" w:pos="720"/>
+        </w:tabs>
+        <w:ind w:start="720" w:hanging="360"/>
       </w:pPr>
       <w:rPr>
         <w:rFonts w:ascii="Symbol" w:hAnsi="Symbol" w:cs="Symbol" w:hint="default"/>
       </w:rPr>
     </w:lvl>
-  </w:abstractNum>
-  <w:abstractNum w:abstractNumId="3">
-    <w:lvl w:ilvl="0">
-      <w:start w:val="1"/>
-      <w:numFmt w:val="decimal"/>
-      <w:lvlText w:val="%1."/>
-      <w:lvlJc w:val="start"/>
-      <w:pPr>
-        <w:tabs>
-          <w:tab w:val="num" w:pos="709"/>
-        </w:tabs>
-        <w:ind w:start="709" w:hanging="283"/>
-      </w:pPr>
-      <w:rPr/>
-    </w:lvl>
-    <w:lvl w:ilvl="1">
-      <w:start w:val="1"/>
-      <w:numFmt w:val="decimal"/>
-      <w:lvlText w:val="%2."/>
-      <w:lvlJc w:val="start"/>
-      <w:pPr>
-        <w:tabs>
-          <w:tab w:val="num" w:pos="1418"/>
-        </w:tabs>
-        <w:ind w:start="1418" w:hanging="283"/>
-      </w:pPr>
-      <w:rPr/>
-    </w:lvl>
-    <w:lvl w:ilvl="2">
-      <w:start w:val="1"/>
-      <w:numFmt w:val="decimal"/>
-      <w:lvlText w:val="%3."/>
-      <w:lvlJc w:val="start"/>
-      <w:pPr>
-        <w:tabs>
-          <w:tab w:val="num" w:pos="2127"/>
-        </w:tabs>
-        <w:ind w:start="2127" w:hanging="283"/>
-      </w:pPr>
-      <w:rPr/>
-    </w:lvl>
-    <w:lvl w:ilvl="3">
-      <w:start w:val="1"/>
-      <w:numFmt w:val="decimal"/>
-      <w:lvlText w:val="%4."/>
-      <w:lvlJc w:val="start"/>
-      <w:pPr>
-        <w:tabs>
-          <w:tab w:val="num" w:pos="2836"/>
-        </w:tabs>
-        <w:ind w:start="2836" w:hanging="283"/>
-      </w:pPr>
-      <w:rPr/>
-    </w:lvl>
-    <w:lvl w:ilvl="4">
-      <w:start w:val="1"/>
-      <w:numFmt w:val="decimal"/>
-      <w:lvlText w:val="%5."/>
-      <w:lvlJc w:val="start"/>
-      <w:pPr>
-        <w:tabs>
-          <w:tab w:val="num" w:pos="3545"/>
-        </w:tabs>
-        <w:ind w:start="3545" w:hanging="283"/>
-      </w:pPr>
-      <w:rPr/>
-    </w:lvl>
-    <w:lvl w:ilvl="5">
-      <w:start w:val="1"/>
-      <w:numFmt w:val="decimal"/>
-      <w:lvlText w:val="%6."/>
-      <w:lvlJc w:val="start"/>
-      <w:pPr>
-        <w:tabs>
-          <w:tab w:val="num" w:pos="4254"/>
-        </w:tabs>
-        <w:ind w:start="4254" w:hanging="283"/>
-      </w:pPr>
-      <w:rPr/>
-    </w:lvl>
-    <w:lvl w:ilvl="6">
-      <w:start w:val="1"/>
-      <w:numFmt w:val="decimal"/>
-      <w:lvlText w:val="%7."/>
-      <w:lvlJc w:val="start"/>
-      <w:pPr>
-        <w:tabs>
-          <w:tab w:val="num" w:pos="4963"/>
-        </w:tabs>
-        <w:ind w:start="4963" w:hanging="283"/>
-      </w:pPr>
-      <w:rPr/>
-    </w:lvl>
-    <w:lvl w:ilvl="7">
-      <w:start w:val="1"/>
-      <w:numFmt w:val="decimal"/>
-      <w:lvlText w:val="%8."/>
-      <w:lvlJc w:val="start"/>
-      <w:pPr>
-        <w:tabs>
-          <w:tab w:val="num" w:pos="5672"/>
-        </w:tabs>
-        <w:ind w:start="5672" w:hanging="283"/>
-      </w:pPr>
-      <w:rPr/>
-    </w:lvl>
-    <w:lvl w:ilvl="8">
-      <w:start w:val="1"/>
-      <w:numFmt w:val="decimal"/>
-      <w:lvlText w:val="%9."/>
-      <w:lvlJc w:val="start"/>
-      <w:pPr>
-        <w:tabs>
-          <w:tab w:val="num" w:pos="6381"/>
-        </w:tabs>
-        <w:ind w:start="6381" w:hanging="283"/>
-      </w:pPr>
-      <w:rPr/>
-    </w:lvl>
-  </w:abstractNum>
-  <w:abstractNum w:abstractNumId="4">
-    <w:lvl w:ilvl="0">
-      <w:start w:val="1"/>
-      <w:numFmt w:val="decimal"/>
-      <w:lvlText w:val="%1."/>
-      <w:lvlJc w:val="start"/>
-      <w:pPr>
-        <w:tabs>
-          <w:tab w:val="num" w:pos="709"/>
-        </w:tabs>
-        <w:ind w:start="709" w:hanging="283"/>
-      </w:pPr>
-      <w:rPr/>
-    </w:lvl>
-    <w:lvl w:ilvl="1">
-      <w:start w:val="1"/>
-      <w:numFmt w:val="decimal"/>
-      <w:lvlText w:val="%2."/>
-      <w:lvlJc w:val="start"/>
-      <w:pPr>
-        <w:tabs>
-          <w:tab w:val="num" w:pos="1418"/>
-        </w:tabs>
-        <w:ind w:start="1418" w:hanging="283"/>
-      </w:pPr>
-      <w:rPr/>
-    </w:lvl>
-    <w:lvl w:ilvl="2">
-      <w:start w:val="1"/>
-      <w:numFmt w:val="decimal"/>
-      <w:lvlText w:val="%3."/>
-      <w:lvlJc w:val="start"/>
-      <w:pPr>
-        <w:tabs>
-          <w:tab w:val="num" w:pos="2127"/>
-        </w:tabs>
-        <w:ind w:start="2127" w:hanging="283"/>
-      </w:pPr>
-      <w:rPr/>
-    </w:lvl>
-    <w:lvl w:ilvl="3">
-      <w:start w:val="1"/>
-      <w:numFmt w:val="decimal"/>
-      <w:lvlText w:val="%4."/>
-      <w:lvlJc w:val="start"/>
-      <w:pPr>
-        <w:tabs>
-          <w:tab w:val="num" w:pos="2836"/>
-        </w:tabs>
-        <w:ind w:start="2836" w:hanging="283"/>
-      </w:pPr>
-      <w:rPr/>
-    </w:lvl>
-    <w:lvl w:ilvl="4">
-      <w:start w:val="1"/>
-      <w:numFmt w:val="decimal"/>
-      <w:lvlText w:val="%5."/>
-      <w:lvlJc w:val="start"/>
-      <w:pPr>
-        <w:tabs>
-          <w:tab w:val="num" w:pos="3545"/>
-        </w:tabs>
-        <w:ind w:start="3545" w:hanging="283"/>
-      </w:pPr>
-      <w:rPr/>
-    </w:lvl>
-    <w:lvl w:ilvl="5">
-      <w:start w:val="1"/>
-      <w:numFmt w:val="decimal"/>
-      <w:lvlText w:val="%6."/>
-      <w:lvlJc w:val="start"/>
-      <w:pPr>
-        <w:tabs>
-          <w:tab w:val="num" w:pos="4254"/>
-        </w:tabs>
-        <w:ind w:start="4254" w:hanging="283"/>
-      </w:pPr>
-      <w:rPr/>
-    </w:lvl>
-    <w:lvl w:ilvl="6">
-      <w:start w:val="1"/>
-      <w:numFmt w:val="decimal"/>
-      <w:lvlText w:val="%7."/>
-      <w:lvlJc w:val="start"/>
-      <w:pPr>
-        <w:tabs>
-          <w:tab w:val="num" w:pos="4963"/>
-        </w:tabs>
-        <w:ind w:start="4963" w:hanging="283"/>
-      </w:pPr>
-      <w:rPr/>
-    </w:lvl>
-    <w:lvl w:ilvl="7">
-      <w:start w:val="1"/>
-      <w:numFmt w:val="decimal"/>
-      <w:lvlText w:val="%8."/>
-      <w:lvlJc w:val="start"/>
-      <w:pPr>
-        <w:tabs>
-          <w:tab w:val="num" w:pos="5672"/>
-        </w:tabs>
-        <w:ind w:start="5672" w:hanging="283"/>
-      </w:pPr>
-      <w:rPr/>
-    </w:lvl>
-    <w:lvl w:ilvl="8">
-      <w:start w:val="1"/>
-      <w:numFmt w:val="decimal"/>
-      <w:lvlText w:val="%9."/>
-      <w:lvlJc w:val="start"/>
-      <w:pPr>
-        <w:tabs>
-          <w:tab w:val="num" w:pos="6381"/>
-        </w:tabs>
-        <w:ind w:start="6381" w:hanging="283"/>
-      </w:pPr>
-      <w:rPr/>
-    </w:lvl>
-  </w:abstractNum>
-  <w:abstractNum w:abstractNumId="5">
-    <w:lvl w:ilvl="0">
-      <w:start w:val="1"/>
-      <w:numFmt w:val="decimal"/>
-      <w:lvlText w:val="%1."/>
-      <w:lvlJc w:val="start"/>
-      <w:pPr>
-        <w:tabs>
-          <w:tab w:val="num" w:pos="709"/>
-        </w:tabs>
-        <w:ind w:start="709" w:hanging="283"/>
-      </w:pPr>
-      <w:rPr/>
-    </w:lvl>
     <w:lvl w:ilvl="1">
       <w:start w:val="1"/>
       <w:numFmt w:val="bullet"/>
@@ -13763,9 +13950,9 @@
       <w:lvlJc w:val="start"/>
       <w:pPr>
         <w:tabs>
-          <w:tab w:val="num" w:pos="1418"/>
-        </w:tabs>
-        <w:ind w:start="1418" w:hanging="283"/>
+          <w:tab w:val="num" w:pos="1080"/>
+        </w:tabs>
+        <w:ind w:start="1080" w:hanging="360"/>
       </w:pPr>
       <w:rPr>
         <w:rFonts w:ascii="Symbol" w:hAnsi="Symbol" w:cs="Symbol" w:hint="default"/>
@@ -13778,9 +13965,9 @@
       <w:lvlJc w:val="start"/>
       <w:pPr>
         <w:tabs>
-          <w:tab w:val="num" w:pos="2127"/>
-        </w:tabs>
-        <w:ind w:start="2127" w:hanging="283"/>
+          <w:tab w:val="num" w:pos="1440"/>
+        </w:tabs>
+        <w:ind w:start="1440" w:hanging="360"/>
       </w:pPr>
       <w:rPr>
         <w:rFonts w:ascii="Symbol" w:hAnsi="Symbol" w:cs="Symbol" w:hint="default"/>
@@ -13793,9 +13980,9 @@
       <w:lvlJc w:val="start"/>
       <w:pPr>
         <w:tabs>
-          <w:tab w:val="num" w:pos="2836"/>
-        </w:tabs>
-        <w:ind w:start="2836" w:hanging="283"/>
+          <w:tab w:val="num" w:pos="1800"/>
+        </w:tabs>
+        <w:ind w:start="1800" w:hanging="360"/>
       </w:pPr>
       <w:rPr>
         <w:rFonts w:ascii="Symbol" w:hAnsi="Symbol" w:cs="Symbol" w:hint="default"/>
@@ -13808,9 +13995,9 @@
       <w:lvlJc w:val="start"/>
       <w:pPr>
         <w:tabs>
-          <w:tab w:val="num" w:pos="3545"/>
-        </w:tabs>
-        <w:ind w:start="3545" w:hanging="283"/>
+          <w:tab w:val="num" w:pos="2160"/>
+        </w:tabs>
+        <w:ind w:start="2160" w:hanging="360"/>
       </w:pPr>
       <w:rPr>
         <w:rFonts w:ascii="Symbol" w:hAnsi="Symbol" w:cs="Symbol" w:hint="default"/>
@@ -13823,9 +14010,9 @@
       <w:lvlJc w:val="start"/>
       <w:pPr>
         <w:tabs>
-          <w:tab w:val="num" w:pos="4254"/>
-        </w:tabs>
-        <w:ind w:start="4254" w:hanging="283"/>
+          <w:tab w:val="num" w:pos="2520"/>
+        </w:tabs>
+        <w:ind w:start="2520" w:hanging="360"/>
       </w:pPr>
       <w:rPr>
         <w:rFonts w:ascii="Symbol" w:hAnsi="Symbol" w:cs="Symbol" w:hint="default"/>
@@ -13838,9 +14025,9 @@
       <w:lvlJc w:val="start"/>
       <w:pPr>
         <w:tabs>
-          <w:tab w:val="num" w:pos="4963"/>
-        </w:tabs>
-        <w:ind w:start="4963" w:hanging="283"/>
+          <w:tab w:val="num" w:pos="2880"/>
+        </w:tabs>
+        <w:ind w:start="2880" w:hanging="360"/>
       </w:pPr>
       <w:rPr>
         <w:rFonts w:ascii="Symbol" w:hAnsi="Symbol" w:cs="Symbol" w:hint="default"/>
@@ -13853,9 +14040,9 @@
       <w:lvlJc w:val="start"/>
       <w:pPr>
         <w:tabs>
-          <w:tab w:val="num" w:pos="5672"/>
-        </w:tabs>
-        <w:ind w:start="5672" w:hanging="283"/>
+          <w:tab w:val="num" w:pos="3240"/>
+        </w:tabs>
+        <w:ind w:start="3240" w:hanging="360"/>
       </w:pPr>
       <w:rPr>
         <w:rFonts w:ascii="Symbol" w:hAnsi="Symbol" w:cs="Symbol" w:hint="default"/>
@@ -13868,9 +14055,9 @@
       <w:lvlJc w:val="start"/>
       <w:pPr>
         <w:tabs>
-          <w:tab w:val="num" w:pos="6381"/>
-        </w:tabs>
-        <w:ind w:start="6381" w:hanging="283"/>
+          <w:tab w:val="num" w:pos="3600"/>
+        </w:tabs>
+        <w:ind w:start="3600" w:hanging="360"/>
       </w:pPr>
       <w:rPr>
         <w:rFonts w:ascii="Symbol" w:hAnsi="Symbol" w:cs="Symbol" w:hint="default"/>
@@ -13885,9 +14072,9 @@
       <w:lvlJc w:val="start"/>
       <w:pPr>
         <w:tabs>
-          <w:tab w:val="num" w:pos="720"/>
-        </w:tabs>
-        <w:ind w:start="720" w:hanging="360"/>
+          <w:tab w:val="num" w:pos="709"/>
+        </w:tabs>
+        <w:ind w:start="709" w:hanging="283"/>
       </w:pPr>
       <w:rPr>
         <w:rFonts w:ascii="Symbol" w:hAnsi="Symbol" w:cs="Symbol" w:hint="default"/>
@@ -13900,9 +14087,9 @@
       <w:lvlJc w:val="start"/>
       <w:pPr>
         <w:tabs>
-          <w:tab w:val="num" w:pos="1080"/>
-        </w:tabs>
-        <w:ind w:start="1080" w:hanging="360"/>
+          <w:tab w:val="num" w:pos="1418"/>
+        </w:tabs>
+        <w:ind w:start="1418" w:hanging="283"/>
       </w:pPr>
       <w:rPr>
         <w:rFonts w:ascii="Symbol" w:hAnsi="Symbol" w:cs="Symbol" w:hint="default"/>
@@ -13915,9 +14102,9 @@
       <w:lvlJc w:val="start"/>
       <w:pPr>
         <w:tabs>
-          <w:tab w:val="num" w:pos="1440"/>
-        </w:tabs>
-        <w:ind w:start="1440" w:hanging="360"/>
+          <w:tab w:val="num" w:pos="2127"/>
+        </w:tabs>
+        <w:ind w:start="2127" w:hanging="283"/>
       </w:pPr>
       <w:rPr>
         <w:rFonts w:ascii="Symbol" w:hAnsi="Symbol" w:cs="Symbol" w:hint="default"/>
@@ -13930,9 +14117,9 @@
       <w:lvlJc w:val="start"/>
       <w:pPr>
         <w:tabs>
-          <w:tab w:val="num" w:pos="1800"/>
-        </w:tabs>
-        <w:ind w:start="1800" w:hanging="360"/>
+          <w:tab w:val="num" w:pos="2836"/>
+        </w:tabs>
+        <w:ind w:start="2836" w:hanging="283"/>
       </w:pPr>
       <w:rPr>
         <w:rFonts w:ascii="Symbol" w:hAnsi="Symbol" w:cs="Symbol" w:hint="default"/>
@@ -13945,9 +14132,9 @@
       <w:lvlJc w:val="start"/>
       <w:pPr>
         <w:tabs>
-          <w:tab w:val="num" w:pos="2160"/>
-        </w:tabs>
-        <w:ind w:start="2160" w:hanging="360"/>
+          <w:tab w:val="num" w:pos="3545"/>
+        </w:tabs>
+        <w:ind w:start="3545" w:hanging="283"/>
       </w:pPr>
       <w:rPr>
         <w:rFonts w:ascii="Symbol" w:hAnsi="Symbol" w:cs="Symbol" w:hint="default"/>
@@ -13960,9 +14147,9 @@
       <w:lvlJc w:val="start"/>
       <w:pPr>
         <w:tabs>
-          <w:tab w:val="num" w:pos="2520"/>
-        </w:tabs>
-        <w:ind w:start="2520" w:hanging="360"/>
+          <w:tab w:val="num" w:pos="4254"/>
+        </w:tabs>
+        <w:ind w:start="4254" w:hanging="283"/>
       </w:pPr>
       <w:rPr>
         <w:rFonts w:ascii="Symbol" w:hAnsi="Symbol" w:cs="Symbol" w:hint="default"/>
@@ -13975,9 +14162,9 @@
       <w:lvlJc w:val="start"/>
       <w:pPr>
         <w:tabs>
-          <w:tab w:val="num" w:pos="2880"/>
-        </w:tabs>
-        <w:ind w:start="2880" w:hanging="360"/>
+          <w:tab w:val="num" w:pos="4963"/>
+        </w:tabs>
+        <w:ind w:start="4963" w:hanging="283"/>
       </w:pPr>
       <w:rPr>
         <w:rFonts w:ascii="Symbol" w:hAnsi="Symbol" w:cs="Symbol" w:hint="default"/>
@@ -13990,9 +14177,9 @@
       <w:lvlJc w:val="start"/>
       <w:pPr>
         <w:tabs>
-          <w:tab w:val="num" w:pos="3240"/>
-        </w:tabs>
-        <w:ind w:start="3240" w:hanging="360"/>
+          <w:tab w:val="num" w:pos="5672"/>
+        </w:tabs>
+        <w:ind w:start="5672" w:hanging="283"/>
       </w:pPr>
       <w:rPr>
         <w:rFonts w:ascii="Symbol" w:hAnsi="Symbol" w:cs="Symbol" w:hint="default"/>
@@ -14005,9 +14192,9 @@
       <w:lvlJc w:val="start"/>
       <w:pPr>
         <w:tabs>
-          <w:tab w:val="num" w:pos="3600"/>
-        </w:tabs>
-        <w:ind w:start="3600" w:hanging="360"/>
+          <w:tab w:val="num" w:pos="6381"/>
+        </w:tabs>
+        <w:ind w:start="6381" w:hanging="283"/>
       </w:pPr>
       <w:rPr>
         <w:rFonts w:ascii="Symbol" w:hAnsi="Symbol" w:cs="Symbol" w:hint="default"/>
@@ -14017,154 +14204,154 @@
   <w:abstractNum w:abstractNumId="7">
     <w:lvl w:ilvl="0">
       <w:start w:val="1"/>
+      <w:numFmt w:val="decimal"/>
+      <w:lvlText w:val="%1."/>
+      <w:lvlJc w:val="start"/>
+      <w:pPr>
+        <w:tabs>
+          <w:tab w:val="num" w:pos="709"/>
+        </w:tabs>
+        <w:ind w:start="709" w:hanging="283"/>
+      </w:pPr>
+      <w:rPr/>
+    </w:lvl>
+    <w:lvl w:ilvl="1">
+      <w:start w:val="1"/>
       <w:numFmt w:val="bullet"/>
       <w:lvlText w:val=""/>
       <w:lvlJc w:val="start"/>
       <w:pPr>
         <w:tabs>
-          <w:tab w:val="num" w:pos="709"/>
-        </w:tabs>
-        <w:ind w:start="709" w:hanging="283"/>
+          <w:tab w:val="num" w:pos="1418"/>
+        </w:tabs>
+        <w:ind w:start="1418" w:hanging="283"/>
       </w:pPr>
       <w:rPr>
         <w:rFonts w:ascii="Symbol" w:hAnsi="Symbol" w:cs="Symbol" w:hint="default"/>
       </w:rPr>
     </w:lvl>
-    <w:lvl w:ilvl="1">
+    <w:lvl w:ilvl="2">
       <w:start w:val="1"/>
       <w:numFmt w:val="bullet"/>
       <w:lvlText w:val=""/>
       <w:lvlJc w:val="start"/>
       <w:pPr>
         <w:tabs>
-          <w:tab w:val="num" w:pos="1418"/>
-        </w:tabs>
-        <w:ind w:start="1418" w:hanging="283"/>
+          <w:tab w:val="num" w:pos="2127"/>
+        </w:tabs>
+        <w:ind w:start="2127" w:hanging="283"/>
       </w:pPr>
       <w:rPr>
         <w:rFonts w:ascii="Symbol" w:hAnsi="Symbol" w:cs="Symbol" w:hint="default"/>
       </w:rPr>
     </w:lvl>
-    <w:lvl w:ilvl="2">
+    <w:lvl w:ilvl="3">
       <w:start w:val="1"/>
       <w:numFmt w:val="bullet"/>
       <w:lvlText w:val=""/>
       <w:lvlJc w:val="start"/>
       <w:pPr>
         <w:tabs>
-          <w:tab w:val="num" w:pos="2127"/>
-        </w:tabs>
-        <w:ind w:start="2127" w:hanging="283"/>
+          <w:tab w:val="num" w:pos="2836"/>
+        </w:tabs>
+        <w:ind w:start="2836" w:hanging="283"/>
       </w:pPr>
       <w:rPr>
         <w:rFonts w:ascii="Symbol" w:hAnsi="Symbol" w:cs="Symbol" w:hint="default"/>
       </w:rPr>
     </w:lvl>
-    <w:lvl w:ilvl="3">
+    <w:lvl w:ilvl="4">
       <w:start w:val="1"/>
       <w:numFmt w:val="bullet"/>
       <w:lvlText w:val=""/>
       <w:lvlJc w:val="start"/>
       <w:pPr>
         <w:tabs>
-          <w:tab w:val="num" w:pos="2836"/>
-        </w:tabs>
-        <w:ind w:start="2836" w:hanging="283"/>
+          <w:tab w:val="num" w:pos="3545"/>
+        </w:tabs>
+        <w:ind w:start="3545" w:hanging="283"/>
       </w:pPr>
       <w:rPr>
         <w:rFonts w:ascii="Symbol" w:hAnsi="Symbol" w:cs="Symbol" w:hint="default"/>
       </w:rPr>
     </w:lvl>
-    <w:lvl w:ilvl="4">
+    <w:lvl w:ilvl="5">
       <w:start w:val="1"/>
       <w:numFmt w:val="bullet"/>
       <w:lvlText w:val=""/>
       <w:lvlJc w:val="start"/>
       <w:pPr>
         <w:tabs>
-          <w:tab w:val="num" w:pos="3545"/>
-        </w:tabs>
-        <w:ind w:start="3545" w:hanging="283"/>
+          <w:tab w:val="num" w:pos="4254"/>
+        </w:tabs>
+        <w:ind w:start="4254" w:hanging="283"/>
       </w:pPr>
       <w:rPr>
         <w:rFonts w:ascii="Symbol" w:hAnsi="Symbol" w:cs="Symbol" w:hint="default"/>
       </w:rPr>
     </w:lvl>
-    <w:lvl w:ilvl="5">
+    <w:lvl w:ilvl="6">
       <w:start w:val="1"/>
       <w:numFmt w:val="bullet"/>
       <w:lvlText w:val=""/>
       <w:lvlJc w:val="start"/>
       <w:pPr>
         <w:tabs>
-          <w:tab w:val="num" w:pos="4254"/>
-        </w:tabs>
-        <w:ind w:start="4254" w:hanging="283"/>
+          <w:tab w:val="num" w:pos="4963"/>
+        </w:tabs>
+        <w:ind w:start="4963" w:hanging="283"/>
       </w:pPr>
       <w:rPr>
         <w:rFonts w:ascii="Symbol" w:hAnsi="Symbol" w:cs="Symbol" w:hint="default"/>
       </w:rPr>
     </w:lvl>
-    <w:lvl w:ilvl="6">
+    <w:lvl w:ilvl="7">
       <w:start w:val="1"/>
       <w:numFmt w:val="bullet"/>
       <w:lvlText w:val=""/>
       <w:lvlJc w:val="start"/>
       <w:pPr>
         <w:tabs>
-          <w:tab w:val="num" w:pos="4963"/>
-        </w:tabs>
-        <w:ind w:start="4963" w:hanging="283"/>
+          <w:tab w:val="num" w:pos="5672"/>
+        </w:tabs>
+        <w:ind w:start="5672" w:hanging="283"/>
       </w:pPr>
       <w:rPr>
         <w:rFonts w:ascii="Symbol" w:hAnsi="Symbol" w:cs="Symbol" w:hint="default"/>
       </w:rPr>
     </w:lvl>
-    <w:lvl w:ilvl="7">
+    <w:lvl w:ilvl="8">
       <w:start w:val="1"/>
       <w:numFmt w:val="bullet"/>
       <w:lvlText w:val=""/>
       <w:lvlJc w:val="start"/>
       <w:pPr>
         <w:tabs>
-          <w:tab w:val="num" w:pos="5672"/>
-        </w:tabs>
-        <w:ind w:start="5672" w:hanging="283"/>
+          <w:tab w:val="num" w:pos="6381"/>
+        </w:tabs>
+        <w:ind w:start="6381" w:hanging="283"/>
       </w:pPr>
       <w:rPr>
         <w:rFonts w:ascii="Symbol" w:hAnsi="Symbol" w:cs="Symbol" w:hint="default"/>
       </w:rPr>
     </w:lvl>
-    <w:lvl w:ilvl="8">
+  </w:abstractNum>
+  <w:abstractNum w:abstractNumId="8">
+    <w:lvl w:ilvl="0">
       <w:start w:val="1"/>
       <w:numFmt w:val="bullet"/>
       <w:lvlText w:val=""/>
       <w:lvlJc w:val="start"/>
       <w:pPr>
         <w:tabs>
-          <w:tab w:val="num" w:pos="6381"/>
-        </w:tabs>
-        <w:ind w:start="6381" w:hanging="283"/>
+          <w:tab w:val="num" w:pos="709"/>
+        </w:tabs>
+        <w:ind w:start="709" w:hanging="283"/>
       </w:pPr>
       <w:rPr>
         <w:rFonts w:ascii="Symbol" w:hAnsi="Symbol" w:cs="Symbol" w:hint="default"/>
       </w:rPr>
     </w:lvl>
-  </w:abstractNum>
-  <w:abstractNum w:abstractNumId="8">
-    <w:lvl w:ilvl="0">
-      <w:start w:val="1"/>
-      <w:numFmt w:val="decimal"/>
-      <w:lvlText w:val="%1."/>
-      <w:lvlJc w:val="start"/>
-      <w:pPr>
-        <w:tabs>
-          <w:tab w:val="num" w:pos="709"/>
-        </w:tabs>
-        <w:ind w:start="709" w:hanging="283"/>
-      </w:pPr>
-      <w:rPr/>
-    </w:lvl>
     <w:lvl w:ilvl="1">
       <w:start w:val="1"/>
       <w:numFmt w:val="bullet"/>
@@ -14563,154 +14750,154 @@
   <w:abstractNum w:abstractNumId="11">
     <w:lvl w:ilvl="0">
       <w:start w:val="1"/>
+      <w:numFmt w:val="decimal"/>
+      <w:lvlText w:val="%1."/>
+      <w:lvlJc w:val="start"/>
+      <w:pPr>
+        <w:tabs>
+          <w:tab w:val="num" w:pos="709"/>
+        </w:tabs>
+        <w:ind w:start="709" w:hanging="283"/>
+      </w:pPr>
+      <w:rPr/>
+    </w:lvl>
+    <w:lvl w:ilvl="1">
+      <w:start w:val="1"/>
       <w:numFmt w:val="bullet"/>
       <w:lvlText w:val=""/>
       <w:lvlJc w:val="start"/>
       <w:pPr>
         <w:tabs>
-          <w:tab w:val="num" w:pos="709"/>
-        </w:tabs>
-        <w:ind w:start="709" w:hanging="283"/>
+          <w:tab w:val="num" w:pos="1418"/>
+        </w:tabs>
+        <w:ind w:start="1418" w:hanging="283"/>
       </w:pPr>
       <w:rPr>
         <w:rFonts w:ascii="Symbol" w:hAnsi="Symbol" w:cs="Symbol" w:hint="default"/>
       </w:rPr>
     </w:lvl>
-    <w:lvl w:ilvl="1">
+    <w:lvl w:ilvl="2">
       <w:start w:val="1"/>
       <w:numFmt w:val="bullet"/>
       <w:lvlText w:val=""/>
       <w:lvlJc w:val="start"/>
       <w:pPr>
         <w:tabs>
-          <w:tab w:val="num" w:pos="1418"/>
-        </w:tabs>
-        <w:ind w:start="1418" w:hanging="283"/>
+          <w:tab w:val="num" w:pos="2127"/>
+        </w:tabs>
+        <w:ind w:start="2127" w:hanging="283"/>
       </w:pPr>
       <w:rPr>
         <w:rFonts w:ascii="Symbol" w:hAnsi="Symbol" w:cs="Symbol" w:hint="default"/>
       </w:rPr>
     </w:lvl>
-    <w:lvl w:ilvl="2">
+    <w:lvl w:ilvl="3">
       <w:start w:val="1"/>
       <w:numFmt w:val="bullet"/>
       <w:lvlText w:val=""/>
       <w:lvlJc w:val="start"/>
       <w:pPr>
         <w:tabs>
-          <w:tab w:val="num" w:pos="2127"/>
-        </w:tabs>
-        <w:ind w:start="2127" w:hanging="283"/>
+          <w:tab w:val="num" w:pos="2836"/>
+        </w:tabs>
+        <w:ind w:start="2836" w:hanging="283"/>
       </w:pPr>
       <w:rPr>
         <w:rFonts w:ascii="Symbol" w:hAnsi="Symbol" w:cs="Symbol" w:hint="default"/>
       </w:rPr>
     </w:lvl>
-    <w:lvl w:ilvl="3">
+    <w:lvl w:ilvl="4">
       <w:start w:val="1"/>
       <w:numFmt w:val="bullet"/>
       <w:lvlText w:val=""/>
       <w:lvlJc w:val="start"/>
       <w:pPr>
         <w:tabs>
-          <w:tab w:val="num" w:pos="2836"/>
-        </w:tabs>
-        <w:ind w:start="2836" w:hanging="283"/>
+          <w:tab w:val="num" w:pos="3545"/>
+        </w:tabs>
+        <w:ind w:start="3545" w:hanging="283"/>
       </w:pPr>
       <w:rPr>
         <w:rFonts w:ascii="Symbol" w:hAnsi="Symbol" w:cs="Symbol" w:hint="default"/>
       </w:rPr>
     </w:lvl>
-    <w:lvl w:ilvl="4">
+    <w:lvl w:ilvl="5">
       <w:start w:val="1"/>
       <w:numFmt w:val="bullet"/>
       <w:lvlText w:val=""/>
       <w:lvlJc w:val="start"/>
       <w:pPr>
         <w:tabs>
-          <w:tab w:val="num" w:pos="3545"/>
-        </w:tabs>
-        <w:ind w:start="3545" w:hanging="283"/>
+          <w:tab w:val="num" w:pos="4254"/>
+        </w:tabs>
+        <w:ind w:start="4254" w:hanging="283"/>
       </w:pPr>
       <w:rPr>
         <w:rFonts w:ascii="Symbol" w:hAnsi="Symbol" w:cs="Symbol" w:hint="default"/>
       </w:rPr>
     </w:lvl>
-    <w:lvl w:ilvl="5">
+    <w:lvl w:ilvl="6">
       <w:start w:val="1"/>
       <w:numFmt w:val="bullet"/>
       <w:lvlText w:val=""/>
       <w:lvlJc w:val="start"/>
       <w:pPr>
         <w:tabs>
-          <w:tab w:val="num" w:pos="4254"/>
-        </w:tabs>
-        <w:ind w:start="4254" w:hanging="283"/>
+          <w:tab w:val="num" w:pos="4963"/>
+        </w:tabs>
+        <w:ind w:start="4963" w:hanging="283"/>
       </w:pPr>
       <w:rPr>
         <w:rFonts w:ascii="Symbol" w:hAnsi="Symbol" w:cs="Symbol" w:hint="default"/>
       </w:rPr>
     </w:lvl>
-    <w:lvl w:ilvl="6">
+    <w:lvl w:ilvl="7">
       <w:start w:val="1"/>
       <w:numFmt w:val="bullet"/>
       <w:lvlText w:val=""/>
       <w:lvlJc w:val="start"/>
       <w:pPr>
         <w:tabs>
-          <w:tab w:val="num" w:pos="4963"/>
-        </w:tabs>
-        <w:ind w:start="4963" w:hanging="283"/>
+          <w:tab w:val="num" w:pos="5672"/>
+        </w:tabs>
+        <w:ind w:start="5672" w:hanging="283"/>
       </w:pPr>
       <w:rPr>
         <w:rFonts w:ascii="Symbol" w:hAnsi="Symbol" w:cs="Symbol" w:hint="default"/>
       </w:rPr>
     </w:lvl>
-    <w:lvl w:ilvl="7">
+    <w:lvl w:ilvl="8">
       <w:start w:val="1"/>
       <w:numFmt w:val="bullet"/>
       <w:lvlText w:val=""/>
       <w:lvlJc w:val="start"/>
       <w:pPr>
         <w:tabs>
-          <w:tab w:val="num" w:pos="5672"/>
-        </w:tabs>
-        <w:ind w:start="5672" w:hanging="283"/>
+          <w:tab w:val="num" w:pos="6381"/>
+        </w:tabs>
+        <w:ind w:start="6381" w:hanging="283"/>
       </w:pPr>
       <w:rPr>
         <w:rFonts w:ascii="Symbol" w:hAnsi="Symbol" w:cs="Symbol" w:hint="default"/>
       </w:rPr>
     </w:lvl>
-    <w:lvl w:ilvl="8">
+  </w:abstractNum>
+  <w:abstractNum w:abstractNumId="12">
+    <w:lvl w:ilvl="0">
       <w:start w:val="1"/>
       <w:numFmt w:val="bullet"/>
       <w:lvlText w:val=""/>
       <w:lvlJc w:val="start"/>
       <w:pPr>
         <w:tabs>
-          <w:tab w:val="num" w:pos="6381"/>
-        </w:tabs>
-        <w:ind w:start="6381" w:hanging="283"/>
+          <w:tab w:val="num" w:pos="709"/>
+        </w:tabs>
+        <w:ind w:start="709" w:hanging="283"/>
       </w:pPr>
       <w:rPr>
         <w:rFonts w:ascii="Symbol" w:hAnsi="Symbol" w:cs="Symbol" w:hint="default"/>
       </w:rPr>
     </w:lvl>
-  </w:abstractNum>
-  <w:abstractNum w:abstractNumId="12">
-    <w:lvl w:ilvl="0">
-      <w:start w:val="1"/>
-      <w:numFmt w:val="decimal"/>
-      <w:lvlText w:val="%1."/>
-      <w:lvlJc w:val="start"/>
-      <w:pPr>
-        <w:tabs>
-          <w:tab w:val="num" w:pos="709"/>
-        </w:tabs>
-        <w:ind w:start="709" w:hanging="283"/>
-      </w:pPr>
-      <w:rPr/>
-    </w:lvl>
     <w:lvl w:ilvl="1">
       <w:start w:val="1"/>
       <w:numFmt w:val="bullet"/>
@@ -14977,9 +15164,9 @@
       <w:lvlJc w:val="start"/>
       <w:pPr>
         <w:tabs>
-          <w:tab w:val="num" w:pos="709"/>
-        </w:tabs>
-        <w:ind w:start="709" w:hanging="283"/>
+          <w:tab w:val="num" w:pos="720"/>
+        </w:tabs>
+        <w:ind w:start="720" w:hanging="360"/>
       </w:pPr>
       <w:rPr>
         <w:rFonts w:ascii="Symbol" w:hAnsi="Symbol" w:cs="Symbol" w:hint="default"/>
@@ -14992,9 +15179,9 @@
       <w:lvlJc w:val="start"/>
       <w:pPr>
         <w:tabs>
-          <w:tab w:val="num" w:pos="1418"/>
-        </w:tabs>
-        <w:ind w:start="1418" w:hanging="283"/>
+          <w:tab w:val="num" w:pos="1080"/>
+        </w:tabs>
+        <w:ind w:start="1080" w:hanging="360"/>
       </w:pPr>
       <w:rPr>
         <w:rFonts w:ascii="Symbol" w:hAnsi="Symbol" w:cs="Symbol" w:hint="default"/>
@@ -15007,9 +15194,9 @@
       <w:lvlJc w:val="start"/>
       <w:pPr>
         <w:tabs>
-          <w:tab w:val="num" w:pos="2127"/>
-        </w:tabs>
-        <w:ind w:start="2127" w:hanging="283"/>
+          <w:tab w:val="num" w:pos="1440"/>
+        </w:tabs>
+        <w:ind w:start="1440" w:hanging="360"/>
       </w:pPr>
       <w:rPr>
         <w:rFonts w:ascii="Symbol" w:hAnsi="Symbol" w:cs="Symbol" w:hint="default"/>
@@ -15022,9 +15209,9 @@
       <w:lvlJc w:val="start"/>
       <w:pPr>
         <w:tabs>
-          <w:tab w:val="num" w:pos="2836"/>
-        </w:tabs>
-        <w:ind w:start="2836" w:hanging="283"/>
+          <w:tab w:val="num" w:pos="1800"/>
+        </w:tabs>
+        <w:ind w:start="1800" w:hanging="360"/>
       </w:pPr>
       <w:rPr>
         <w:rFonts w:ascii="Symbol" w:hAnsi="Symbol" w:cs="Symbol" w:hint="default"/>
@@ -15037,9 +15224,9 @@
       <w:lvlJc w:val="start"/>
       <w:pPr>
         <w:tabs>
-          <w:tab w:val="num" w:pos="3545"/>
-        </w:tabs>
-        <w:ind w:start="3545" w:hanging="283"/>
+          <w:tab w:val="num" w:pos="2160"/>
+        </w:tabs>
+        <w:ind w:start="2160" w:hanging="360"/>
       </w:pPr>
       <w:rPr>
         <w:rFonts w:ascii="Symbol" w:hAnsi="Symbol" w:cs="Symbol" w:hint="default"/>
@@ -15052,9 +15239,9 @@
       <w:lvlJc w:val="start"/>
       <w:pPr>
         <w:tabs>
-          <w:tab w:val="num" w:pos="4254"/>
-        </w:tabs>
-        <w:ind w:start="4254" w:hanging="283"/>
+          <w:tab w:val="num" w:pos="2520"/>
+        </w:tabs>
+        <w:ind w:start="2520" w:hanging="360"/>
       </w:pPr>
       <w:rPr>
         <w:rFonts w:ascii="Symbol" w:hAnsi="Symbol" w:cs="Symbol" w:hint="default"/>
@@ -15067,9 +15254,9 @@
       <w:lvlJc w:val="start"/>
       <w:pPr>
         <w:tabs>
-          <w:tab w:val="num" w:pos="4963"/>
-        </w:tabs>
-        <w:ind w:start="4963" w:hanging="283"/>
+          <w:tab w:val="num" w:pos="2880"/>
+        </w:tabs>
+        <w:ind w:start="2880" w:hanging="360"/>
       </w:pPr>
       <w:rPr>
         <w:rFonts w:ascii="Symbol" w:hAnsi="Symbol" w:cs="Symbol" w:hint="default"/>
@@ -15082,9 +15269,9 @@
       <w:lvlJc w:val="start"/>
       <w:pPr>
         <w:tabs>
-          <w:tab w:val="num" w:pos="5672"/>
-        </w:tabs>
-        <w:ind w:start="5672" w:hanging="283"/>
+          <w:tab w:val="num" w:pos="3240"/>
+        </w:tabs>
+        <w:ind w:start="3240" w:hanging="360"/>
       </w:pPr>
       <w:rPr>
         <w:rFonts w:ascii="Symbol" w:hAnsi="Symbol" w:cs="Symbol" w:hint="default"/>
@@ -15097,9 +15284,9 @@
       <w:lvlJc w:val="start"/>
       <w:pPr>
         <w:tabs>
-          <w:tab w:val="num" w:pos="6381"/>
-        </w:tabs>
-        <w:ind w:start="6381" w:hanging="283"/>
+          <w:tab w:val="num" w:pos="3600"/>
+        </w:tabs>
+        <w:ind w:start="3600" w:hanging="360"/>
       </w:pPr>
       <w:rPr>
         <w:rFonts w:ascii="Symbol" w:hAnsi="Symbol" w:cs="Symbol" w:hint="default"/>
@@ -15246,6 +15433,125 @@
   <w:abstractNum w:abstractNumId="16">
     <w:lvl w:ilvl="0">
       <w:start w:val="1"/>
+      <w:numFmt w:val="decimal"/>
+      <w:lvlText w:val="%1."/>
+      <w:lvlJc w:val="start"/>
+      <w:pPr>
+        <w:tabs>
+          <w:tab w:val="num" w:pos="1146"/>
+        </w:tabs>
+        <w:ind w:start="1146" w:hanging="360"/>
+      </w:pPr>
+      <w:rPr/>
+    </w:lvl>
+    <w:lvl w:ilvl="1">
+      <w:start w:val="1"/>
+      <w:numFmt w:val="decimal"/>
+      <w:lvlText w:val="%2."/>
+      <w:lvlJc w:val="start"/>
+      <w:pPr>
+        <w:tabs>
+          <w:tab w:val="num" w:pos="1506"/>
+        </w:tabs>
+        <w:ind w:start="1506" w:hanging="360"/>
+      </w:pPr>
+      <w:rPr/>
+    </w:lvl>
+    <w:lvl w:ilvl="2">
+      <w:start w:val="1"/>
+      <w:numFmt w:val="decimal"/>
+      <w:lvlText w:val="%3."/>
+      <w:lvlJc w:val="start"/>
+      <w:pPr>
+        <w:tabs>
+          <w:tab w:val="num" w:pos="1866"/>
+        </w:tabs>
+        <w:ind w:start="1866" w:hanging="360"/>
+      </w:pPr>
+      <w:rPr/>
+    </w:lvl>
+    <w:lvl w:ilvl="3">
+      <w:start w:val="1"/>
+      <w:numFmt w:val="decimal"/>
+      <w:lvlText w:val="%4."/>
+      <w:lvlJc w:val="start"/>
+      <w:pPr>
+        <w:tabs>
+          <w:tab w:val="num" w:pos="2226"/>
+        </w:tabs>
+        <w:ind w:start="2226" w:hanging="360"/>
+      </w:pPr>
+      <w:rPr/>
+    </w:lvl>
+    <w:lvl w:ilvl="4">
+      <w:start w:val="1"/>
+      <w:numFmt w:val="decimal"/>
+      <w:lvlText w:val="%5."/>
+      <w:lvlJc w:val="start"/>
+      <w:pPr>
+        <w:tabs>
+          <w:tab w:val="num" w:pos="2586"/>
+        </w:tabs>
+        <w:ind w:start="2586" w:hanging="360"/>
+      </w:pPr>
+      <w:rPr/>
+    </w:lvl>
+    <w:lvl w:ilvl="5">
+      <w:start w:val="1"/>
+      <w:numFmt w:val="decimal"/>
+      <w:lvlText w:val="%6."/>
+      <w:lvlJc w:val="start"/>
+      <w:pPr>
+        <w:tabs>
+          <w:tab w:val="num" w:pos="2946"/>
+        </w:tabs>
+        <w:ind w:start="2946" w:hanging="360"/>
+      </w:pPr>
+      <w:rPr/>
+    </w:lvl>
+    <w:lvl w:ilvl="6">
+      <w:start w:val="1"/>
+      <w:numFmt w:val="decimal"/>
+      <w:lvlText w:val="%7."/>
+      <w:lvlJc w:val="start"/>
+      <w:pPr>
+        <w:tabs>
+          <w:tab w:val="num" w:pos="3306"/>
+        </w:tabs>
+        <w:ind w:start="3306" w:hanging="360"/>
+      </w:pPr>
+      <w:rPr/>
+    </w:lvl>
+    <w:lvl w:ilvl="7">
+      <w:start w:val="1"/>
+      <w:numFmt w:val="decimal"/>
+      <w:lvlText w:val="%8."/>
+      <w:lvlJc w:val="start"/>
+      <w:pPr>
+        <w:tabs>
+          <w:tab w:val="num" w:pos="3666"/>
+        </w:tabs>
+        <w:ind w:start="3666" w:hanging="360"/>
+      </w:pPr>
+      <w:rPr/>
+    </w:lvl>
+    <w:lvl w:ilvl="8">
+      <w:start w:val="1"/>
+      <w:numFmt w:val="decimal"/>
+      <w:lvlText w:val="%9."/>
+      <w:lvlJc w:val="start"/>
+      <w:pPr>
+        <w:tabs>
+          <w:tab w:val="num" w:pos="4026"/>
+        </w:tabs>
+        <w:ind w:start="4026" w:hanging="360"/>
+      </w:pPr>
+      <w:rPr/>
+    </w:lvl>
+  </w:abstractNum>
+  <w:abstractNum w:abstractNumId="17">
+    <w:lvl w:ilvl="0">
+      <w:start w:val="1"/>
       <w:numFmt w:val="bullet"/>
       <w:lvlText w:val=""/>
       <w:lvlJc w:val="start"/>
@@ -15380,7 +15686,7 @@
       </w:rPr>
     </w:lvl>
   </w:abstractNum>
-  <w:abstractNum w:abstractNumId="17">
+  <w:abstractNum w:abstractNumId="18">
     <w:lvl w:ilvl="0">
       <w:start w:val="1"/>
       <w:numFmt w:val="decimal"/>
@@ -15497,262 +15803,125 @@
         <w:ind w:start="4026" w:hanging="360"/>
       </w:pPr>
       <w:rPr/>
-    </w:lvl>
-  </w:abstractNum>
-  <w:abstractNum w:abstractNumId="18">
-    <w:lvl w:ilvl="0">
-      <w:start w:val="1"/>
-      <w:numFmt w:val="bullet"/>
-      <w:lvlText w:val=""/>
-      <w:lvlJc w:val="start"/>
-      <w:pPr>
-        <w:tabs>
-          <w:tab w:val="num" w:pos="720"/>
-        </w:tabs>
-        <w:ind w:start="720" w:hanging="360"/>
-      </w:pPr>
-      <w:rPr>
-        <w:rFonts w:ascii="Symbol" w:hAnsi="Symbol" w:cs="Symbol" w:hint="default"/>
-      </w:rPr>
-    </w:lvl>
-    <w:lvl w:ilvl="1">
-      <w:start w:val="1"/>
-      <w:numFmt w:val="bullet"/>
-      <w:lvlText w:val=""/>
-      <w:lvlJc w:val="start"/>
-      <w:pPr>
-        <w:tabs>
-          <w:tab w:val="num" w:pos="1080"/>
-        </w:tabs>
-        <w:ind w:start="1080" w:hanging="360"/>
-      </w:pPr>
-      <w:rPr>
-        <w:rFonts w:ascii="Symbol" w:hAnsi="Symbol" w:cs="Symbol" w:hint="default"/>
-      </w:rPr>
-    </w:lvl>
-    <w:lvl w:ilvl="2">
-      <w:start w:val="1"/>
-      <w:numFmt w:val="bullet"/>
-      <w:lvlText w:val=""/>
-      <w:lvlJc w:val="start"/>
-      <w:pPr>
-        <w:tabs>
-          <w:tab w:val="num" w:pos="1440"/>
-        </w:tabs>
-        <w:ind w:start="1440" w:hanging="360"/>
-      </w:pPr>
-      <w:rPr>
-        <w:rFonts w:ascii="Symbol" w:hAnsi="Symbol" w:cs="Symbol" w:hint="default"/>
-      </w:rPr>
-    </w:lvl>
-    <w:lvl w:ilvl="3">
-      <w:start w:val="1"/>
-      <w:numFmt w:val="bullet"/>
-      <w:lvlText w:val=""/>
-      <w:lvlJc w:val="start"/>
-      <w:pPr>
-        <w:tabs>
-          <w:tab w:val="num" w:pos="1800"/>
-        </w:tabs>
-        <w:ind w:start="1800" w:hanging="360"/>
-      </w:pPr>
-      <w:rPr>
-        <w:rFonts w:ascii="Symbol" w:hAnsi="Symbol" w:cs="Symbol" w:hint="default"/>
-      </w:rPr>
-    </w:lvl>
-    <w:lvl w:ilvl="4">
-      <w:start w:val="1"/>
-      <w:numFmt w:val="bullet"/>
-      <w:lvlText w:val=""/>
-      <w:lvlJc w:val="start"/>
-      <w:pPr>
-        <w:tabs>
-          <w:tab w:val="num" w:pos="2160"/>
-        </w:tabs>
-        <w:ind w:start="2160" w:hanging="360"/>
-      </w:pPr>
-      <w:rPr>
-        <w:rFonts w:ascii="Symbol" w:hAnsi="Symbol" w:cs="Symbol" w:hint="default"/>
-      </w:rPr>
-    </w:lvl>
-    <w:lvl w:ilvl="5">
-      <w:start w:val="1"/>
-      <w:numFmt w:val="bullet"/>
-      <w:lvlText w:val=""/>
-      <w:lvlJc w:val="start"/>
-      <w:pPr>
-        <w:tabs>
-          <w:tab w:val="num" w:pos="2520"/>
-        </w:tabs>
-        <w:ind w:start="2520" w:hanging="360"/>
-      </w:pPr>
-      <w:rPr>
-        <w:rFonts w:ascii="Symbol" w:hAnsi="Symbol" w:cs="Symbol" w:hint="default"/>
-      </w:rPr>
-    </w:lvl>
-    <w:lvl w:ilvl="6">
-      <w:start w:val="1"/>
-      <w:numFmt w:val="bullet"/>
-      <w:lvlText w:val=""/>
-      <w:lvlJc w:val="start"/>
-      <w:pPr>
-        <w:tabs>
-          <w:tab w:val="num" w:pos="2880"/>
-        </w:tabs>
-        <w:ind w:start="2880" w:hanging="360"/>
-      </w:pPr>
-      <w:rPr>
-        <w:rFonts w:ascii="Symbol" w:hAnsi="Symbol" w:cs="Symbol" w:hint="default"/>
-      </w:rPr>
-    </w:lvl>
-    <w:lvl w:ilvl="7">
-      <w:start w:val="1"/>
-      <w:numFmt w:val="bullet"/>
-      <w:lvlText w:val=""/>
-      <w:lvlJc w:val="start"/>
-      <w:pPr>
-        <w:tabs>
-          <w:tab w:val="num" w:pos="3240"/>
-        </w:tabs>
-        <w:ind w:start="3240" w:hanging="360"/>
-      </w:pPr>
-      <w:rPr>
-        <w:rFonts w:ascii="Symbol" w:hAnsi="Symbol" w:cs="Symbol" w:hint="default"/>
-      </w:rPr>
-    </w:lvl>
-    <w:lvl w:ilvl="8">
-      <w:start w:val="1"/>
-      <w:numFmt w:val="bullet"/>
-      <w:lvlText w:val=""/>
-      <w:lvlJc w:val="start"/>
-      <w:pPr>
-        <w:tabs>
-          <w:tab w:val="num" w:pos="3600"/>
-        </w:tabs>
-        <w:ind w:start="3600" w:hanging="360"/>
-      </w:pPr>
-      <w:rPr>
-        <w:rFonts w:ascii="Symbol" w:hAnsi="Symbol" w:cs="Symbol" w:hint="default"/>
-      </w:rPr>
     </w:lvl>
   </w:abstractNum>
   <w:abstractNum w:abstractNumId="19">
     <w:lvl w:ilvl="0">
       <w:start w:val="1"/>
-      <w:numFmt w:val="decimal"/>
-      <w:lvlText w:val="%1."/>
-      <w:lvlJc w:val="start"/>
-      <w:pPr>
-        <w:tabs>
-          <w:tab w:val="num" w:pos="1146"/>
-        </w:tabs>
-        <w:ind w:start="1146" w:hanging="360"/>
-      </w:pPr>
-      <w:rPr/>
+      <w:numFmt w:val="none"/>
+      <w:suff w:val="nothing"/>
+      <w:lvlText w:val=""/>
+      <w:lvlJc w:val="start"/>
+      <w:pPr>
+        <w:tabs>
+          <w:tab w:val="num" w:pos="0"/>
+        </w:tabs>
+        <w:ind w:start="0" w:hanging="0"/>
+      </w:pPr>
     </w:lvl>
     <w:lvl w:ilvl="1">
       <w:start w:val="1"/>
-      <w:numFmt w:val="decimal"/>
-      <w:lvlText w:val="%2."/>
-      <w:lvlJc w:val="start"/>
-      <w:pPr>
-        <w:tabs>
-          <w:tab w:val="num" w:pos="1506"/>
-        </w:tabs>
-        <w:ind w:start="1506" w:hanging="360"/>
-      </w:pPr>
-      <w:rPr/>
+      <w:numFmt w:val="none"/>
+      <w:suff w:val="nothing"/>
+      <w:lvlText w:val=""/>
+      <w:lvlJc w:val="start"/>
+      <w:pPr>
+        <w:tabs>
+          <w:tab w:val="num" w:pos="0"/>
+        </w:tabs>
+        <w:ind w:start="0" w:hanging="0"/>
+      </w:pPr>
     </w:lvl>
     <w:lvl w:ilvl="2">
       <w:start w:val="1"/>
-      <w:numFmt w:val="decimal"/>
-      <w:lvlText w:val="%3."/>
-      <w:lvlJc w:val="start"/>
-      <w:pPr>
-        <w:tabs>
-          <w:tab w:val="num" w:pos="1866"/>
-        </w:tabs>
-        <w:ind w:start="1866" w:hanging="360"/>
-      </w:pPr>
-      <w:rPr/>
+      <w:numFmt w:val="none"/>
+      <w:suff w:val="nothing"/>
+      <w:lvlText w:val=""/>
+      <w:lvlJc w:val="start"/>
+      <w:pPr>
+        <w:tabs>
+          <w:tab w:val="num" w:pos="0"/>
+        </w:tabs>
+        <w:ind w:start="0" w:hanging="0"/>
+      </w:pPr>
     </w:lvl>
     <w:lvl w:ilvl="3">
       <w:start w:val="1"/>
-      <w:numFmt w:val="decimal"/>
-      <w:lvlText w:val="%4."/>
-      <w:lvlJc w:val="start"/>
-      <w:pPr>
-        <w:tabs>
-          <w:tab w:val="num" w:pos="2226"/>
-        </w:tabs>
-        <w:ind w:start="2226" w:hanging="360"/>
-      </w:pPr>
-      <w:rPr/>
+      <w:numFmt w:val="none"/>
+      <w:suff w:val="nothing"/>
+      <w:lvlText w:val=""/>
+      <w:lvlJc w:val="start"/>
+      <w:pPr>
+        <w:tabs>
+          <w:tab w:val="num" w:pos="0"/>
+        </w:tabs>
+        <w:ind w:start="0" w:hanging="0"/>
+      </w:pPr>
     </w:lvl>
     <w:lvl w:ilvl="4">
       <w:start w:val="1"/>
-      <w:numFmt w:val="decimal"/>
-      <w:lvlText w:val="%5."/>
-      <w:lvlJc w:val="start"/>
-      <w:pPr>
-        <w:tabs>
-          <w:tab w:val="num" w:pos="2586"/>
-        </w:tabs>
-        <w:ind w:start="2586" w:hanging="360"/>
-      </w:pPr>
-      <w:rPr/>
+      <w:numFmt w:val="none"/>
+      <w:suff w:val="nothing"/>
+      <w:lvlText w:val=""/>
+      <w:lvlJc w:val="start"/>
+      <w:pPr>
+        <w:tabs>
+          <w:tab w:val="num" w:pos="0"/>
+        </w:tabs>
+        <w:ind w:start="0" w:hanging="0"/>
+      </w:pPr>
     </w:lvl>
     <w:lvl w:ilvl="5">
       <w:start w:val="1"/>
-      <w:numFmt w:val="decimal"/>
-      <w:lvlText w:val="%6."/>
-      <w:lvlJc w:val="start"/>
-      <w:pPr>
-        <w:tabs>
-          <w:tab w:val="num" w:pos="2946"/>
-        </w:tabs>
-        <w:ind w:start="2946" w:hanging="360"/>
-      </w:pPr>
-      <w:rPr/>
+      <w:numFmt w:val="none"/>
+      <w:suff w:val="nothing"/>
+      <w:lvlText w:val=""/>
+      <w:lvlJc w:val="start"/>
+      <w:pPr>
+        <w:tabs>
+          <w:tab w:val="num" w:pos="0"/>
+        </w:tabs>
+        <w:ind w:start="0" w:hanging="0"/>
+      </w:pPr>
     </w:lvl>
     <w:lvl w:ilvl="6">
       <w:start w:val="1"/>
-      <w:numFmt w:val="decimal"/>
-      <w:lvlText w:val="%7."/>
-      <w:lvlJc w:val="start"/>
-      <w:pPr>
-        <w:tabs>
-          <w:tab w:val="num" w:pos="3306"/>
-        </w:tabs>
-        <w:ind w:start="3306" w:hanging="360"/>
-      </w:pPr>
-      <w:rPr/>
+      <w:numFmt w:val="none"/>
+      <w:suff w:val="nothing"/>
+      <w:lvlText w:val=""/>
+      <w:lvlJc w:val="start"/>
+      <w:pPr>
+        <w:tabs>
+          <w:tab w:val="num" w:pos="0"/>
+        </w:tabs>
+        <w:ind w:start="0" w:hanging="0"/>
+      </w:pPr>
     </w:lvl>
     <w:lvl w:ilvl="7">
       <w:start w:val="1"/>
-      <w:numFmt w:val="decimal"/>
-      <w:lvlText w:val="%8."/>
-      <w:lvlJc w:val="start"/>
-      <w:pPr>
-        <w:tabs>
-          <w:tab w:val="num" w:pos="3666"/>
-        </w:tabs>
-        <w:ind w:start="3666" w:hanging="360"/>
-      </w:pPr>
-      <w:rPr/>
+      <w:numFmt w:val="none"/>
+      <w:suff w:val="nothing"/>
+      <w:lvlText w:val=""/>
+      <w:lvlJc w:val="start"/>
+      <w:pPr>
+        <w:tabs>
+          <w:tab w:val="num" w:pos="0"/>
+        </w:tabs>
+        <w:ind w:start="0" w:hanging="0"/>
+      </w:pPr>
     </w:lvl>
     <w:lvl w:ilvl="8">
       <w:start w:val="1"/>
-      <w:numFmt w:val="decimal"/>
-      <w:lvlText w:val="%9."/>
-      <w:lvlJc w:val="start"/>
-      <w:pPr>
-        <w:tabs>
-          <w:tab w:val="num" w:pos="4026"/>
-        </w:tabs>
-        <w:ind w:start="4026" w:hanging="360"/>
-      </w:pPr>
-      <w:rPr/>
+      <w:numFmt w:val="none"/>
+      <w:suff w:val="nothing"/>
+      <w:lvlText w:val=""/>
+      <w:lvlJc w:val="start"/>
+      <w:pPr>
+        <w:tabs>
+          <w:tab w:val="num" w:pos="0"/>
+        </w:tabs>
+        <w:ind w:start="0" w:hanging="0"/>
+      </w:pPr>
     </w:lvl>
   </w:abstractNum>
   <w:num w:numId="1">
@@ -15839,9 +16008,7 @@
     <w:pPr>
       <w:widowControl/>
       <w:suppressAutoHyphens w:val="true"/>
-      <w:kinsoku w:val="true"/>
-      <w:overflowPunct w:val="true"/>
-      <w:autoSpaceDE w:val="true"/>
+      <w:overflowPunct w:val="false"/>
       <w:bidi w:val="0"/>
       <w:spacing w:before="0" w:after="0"/>
       <w:jc w:val="start"/>
@@ -15856,7 +16023,7 @@
     </w:rPr>
   </w:style>
   <w:style w:type="paragraph" w:styleId="Heading2">
-    <w:name w:val="heading 2"/>
+    <w:name w:val="Heading 2"/>
     <w:basedOn w:val="Heading"/>
     <w:next w:val="BodyText"/>
     <w:qFormat/>
@@ -15873,7 +16040,7 @@
     </w:rPr>
   </w:style>
   <w:style w:type="paragraph" w:styleId="Heading3">
-    <w:name w:val="heading 3"/>
+    <w:name w:val="Heading 3"/>
     <w:basedOn w:val="Heading"/>
     <w:next w:val="BodyText"/>
     <w:qFormat/>
@@ -15894,7 +16061,7 @@
     </w:rPr>
   </w:style>
   <w:style w:type="paragraph" w:styleId="Heading4">
-    <w:name w:val="heading 4"/>
+    <w:name w:val="Heading 4"/>
     <w:basedOn w:val="Heading"/>
     <w:next w:val="BodyText"/>
     <w:qFormat/>
@@ -15924,8 +16091,8 @@
       <w:u w:val="single"/>
     </w:rPr>
   </w:style>
-  <w:style w:type="character" w:styleId="Bulletsuser">
-    <w:name w:val="Bullets (user)"/>
+  <w:style w:type="character" w:styleId="Bullets">
+    <w:name w:val="Bullets"/>
     <w:qFormat/>
     <w:rPr>
       <w:rFonts w:ascii="OpenSymbol" w:hAnsi="OpenSymbol" w:eastAsia="OpenSymbol" w:cs="OpenSymbol"/>
@@ -15950,13 +16117,6 @@
     <w:name w:val="Numbering Symbols"/>
     <w:qFormat/>
     <w:rPr/>
-  </w:style>
-  <w:style w:type="character" w:styleId="Bullets">
-    <w:name w:val="Bullets"/>
-    <w:qFormat/>
-    <w:rPr>
-      <w:rFonts w:ascii="OpenSymbol" w:hAnsi="OpenSymbol" w:eastAsia="OpenSymbol" w:cs="OpenSymbol"/>
-    </w:rPr>
   </w:style>
   <w:style w:type="character" w:styleId="Emphasis">
     <w:name w:val="Emphasis"/>
@@ -15998,7 +16158,7 @@
     </w:rPr>
   </w:style>
   <w:style w:type="paragraph" w:styleId="Caption">
-    <w:name w:val="caption"/>
+    <w:name w:val="Caption"/>
     <w:basedOn w:val="Normal"/>
     <w:qFormat/>
     <w:pPr>
@@ -16059,13 +16219,6 @@
       <w:b/>
       <w:bCs/>
     </w:rPr>
-  </w:style>
-  <w:style w:type="paragraph" w:styleId="FrameContentsuser">
-    <w:name w:val="Frame Contents (user)"/>
-    <w:basedOn w:val="Normal"/>
-    <w:qFormat/>
-    <w:pPr/>
-    <w:rPr/>
   </w:style>
   <w:style w:type="paragraph" w:styleId="FrameContents">
     <w:name w:val="Frame Contents"/>
